--- a/docs/SRS_Documents/YallaMarket_Final_Report.docx
+++ b/docs/SRS_Documents/YallaMarket_Final_Report.docx
@@ -7,7 +7,6 @@
         <w:spacing w:before="1200"/>
         <w:jc w:val="center"/>
       </w:pPr>
-      <w:proofErr w:type="spellStart"/>
       <w:r>
         <w:rPr>
           <w:b/>
@@ -16,7 +15,6 @@
         </w:rPr>
         <w:t>YallaMarket</w:t>
       </w:r>
-      <w:proofErr w:type="spellEnd"/>
     </w:p>
     <w:p>
       <w:pPr>
@@ -153,13 +151,8 @@
           </w:tcPr>
           <w:p>
             <w:r>
-              <w:t xml:space="preserve">Dr. Firas </w:t>
-            </w:r>
-            <w:proofErr w:type="spellStart"/>
-            <w:r>
-              <w:t>Shakaa</w:t>
-            </w:r>
-            <w:proofErr w:type="spellEnd"/>
+              <w:t>Dr. Firas Shakaa</w:t>
+            </w:r>
           </w:p>
         </w:tc>
       </w:tr>
@@ -403,17 +396,8 @@
                 <w:b/>
                 <w:color w:val="173B63"/>
               </w:rPr>
-              <w:t xml:space="preserve">Hamed </w:t>
-            </w:r>
-            <w:proofErr w:type="spellStart"/>
-            <w:r>
-              <w:rPr>
-                <w:b/>
-                <w:color w:val="173B63"/>
-              </w:rPr>
-              <w:t>Bizreh</w:t>
-            </w:r>
-            <w:proofErr w:type="spellEnd"/>
+              <w:t>Hamed Bizreh</w:t>
+            </w:r>
           </w:p>
         </w:tc>
         <w:tc>
@@ -509,7 +493,13 @@
               <w:tab w:val="right" w:leader="dot" w:pos="9739"/>
             </w:tabs>
             <w:rPr>
+              <w:rFonts w:asciiTheme="minorHAnsi" w:eastAsiaTheme="minorEastAsia" w:hAnsiTheme="minorHAnsi"/>
               <w:noProof/>
+              <w:color w:val="auto"/>
+              <w:kern w:val="2"/>
+              <w:sz w:val="24"/>
+              <w:szCs w:val="24"/>
+              <w14:ligatures w14:val="standardContextual"/>
             </w:rPr>
           </w:pPr>
           <w:r>
@@ -521,13 +511,13 @@
           <w:r>
             <w:fldChar w:fldCharType="separate"/>
           </w:r>
-          <w:hyperlink w:anchor="_Toc229498801" w:history="1">
+          <w:hyperlink w:anchor="_Toc230031361" w:history="1">
             <w:r>
               <w:rPr>
                 <w:rStyle w:val="Hyperlink"/>
                 <w:noProof/>
               </w:rPr>
-              <w:t>Table of Contents</w:t>
+              <w:t>1. Executive Summary</w:t>
             </w:r>
             <w:r>
               <w:rPr>
@@ -549,7 +539,7 @@
                 <w:noProof/>
                 <w:webHidden/>
               </w:rPr>
-              <w:instrText xml:space="preserve"> PAGEREF _Toc229498801 \h </w:instrText>
+              <w:instrText xml:space="preserve"> PAGEREF _Toc230031361 \h </w:instrText>
             </w:r>
             <w:r>
               <w:rPr>
@@ -571,7 +561,7 @@
                 <w:noProof/>
                 <w:webHidden/>
               </w:rPr>
-              <w:t>2</w:t>
+              <w:t>4</w:t>
             </w:r>
             <w:r>
               <w:rPr>
@@ -590,16 +580,22 @@
               <w:tab w:val="right" w:leader="dot" w:pos="9739"/>
             </w:tabs>
             <w:rPr>
+              <w:rFonts w:asciiTheme="minorHAnsi" w:eastAsiaTheme="minorEastAsia" w:hAnsiTheme="minorHAnsi"/>
               <w:noProof/>
+              <w:color w:val="auto"/>
+              <w:kern w:val="2"/>
+              <w:sz w:val="24"/>
+              <w:szCs w:val="24"/>
+              <w14:ligatures w14:val="standardContextual"/>
             </w:rPr>
           </w:pPr>
-          <w:hyperlink w:anchor="_Toc229498802" w:history="1">
+          <w:hyperlink w:anchor="_Toc230031362" w:history="1">
             <w:r>
               <w:rPr>
                 <w:rStyle w:val="Hyperlink"/>
                 <w:noProof/>
               </w:rPr>
-              <w:t>1. Executive Summary</w:t>
+              <w:t>2. Project Overview and Problem Definition</w:t>
             </w:r>
             <w:r>
               <w:rPr>
@@ -621,7 +617,7 @@
                 <w:noProof/>
                 <w:webHidden/>
               </w:rPr>
-              <w:instrText xml:space="preserve"> PAGEREF _Toc229498802 \h </w:instrText>
+              <w:instrText xml:space="preserve"> PAGEREF _Toc230031362 \h </w:instrText>
             </w:r>
             <w:r>
               <w:rPr>
@@ -643,7 +639,163 @@
                 <w:noProof/>
                 <w:webHidden/>
               </w:rPr>
-              <w:t>3</w:t>
+              <w:t>4</w:t>
+            </w:r>
+            <w:r>
+              <w:rPr>
+                <w:rStyle w:val="Hyperlink"/>
+                <w:noProof/>
+                <w:rtl/>
+              </w:rPr>
+              <w:fldChar w:fldCharType="end"/>
+            </w:r>
+          </w:hyperlink>
+        </w:p>
+        <w:p>
+          <w:pPr>
+            <w:pStyle w:val="TOC2"/>
+            <w:tabs>
+              <w:tab w:val="right" w:leader="dot" w:pos="9739"/>
+            </w:tabs>
+            <w:rPr>
+              <w:rFonts w:asciiTheme="minorHAnsi" w:eastAsiaTheme="minorEastAsia" w:hAnsiTheme="minorHAnsi"/>
+              <w:noProof/>
+              <w:color w:val="auto"/>
+              <w:kern w:val="2"/>
+              <w:sz w:val="24"/>
+              <w:szCs w:val="24"/>
+              <w14:ligatures w14:val="standardContextual"/>
+            </w:rPr>
+          </w:pPr>
+          <w:hyperlink w:anchor="_Toc230031363" w:history="1">
+            <w:r>
+              <w:rPr>
+                <w:rStyle w:val="Hyperlink"/>
+                <w:noProof/>
+              </w:rPr>
+              <w:t>2.1 Problem Definition</w:t>
+            </w:r>
+            <w:r>
+              <w:rPr>
+                <w:noProof/>
+                <w:webHidden/>
+              </w:rPr>
+              <w:tab/>
+            </w:r>
+            <w:r>
+              <w:rPr>
+                <w:rStyle w:val="Hyperlink"/>
+                <w:noProof/>
+                <w:rtl/>
+              </w:rPr>
+              <w:fldChar w:fldCharType="begin"/>
+            </w:r>
+            <w:r>
+              <w:rPr>
+                <w:noProof/>
+                <w:webHidden/>
+              </w:rPr>
+              <w:instrText xml:space="preserve"> PAGEREF _Toc230031363 \h </w:instrText>
+            </w:r>
+            <w:r>
+              <w:rPr>
+                <w:rStyle w:val="Hyperlink"/>
+                <w:noProof/>
+                <w:rtl/>
+              </w:rPr>
+            </w:r>
+            <w:r>
+              <w:rPr>
+                <w:rStyle w:val="Hyperlink"/>
+                <w:noProof/>
+                <w:rtl/>
+              </w:rPr>
+              <w:fldChar w:fldCharType="separate"/>
+            </w:r>
+            <w:r>
+              <w:rPr>
+                <w:noProof/>
+                <w:webHidden/>
+              </w:rPr>
+              <w:t>4</w:t>
+            </w:r>
+            <w:r>
+              <w:rPr>
+                <w:rStyle w:val="Hyperlink"/>
+                <w:noProof/>
+                <w:rtl/>
+              </w:rPr>
+              <w:fldChar w:fldCharType="end"/>
+            </w:r>
+          </w:hyperlink>
+        </w:p>
+        <w:p>
+          <w:pPr>
+            <w:pStyle w:val="TOC2"/>
+            <w:tabs>
+              <w:tab w:val="right" w:leader="dot" w:pos="9739"/>
+            </w:tabs>
+            <w:rPr>
+              <w:rFonts w:asciiTheme="minorHAnsi" w:eastAsiaTheme="minorEastAsia" w:hAnsiTheme="minorHAnsi"/>
+              <w:noProof/>
+              <w:color w:val="auto"/>
+              <w:kern w:val="2"/>
+              <w:sz w:val="24"/>
+              <w:szCs w:val="24"/>
+              <w14:ligatures w14:val="standardContextual"/>
+            </w:rPr>
+          </w:pPr>
+          <w:hyperlink w:anchor="_Toc230031364" w:history="1">
+            <w:r>
+              <w:rPr>
+                <w:rStyle w:val="Hyperlink"/>
+                <w:noProof/>
+              </w:rPr>
+              <w:t>2.2 Product Scope</w:t>
+            </w:r>
+            <w:r>
+              <w:rPr>
+                <w:noProof/>
+                <w:webHidden/>
+              </w:rPr>
+              <w:tab/>
+            </w:r>
+            <w:r>
+              <w:rPr>
+                <w:rStyle w:val="Hyperlink"/>
+                <w:noProof/>
+                <w:rtl/>
+              </w:rPr>
+              <w:fldChar w:fldCharType="begin"/>
+            </w:r>
+            <w:r>
+              <w:rPr>
+                <w:noProof/>
+                <w:webHidden/>
+              </w:rPr>
+              <w:instrText xml:space="preserve"> PAGEREF _Toc230031364 \h </w:instrText>
+            </w:r>
+            <w:r>
+              <w:rPr>
+                <w:rStyle w:val="Hyperlink"/>
+                <w:noProof/>
+                <w:rtl/>
+              </w:rPr>
+            </w:r>
+            <w:r>
+              <w:rPr>
+                <w:rStyle w:val="Hyperlink"/>
+                <w:noProof/>
+                <w:rtl/>
+              </w:rPr>
+              <w:fldChar w:fldCharType="separate"/>
+            </w:r>
+            <w:r>
+              <w:rPr>
+                <w:noProof/>
+                <w:webHidden/>
+              </w:rPr>
+              <w:t>4</w:t>
             </w:r>
             <w:r>
               <w:rPr>
@@ -662,16 +814,22 @@
               <w:tab w:val="right" w:leader="dot" w:pos="9739"/>
             </w:tabs>
             <w:rPr>
+              <w:rFonts w:asciiTheme="minorHAnsi" w:eastAsiaTheme="minorEastAsia" w:hAnsiTheme="minorHAnsi"/>
               <w:noProof/>
+              <w:color w:val="auto"/>
+              <w:kern w:val="2"/>
+              <w:sz w:val="24"/>
+              <w:szCs w:val="24"/>
+              <w14:ligatures w14:val="standardContextual"/>
             </w:rPr>
           </w:pPr>
-          <w:hyperlink w:anchor="_Toc229498803" w:history="1">
+          <w:hyperlink w:anchor="_Toc230031365" w:history="1">
             <w:r>
               <w:rPr>
                 <w:rStyle w:val="Hyperlink"/>
                 <w:noProof/>
               </w:rPr>
-              <w:t>2. Project Overview and Problem Definition</w:t>
+              <w:t>3. Stakeholder Analysis</w:t>
             </w:r>
             <w:r>
               <w:rPr>
@@ -693,7 +851,7 @@
                 <w:noProof/>
                 <w:webHidden/>
               </w:rPr>
-              <w:instrText xml:space="preserve"> PAGEREF _Toc229498803 \h </w:instrText>
+              <w:instrText xml:space="preserve"> PAGEREF _Toc230031365 \h </w:instrText>
             </w:r>
             <w:r>
               <w:rPr>
@@ -715,7 +873,85 @@
                 <w:noProof/>
                 <w:webHidden/>
               </w:rPr>
-              <w:t>3</w:t>
+              <w:t>4</w:t>
+            </w:r>
+            <w:r>
+              <w:rPr>
+                <w:rStyle w:val="Hyperlink"/>
+                <w:noProof/>
+                <w:rtl/>
+              </w:rPr>
+              <w:fldChar w:fldCharType="end"/>
+            </w:r>
+          </w:hyperlink>
+        </w:p>
+        <w:p>
+          <w:pPr>
+            <w:pStyle w:val="TOC1"/>
+            <w:tabs>
+              <w:tab w:val="right" w:leader="dot" w:pos="9739"/>
+            </w:tabs>
+            <w:rPr>
+              <w:rFonts w:asciiTheme="minorHAnsi" w:eastAsiaTheme="minorEastAsia" w:hAnsiTheme="minorHAnsi"/>
+              <w:noProof/>
+              <w:color w:val="auto"/>
+              <w:kern w:val="2"/>
+              <w:sz w:val="24"/>
+              <w:szCs w:val="24"/>
+              <w14:ligatures w14:val="standardContextual"/>
+            </w:rPr>
+          </w:pPr>
+          <w:hyperlink w:anchor="_Toc230031366" w:history="1">
+            <w:r>
+              <w:rPr>
+                <w:rStyle w:val="Hyperlink"/>
+                <w:noProof/>
+              </w:rPr>
+              <w:t>4. Requirements Summary</w:t>
+            </w:r>
+            <w:r>
+              <w:rPr>
+                <w:noProof/>
+                <w:webHidden/>
+              </w:rPr>
+              <w:tab/>
+            </w:r>
+            <w:r>
+              <w:rPr>
+                <w:rStyle w:val="Hyperlink"/>
+                <w:noProof/>
+                <w:rtl/>
+              </w:rPr>
+              <w:fldChar w:fldCharType="begin"/>
+            </w:r>
+            <w:r>
+              <w:rPr>
+                <w:noProof/>
+                <w:webHidden/>
+              </w:rPr>
+              <w:instrText xml:space="preserve"> PAGEREF _Toc230031366 \h </w:instrText>
+            </w:r>
+            <w:r>
+              <w:rPr>
+                <w:rStyle w:val="Hyperlink"/>
+                <w:noProof/>
+                <w:rtl/>
+              </w:rPr>
+            </w:r>
+            <w:r>
+              <w:rPr>
+                <w:rStyle w:val="Hyperlink"/>
+                <w:noProof/>
+                <w:rtl/>
+              </w:rPr>
+              <w:fldChar w:fldCharType="separate"/>
+            </w:r>
+            <w:r>
+              <w:rPr>
+                <w:noProof/>
+                <w:webHidden/>
+              </w:rPr>
+              <w:t>5</w:t>
             </w:r>
             <w:r>
               <w:rPr>
@@ -734,16 +970,22 @@
               <w:tab w:val="right" w:leader="dot" w:pos="9739"/>
             </w:tabs>
             <w:rPr>
+              <w:rFonts w:asciiTheme="minorHAnsi" w:eastAsiaTheme="minorEastAsia" w:hAnsiTheme="minorHAnsi"/>
               <w:noProof/>
+              <w:color w:val="auto"/>
+              <w:kern w:val="2"/>
+              <w:sz w:val="24"/>
+              <w:szCs w:val="24"/>
+              <w14:ligatures w14:val="standardContextual"/>
             </w:rPr>
           </w:pPr>
-          <w:hyperlink w:anchor="_Toc229498804" w:history="1">
+          <w:hyperlink w:anchor="_Toc230031367" w:history="1">
             <w:r>
               <w:rPr>
                 <w:rStyle w:val="Hyperlink"/>
                 <w:noProof/>
               </w:rPr>
-              <w:t>2.1 Problem Definition</w:t>
+              <w:t>4.1 Functional Requirements Summary</w:t>
             </w:r>
             <w:r>
               <w:rPr>
@@ -765,7 +1007,7 @@
                 <w:noProof/>
                 <w:webHidden/>
               </w:rPr>
-              <w:instrText xml:space="preserve"> PAGEREF _Toc229498804 \h </w:instrText>
+              <w:instrText xml:space="preserve"> PAGEREF _Toc230031367 \h </w:instrText>
             </w:r>
             <w:r>
               <w:rPr>
@@ -787,7 +1029,7 @@
                 <w:noProof/>
                 <w:webHidden/>
               </w:rPr>
-              <w:t>3</w:t>
+              <w:t>5</w:t>
             </w:r>
             <w:r>
               <w:rPr>
@@ -806,16 +1048,22 @@
               <w:tab w:val="right" w:leader="dot" w:pos="9739"/>
             </w:tabs>
             <w:rPr>
+              <w:rFonts w:asciiTheme="minorHAnsi" w:eastAsiaTheme="minorEastAsia" w:hAnsiTheme="minorHAnsi"/>
               <w:noProof/>
+              <w:color w:val="auto"/>
+              <w:kern w:val="2"/>
+              <w:sz w:val="24"/>
+              <w:szCs w:val="24"/>
+              <w14:ligatures w14:val="standardContextual"/>
             </w:rPr>
           </w:pPr>
-          <w:hyperlink w:anchor="_Toc229498805" w:history="1">
+          <w:hyperlink w:anchor="_Toc230031368" w:history="1">
             <w:r>
               <w:rPr>
                 <w:rStyle w:val="Hyperlink"/>
                 <w:noProof/>
               </w:rPr>
-              <w:t>2.2 Product Scope</w:t>
+              <w:t>4.2 Non-Functional Requirements Summary</w:t>
             </w:r>
             <w:r>
               <w:rPr>
@@ -837,7 +1085,7 @@
                 <w:noProof/>
                 <w:webHidden/>
               </w:rPr>
-              <w:instrText xml:space="preserve"> PAGEREF _Toc229498805 \h </w:instrText>
+              <w:instrText xml:space="preserve"> PAGEREF _Toc230031368 \h </w:instrText>
             </w:r>
             <w:r>
               <w:rPr>
@@ -859,7 +1107,7 @@
                 <w:noProof/>
                 <w:webHidden/>
               </w:rPr>
-              <w:t>3</w:t>
+              <w:t>5</w:t>
             </w:r>
             <w:r>
               <w:rPr>
@@ -878,16 +1126,22 @@
               <w:tab w:val="right" w:leader="dot" w:pos="9739"/>
             </w:tabs>
             <w:rPr>
+              <w:rFonts w:asciiTheme="minorHAnsi" w:eastAsiaTheme="minorEastAsia" w:hAnsiTheme="minorHAnsi"/>
               <w:noProof/>
+              <w:color w:val="auto"/>
+              <w:kern w:val="2"/>
+              <w:sz w:val="24"/>
+              <w:szCs w:val="24"/>
+              <w14:ligatures w14:val="standardContextual"/>
             </w:rPr>
           </w:pPr>
-          <w:hyperlink w:anchor="_Toc229498806" w:history="1">
+          <w:hyperlink w:anchor="_Toc230031369" w:history="1">
             <w:r>
               <w:rPr>
                 <w:rStyle w:val="Hyperlink"/>
                 <w:noProof/>
               </w:rPr>
-              <w:t>3. Stakeholder Analysis</w:t>
+              <w:t>5. System Architecture and Technology Stack</w:t>
             </w:r>
             <w:r>
               <w:rPr>
@@ -909,7 +1163,7 @@
                 <w:noProof/>
                 <w:webHidden/>
               </w:rPr>
-              <w:instrText xml:space="preserve"> PAGEREF _Toc229498806 \h </w:instrText>
+              <w:instrText xml:space="preserve"> PAGEREF _Toc230031369 \h </w:instrText>
             </w:r>
             <w:r>
               <w:rPr>
@@ -931,7 +1185,7 @@
                 <w:noProof/>
                 <w:webHidden/>
               </w:rPr>
-              <w:t>3</w:t>
+              <w:t>5</w:t>
             </w:r>
             <w:r>
               <w:rPr>
@@ -950,16 +1204,22 @@
               <w:tab w:val="right" w:leader="dot" w:pos="9739"/>
             </w:tabs>
             <w:rPr>
+              <w:rFonts w:asciiTheme="minorHAnsi" w:eastAsiaTheme="minorEastAsia" w:hAnsiTheme="minorHAnsi"/>
               <w:noProof/>
+              <w:color w:val="auto"/>
+              <w:kern w:val="2"/>
+              <w:sz w:val="24"/>
+              <w:szCs w:val="24"/>
+              <w14:ligatures w14:val="standardContextual"/>
             </w:rPr>
           </w:pPr>
-          <w:hyperlink w:anchor="_Toc229498807" w:history="1">
+          <w:hyperlink w:anchor="_Toc230031370" w:history="1">
             <w:r>
               <w:rPr>
                 <w:rStyle w:val="Hyperlink"/>
                 <w:noProof/>
               </w:rPr>
-              <w:t>4. Requirements Summary</w:t>
+              <w:t>6. System Design Document (SDD)</w:t>
             </w:r>
             <w:r>
               <w:rPr>
@@ -981,7 +1241,7 @@
                 <w:noProof/>
                 <w:webHidden/>
               </w:rPr>
-              <w:instrText xml:space="preserve"> PAGEREF _Toc229498807 \h </w:instrText>
+              <w:instrText xml:space="preserve"> PAGEREF _Toc230031370 \h </w:instrText>
             </w:r>
             <w:r>
               <w:rPr>
@@ -1003,7 +1263,553 @@
                 <w:noProof/>
                 <w:webHidden/>
               </w:rPr>
-              <w:t>4</w:t>
+              <w:t>6</w:t>
+            </w:r>
+            <w:r>
+              <w:rPr>
+                <w:rStyle w:val="Hyperlink"/>
+                <w:noProof/>
+                <w:rtl/>
+              </w:rPr>
+              <w:fldChar w:fldCharType="end"/>
+            </w:r>
+          </w:hyperlink>
+        </w:p>
+        <w:p>
+          <w:pPr>
+            <w:pStyle w:val="TOC1"/>
+            <w:tabs>
+              <w:tab w:val="right" w:leader="dot" w:pos="9739"/>
+            </w:tabs>
+            <w:rPr>
+              <w:rFonts w:asciiTheme="minorHAnsi" w:eastAsiaTheme="minorEastAsia" w:hAnsiTheme="minorHAnsi"/>
+              <w:noProof/>
+              <w:color w:val="auto"/>
+              <w:kern w:val="2"/>
+              <w:sz w:val="24"/>
+              <w:szCs w:val="24"/>
+              <w14:ligatures w14:val="standardContextual"/>
+            </w:rPr>
+          </w:pPr>
+          <w:hyperlink w:anchor="_Toc230031371" w:history="1">
+            <w:r>
+              <w:rPr>
+                <w:rStyle w:val="Hyperlink"/>
+                <w:noProof/>
+              </w:rPr>
+              <w:t>6.1 Use Case Diagram</w:t>
+            </w:r>
+            <w:r>
+              <w:rPr>
+                <w:noProof/>
+                <w:webHidden/>
+              </w:rPr>
+              <w:tab/>
+            </w:r>
+            <w:r>
+              <w:rPr>
+                <w:rStyle w:val="Hyperlink"/>
+                <w:noProof/>
+                <w:rtl/>
+              </w:rPr>
+              <w:fldChar w:fldCharType="begin"/>
+            </w:r>
+            <w:r>
+              <w:rPr>
+                <w:noProof/>
+                <w:webHidden/>
+              </w:rPr>
+              <w:instrText xml:space="preserve"> PAGEREF _Toc230031371 \h </w:instrText>
+            </w:r>
+            <w:r>
+              <w:rPr>
+                <w:rStyle w:val="Hyperlink"/>
+                <w:noProof/>
+                <w:rtl/>
+              </w:rPr>
+            </w:r>
+            <w:r>
+              <w:rPr>
+                <w:rStyle w:val="Hyperlink"/>
+                <w:noProof/>
+                <w:rtl/>
+              </w:rPr>
+              <w:fldChar w:fldCharType="separate"/>
+            </w:r>
+            <w:r>
+              <w:rPr>
+                <w:noProof/>
+                <w:webHidden/>
+              </w:rPr>
+              <w:t>7</w:t>
+            </w:r>
+            <w:r>
+              <w:rPr>
+                <w:rStyle w:val="Hyperlink"/>
+                <w:noProof/>
+                <w:rtl/>
+              </w:rPr>
+              <w:fldChar w:fldCharType="end"/>
+            </w:r>
+          </w:hyperlink>
+        </w:p>
+        <w:p>
+          <w:pPr>
+            <w:pStyle w:val="TOC1"/>
+            <w:tabs>
+              <w:tab w:val="right" w:leader="dot" w:pos="9739"/>
+            </w:tabs>
+            <w:rPr>
+              <w:rFonts w:asciiTheme="minorHAnsi" w:eastAsiaTheme="minorEastAsia" w:hAnsiTheme="minorHAnsi"/>
+              <w:noProof/>
+              <w:color w:val="auto"/>
+              <w:kern w:val="2"/>
+              <w:sz w:val="24"/>
+              <w:szCs w:val="24"/>
+              <w14:ligatures w14:val="standardContextual"/>
+            </w:rPr>
+          </w:pPr>
+          <w:hyperlink w:anchor="_Toc230031372" w:history="1">
+            <w:r>
+              <w:rPr>
+                <w:rStyle w:val="Hyperlink"/>
+                <w:noProof/>
+              </w:rPr>
+              <w:t>6.2 Class Diagram</w:t>
+            </w:r>
+            <w:r>
+              <w:rPr>
+                <w:noProof/>
+                <w:webHidden/>
+              </w:rPr>
+              <w:tab/>
+            </w:r>
+            <w:r>
+              <w:rPr>
+                <w:rStyle w:val="Hyperlink"/>
+                <w:noProof/>
+                <w:rtl/>
+              </w:rPr>
+              <w:fldChar w:fldCharType="begin"/>
+            </w:r>
+            <w:r>
+              <w:rPr>
+                <w:noProof/>
+                <w:webHidden/>
+              </w:rPr>
+              <w:instrText xml:space="preserve"> PAGEREF _Toc230031372 \h </w:instrText>
+            </w:r>
+            <w:r>
+              <w:rPr>
+                <w:rStyle w:val="Hyperlink"/>
+                <w:noProof/>
+                <w:rtl/>
+              </w:rPr>
+            </w:r>
+            <w:r>
+              <w:rPr>
+                <w:rStyle w:val="Hyperlink"/>
+                <w:noProof/>
+                <w:rtl/>
+              </w:rPr>
+              <w:fldChar w:fldCharType="separate"/>
+            </w:r>
+            <w:r>
+              <w:rPr>
+                <w:noProof/>
+                <w:webHidden/>
+              </w:rPr>
+              <w:t>8</w:t>
+            </w:r>
+            <w:r>
+              <w:rPr>
+                <w:rStyle w:val="Hyperlink"/>
+                <w:noProof/>
+                <w:rtl/>
+              </w:rPr>
+              <w:fldChar w:fldCharType="end"/>
+            </w:r>
+          </w:hyperlink>
+        </w:p>
+        <w:p>
+          <w:pPr>
+            <w:pStyle w:val="TOC1"/>
+            <w:tabs>
+              <w:tab w:val="right" w:leader="dot" w:pos="9739"/>
+            </w:tabs>
+            <w:rPr>
+              <w:rFonts w:asciiTheme="minorHAnsi" w:eastAsiaTheme="minorEastAsia" w:hAnsiTheme="minorHAnsi"/>
+              <w:noProof/>
+              <w:color w:val="auto"/>
+              <w:kern w:val="2"/>
+              <w:sz w:val="24"/>
+              <w:szCs w:val="24"/>
+              <w14:ligatures w14:val="standardContextual"/>
+            </w:rPr>
+          </w:pPr>
+          <w:hyperlink w:anchor="_Toc230031373" w:history="1">
+            <w:r>
+              <w:rPr>
+                <w:rStyle w:val="Hyperlink"/>
+                <w:noProof/>
+              </w:rPr>
+              <w:t>6.3 Sequence Diagrams</w:t>
+            </w:r>
+            <w:r>
+              <w:rPr>
+                <w:noProof/>
+                <w:webHidden/>
+              </w:rPr>
+              <w:tab/>
+            </w:r>
+            <w:r>
+              <w:rPr>
+                <w:rStyle w:val="Hyperlink"/>
+                <w:noProof/>
+                <w:rtl/>
+              </w:rPr>
+              <w:fldChar w:fldCharType="begin"/>
+            </w:r>
+            <w:r>
+              <w:rPr>
+                <w:noProof/>
+                <w:webHidden/>
+              </w:rPr>
+              <w:instrText xml:space="preserve"> PAGEREF _Toc230031373 \h </w:instrText>
+            </w:r>
+            <w:r>
+              <w:rPr>
+                <w:rStyle w:val="Hyperlink"/>
+                <w:noProof/>
+                <w:rtl/>
+              </w:rPr>
+            </w:r>
+            <w:r>
+              <w:rPr>
+                <w:rStyle w:val="Hyperlink"/>
+                <w:noProof/>
+                <w:rtl/>
+              </w:rPr>
+              <w:fldChar w:fldCharType="separate"/>
+            </w:r>
+            <w:r>
+              <w:rPr>
+                <w:noProof/>
+                <w:webHidden/>
+              </w:rPr>
+              <w:t>8</w:t>
+            </w:r>
+            <w:r>
+              <w:rPr>
+                <w:rStyle w:val="Hyperlink"/>
+                <w:noProof/>
+                <w:rtl/>
+              </w:rPr>
+              <w:fldChar w:fldCharType="end"/>
+            </w:r>
+          </w:hyperlink>
+        </w:p>
+        <w:p>
+          <w:pPr>
+            <w:pStyle w:val="TOC1"/>
+            <w:tabs>
+              <w:tab w:val="right" w:leader="dot" w:pos="9739"/>
+            </w:tabs>
+            <w:rPr>
+              <w:rFonts w:asciiTheme="minorHAnsi" w:eastAsiaTheme="minorEastAsia" w:hAnsiTheme="minorHAnsi"/>
+              <w:noProof/>
+              <w:color w:val="auto"/>
+              <w:kern w:val="2"/>
+              <w:sz w:val="24"/>
+              <w:szCs w:val="24"/>
+              <w14:ligatures w14:val="standardContextual"/>
+            </w:rPr>
+          </w:pPr>
+          <w:hyperlink w:anchor="_Toc230031374" w:history="1">
+            <w:r>
+              <w:rPr>
+                <w:rStyle w:val="Hyperlink"/>
+                <w:noProof/>
+              </w:rPr>
+              <w:t>6.3.1 Login / Logout Flow</w:t>
+            </w:r>
+            <w:r>
+              <w:rPr>
+                <w:noProof/>
+                <w:webHidden/>
+              </w:rPr>
+              <w:tab/>
+            </w:r>
+            <w:r>
+              <w:rPr>
+                <w:rStyle w:val="Hyperlink"/>
+                <w:noProof/>
+                <w:rtl/>
+              </w:rPr>
+              <w:fldChar w:fldCharType="begin"/>
+            </w:r>
+            <w:r>
+              <w:rPr>
+                <w:noProof/>
+                <w:webHidden/>
+              </w:rPr>
+              <w:instrText xml:space="preserve"> PAGEREF _Toc230031374 \h </w:instrText>
+            </w:r>
+            <w:r>
+              <w:rPr>
+                <w:rStyle w:val="Hyperlink"/>
+                <w:noProof/>
+                <w:rtl/>
+              </w:rPr>
+            </w:r>
+            <w:r>
+              <w:rPr>
+                <w:rStyle w:val="Hyperlink"/>
+                <w:noProof/>
+                <w:rtl/>
+              </w:rPr>
+              <w:fldChar w:fldCharType="separate"/>
+            </w:r>
+            <w:r>
+              <w:rPr>
+                <w:noProof/>
+                <w:webHidden/>
+              </w:rPr>
+              <w:t>10</w:t>
+            </w:r>
+            <w:r>
+              <w:rPr>
+                <w:rStyle w:val="Hyperlink"/>
+                <w:noProof/>
+                <w:rtl/>
+              </w:rPr>
+              <w:fldChar w:fldCharType="end"/>
+            </w:r>
+          </w:hyperlink>
+        </w:p>
+        <w:p>
+          <w:pPr>
+            <w:pStyle w:val="TOC1"/>
+            <w:tabs>
+              <w:tab w:val="right" w:leader="dot" w:pos="9739"/>
+            </w:tabs>
+            <w:rPr>
+              <w:rFonts w:asciiTheme="minorHAnsi" w:eastAsiaTheme="minorEastAsia" w:hAnsiTheme="minorHAnsi"/>
+              <w:noProof/>
+              <w:color w:val="auto"/>
+              <w:kern w:val="2"/>
+              <w:sz w:val="24"/>
+              <w:szCs w:val="24"/>
+              <w14:ligatures w14:val="standardContextual"/>
+            </w:rPr>
+          </w:pPr>
+          <w:hyperlink w:anchor="_Toc230031375" w:history="1">
+            <w:r>
+              <w:rPr>
+                <w:rStyle w:val="Hyperlink"/>
+                <w:noProof/>
+              </w:rPr>
+              <w:t>6.3.2 Language Switch Flow</w:t>
+            </w:r>
+            <w:r>
+              <w:rPr>
+                <w:noProof/>
+                <w:webHidden/>
+              </w:rPr>
+              <w:tab/>
+            </w:r>
+            <w:r>
+              <w:rPr>
+                <w:rStyle w:val="Hyperlink"/>
+                <w:noProof/>
+                <w:rtl/>
+              </w:rPr>
+              <w:fldChar w:fldCharType="begin"/>
+            </w:r>
+            <w:r>
+              <w:rPr>
+                <w:noProof/>
+                <w:webHidden/>
+              </w:rPr>
+              <w:instrText xml:space="preserve"> PAGEREF _Toc230031375 \h </w:instrText>
+            </w:r>
+            <w:r>
+              <w:rPr>
+                <w:rStyle w:val="Hyperlink"/>
+                <w:noProof/>
+                <w:rtl/>
+              </w:rPr>
+            </w:r>
+            <w:r>
+              <w:rPr>
+                <w:rStyle w:val="Hyperlink"/>
+                <w:noProof/>
+                <w:rtl/>
+              </w:rPr>
+              <w:fldChar w:fldCharType="separate"/>
+            </w:r>
+            <w:r>
+              <w:rPr>
+                <w:noProof/>
+                <w:webHidden/>
+              </w:rPr>
+              <w:t>11</w:t>
+            </w:r>
+            <w:r>
+              <w:rPr>
+                <w:rStyle w:val="Hyperlink"/>
+                <w:noProof/>
+                <w:rtl/>
+              </w:rPr>
+              <w:fldChar w:fldCharType="end"/>
+            </w:r>
+          </w:hyperlink>
+        </w:p>
+        <w:p>
+          <w:pPr>
+            <w:pStyle w:val="TOC1"/>
+            <w:tabs>
+              <w:tab w:val="right" w:leader="dot" w:pos="9739"/>
+            </w:tabs>
+            <w:rPr>
+              <w:rFonts w:asciiTheme="minorHAnsi" w:eastAsiaTheme="minorEastAsia" w:hAnsiTheme="minorHAnsi"/>
+              <w:noProof/>
+              <w:color w:val="auto"/>
+              <w:kern w:val="2"/>
+              <w:sz w:val="24"/>
+              <w:szCs w:val="24"/>
+              <w14:ligatures w14:val="standardContextual"/>
+            </w:rPr>
+          </w:pPr>
+          <w:hyperlink w:anchor="_Toc230031376" w:history="1">
+            <w:r>
+              <w:rPr>
+                <w:rStyle w:val="Hyperlink"/>
+                <w:noProof/>
+              </w:rPr>
+              <w:t>7. Database Design</w:t>
+            </w:r>
+            <w:r>
+              <w:rPr>
+                <w:noProof/>
+                <w:webHidden/>
+              </w:rPr>
+              <w:tab/>
+            </w:r>
+            <w:r>
+              <w:rPr>
+                <w:rStyle w:val="Hyperlink"/>
+                <w:noProof/>
+                <w:rtl/>
+              </w:rPr>
+              <w:fldChar w:fldCharType="begin"/>
+            </w:r>
+            <w:r>
+              <w:rPr>
+                <w:noProof/>
+                <w:webHidden/>
+              </w:rPr>
+              <w:instrText xml:space="preserve"> PAGEREF _Toc230031376 \h </w:instrText>
+            </w:r>
+            <w:r>
+              <w:rPr>
+                <w:rStyle w:val="Hyperlink"/>
+                <w:noProof/>
+                <w:rtl/>
+              </w:rPr>
+            </w:r>
+            <w:r>
+              <w:rPr>
+                <w:rStyle w:val="Hyperlink"/>
+                <w:noProof/>
+                <w:rtl/>
+              </w:rPr>
+              <w:fldChar w:fldCharType="separate"/>
+            </w:r>
+            <w:r>
+              <w:rPr>
+                <w:noProof/>
+                <w:webHidden/>
+              </w:rPr>
+              <w:t>12</w:t>
+            </w:r>
+            <w:r>
+              <w:rPr>
+                <w:rStyle w:val="Hyperlink"/>
+                <w:noProof/>
+                <w:rtl/>
+              </w:rPr>
+              <w:fldChar w:fldCharType="end"/>
+            </w:r>
+          </w:hyperlink>
+        </w:p>
+        <w:p>
+          <w:pPr>
+            <w:pStyle w:val="TOC1"/>
+            <w:tabs>
+              <w:tab w:val="right" w:leader="dot" w:pos="9739"/>
+            </w:tabs>
+            <w:rPr>
+              <w:rFonts w:asciiTheme="minorHAnsi" w:eastAsiaTheme="minorEastAsia" w:hAnsiTheme="minorHAnsi"/>
+              <w:noProof/>
+              <w:color w:val="auto"/>
+              <w:kern w:val="2"/>
+              <w:sz w:val="24"/>
+              <w:szCs w:val="24"/>
+              <w14:ligatures w14:val="standardContextual"/>
+            </w:rPr>
+          </w:pPr>
+          <w:hyperlink w:anchor="_Toc230031377" w:history="1">
+            <w:r>
+              <w:rPr>
+                <w:rStyle w:val="Hyperlink"/>
+                <w:noProof/>
+              </w:rPr>
+              <w:t>7.1 Entity Relationship Diagram</w:t>
+            </w:r>
+            <w:r>
+              <w:rPr>
+                <w:noProof/>
+                <w:webHidden/>
+              </w:rPr>
+              <w:tab/>
+            </w:r>
+            <w:r>
+              <w:rPr>
+                <w:rStyle w:val="Hyperlink"/>
+                <w:noProof/>
+                <w:rtl/>
+              </w:rPr>
+              <w:fldChar w:fldCharType="begin"/>
+            </w:r>
+            <w:r>
+              <w:rPr>
+                <w:noProof/>
+                <w:webHidden/>
+              </w:rPr>
+              <w:instrText xml:space="preserve"> PAGEREF _Toc230031377 \h </w:instrText>
+            </w:r>
+            <w:r>
+              <w:rPr>
+                <w:rStyle w:val="Hyperlink"/>
+                <w:noProof/>
+                <w:rtl/>
+              </w:rPr>
+            </w:r>
+            <w:r>
+              <w:rPr>
+                <w:rStyle w:val="Hyperlink"/>
+                <w:noProof/>
+                <w:rtl/>
+              </w:rPr>
+              <w:fldChar w:fldCharType="separate"/>
+            </w:r>
+            <w:r>
+              <w:rPr>
+                <w:noProof/>
+                <w:webHidden/>
+              </w:rPr>
+              <w:t>13</w:t>
             </w:r>
             <w:r>
               <w:rPr>
@@ -1022,16 +1828,22 @@
               <w:tab w:val="right" w:leader="dot" w:pos="9739"/>
             </w:tabs>
             <w:rPr>
+              <w:rFonts w:asciiTheme="minorHAnsi" w:eastAsiaTheme="minorEastAsia" w:hAnsiTheme="minorHAnsi"/>
               <w:noProof/>
+              <w:color w:val="auto"/>
+              <w:kern w:val="2"/>
+              <w:sz w:val="24"/>
+              <w:szCs w:val="24"/>
+              <w14:ligatures w14:val="standardContextual"/>
             </w:rPr>
           </w:pPr>
-          <w:hyperlink w:anchor="_Toc229498808" w:history="1">
+          <w:hyperlink w:anchor="_Toc230031378" w:history="1">
             <w:r>
               <w:rPr>
                 <w:rStyle w:val="Hyperlink"/>
                 <w:noProof/>
               </w:rPr>
-              <w:t>4.1 Functional Requirements Summary</w:t>
+              <w:t>7.2 Data Model Summary</w:t>
             </w:r>
             <w:r>
               <w:rPr>
@@ -1053,7 +1865,7 @@
                 <w:noProof/>
                 <w:webHidden/>
               </w:rPr>
-              <w:instrText xml:space="preserve"> PAGEREF _Toc229498808 \h </w:instrText>
+              <w:instrText xml:space="preserve"> PAGEREF _Toc230031378 \h </w:instrText>
             </w:r>
             <w:r>
               <w:rPr>
@@ -1075,7 +1887,85 @@
                 <w:noProof/>
                 <w:webHidden/>
               </w:rPr>
-              <w:t>4</w:t>
+              <w:t>14</w:t>
+            </w:r>
+            <w:r>
+              <w:rPr>
+                <w:rStyle w:val="Hyperlink"/>
+                <w:noProof/>
+                <w:rtl/>
+              </w:rPr>
+              <w:fldChar w:fldCharType="end"/>
+            </w:r>
+          </w:hyperlink>
+        </w:p>
+        <w:p>
+          <w:pPr>
+            <w:pStyle w:val="TOC1"/>
+            <w:tabs>
+              <w:tab w:val="right" w:leader="dot" w:pos="9739"/>
+            </w:tabs>
+            <w:rPr>
+              <w:rFonts w:asciiTheme="minorHAnsi" w:eastAsiaTheme="minorEastAsia" w:hAnsiTheme="minorHAnsi"/>
+              <w:noProof/>
+              <w:color w:val="auto"/>
+              <w:kern w:val="2"/>
+              <w:sz w:val="24"/>
+              <w:szCs w:val="24"/>
+              <w14:ligatures w14:val="standardContextual"/>
+            </w:rPr>
+          </w:pPr>
+          <w:hyperlink w:anchor="_Toc230031379" w:history="1">
+            <w:r>
+              <w:rPr>
+                <w:rStyle w:val="Hyperlink"/>
+                <w:noProof/>
+              </w:rPr>
+              <w:t>8. Implementation Overview</w:t>
+            </w:r>
+            <w:r>
+              <w:rPr>
+                <w:noProof/>
+                <w:webHidden/>
+              </w:rPr>
+              <w:tab/>
+            </w:r>
+            <w:r>
+              <w:rPr>
+                <w:rStyle w:val="Hyperlink"/>
+                <w:noProof/>
+                <w:rtl/>
+              </w:rPr>
+              <w:fldChar w:fldCharType="begin"/>
+            </w:r>
+            <w:r>
+              <w:rPr>
+                <w:noProof/>
+                <w:webHidden/>
+              </w:rPr>
+              <w:instrText xml:space="preserve"> PAGEREF _Toc230031379 \h </w:instrText>
+            </w:r>
+            <w:r>
+              <w:rPr>
+                <w:rStyle w:val="Hyperlink"/>
+                <w:noProof/>
+                <w:rtl/>
+              </w:rPr>
+            </w:r>
+            <w:r>
+              <w:rPr>
+                <w:rStyle w:val="Hyperlink"/>
+                <w:noProof/>
+                <w:rtl/>
+              </w:rPr>
+              <w:fldChar w:fldCharType="separate"/>
+            </w:r>
+            <w:r>
+              <w:rPr>
+                <w:noProof/>
+                <w:webHidden/>
+              </w:rPr>
+              <w:t>14</w:t>
             </w:r>
             <w:r>
               <w:rPr>
@@ -1094,16 +1984,22 @@
               <w:tab w:val="right" w:leader="dot" w:pos="9739"/>
             </w:tabs>
             <w:rPr>
+              <w:rFonts w:asciiTheme="minorHAnsi" w:eastAsiaTheme="minorEastAsia" w:hAnsiTheme="minorHAnsi"/>
               <w:noProof/>
+              <w:color w:val="auto"/>
+              <w:kern w:val="2"/>
+              <w:sz w:val="24"/>
+              <w:szCs w:val="24"/>
+              <w14:ligatures w14:val="standardContextual"/>
             </w:rPr>
           </w:pPr>
-          <w:hyperlink w:anchor="_Toc229498809" w:history="1">
+          <w:hyperlink w:anchor="_Toc230031380" w:history="1">
             <w:r>
               <w:rPr>
                 <w:rStyle w:val="Hyperlink"/>
                 <w:noProof/>
               </w:rPr>
-              <w:t>4.2 Non-Functional Requirements Summary</w:t>
+              <w:t>8.1 Frontend Implementation</w:t>
             </w:r>
             <w:r>
               <w:rPr>
@@ -1125,7 +2021,7 @@
                 <w:noProof/>
                 <w:webHidden/>
               </w:rPr>
-              <w:instrText xml:space="preserve"> PAGEREF _Toc229498809 \h </w:instrText>
+              <w:instrText xml:space="preserve"> PAGEREF _Toc230031380 \h </w:instrText>
             </w:r>
             <w:r>
               <w:rPr>
@@ -1147,7 +2043,163 @@
                 <w:noProof/>
                 <w:webHidden/>
               </w:rPr>
-              <w:t>4</w:t>
+              <w:t>14</w:t>
+            </w:r>
+            <w:r>
+              <w:rPr>
+                <w:rStyle w:val="Hyperlink"/>
+                <w:noProof/>
+                <w:rtl/>
+              </w:rPr>
+              <w:fldChar w:fldCharType="end"/>
+            </w:r>
+          </w:hyperlink>
+        </w:p>
+        <w:p>
+          <w:pPr>
+            <w:pStyle w:val="TOC2"/>
+            <w:tabs>
+              <w:tab w:val="right" w:leader="dot" w:pos="9739"/>
+            </w:tabs>
+            <w:rPr>
+              <w:rFonts w:asciiTheme="minorHAnsi" w:eastAsiaTheme="minorEastAsia" w:hAnsiTheme="minorHAnsi"/>
+              <w:noProof/>
+              <w:color w:val="auto"/>
+              <w:kern w:val="2"/>
+              <w:sz w:val="24"/>
+              <w:szCs w:val="24"/>
+              <w14:ligatures w14:val="standardContextual"/>
+            </w:rPr>
+          </w:pPr>
+          <w:hyperlink w:anchor="_Toc230031381" w:history="1">
+            <w:r>
+              <w:rPr>
+                <w:rStyle w:val="Hyperlink"/>
+                <w:noProof/>
+              </w:rPr>
+              <w:t>8.2 Backend Implementation</w:t>
+            </w:r>
+            <w:r>
+              <w:rPr>
+                <w:noProof/>
+                <w:webHidden/>
+              </w:rPr>
+              <w:tab/>
+            </w:r>
+            <w:r>
+              <w:rPr>
+                <w:rStyle w:val="Hyperlink"/>
+                <w:noProof/>
+                <w:rtl/>
+              </w:rPr>
+              <w:fldChar w:fldCharType="begin"/>
+            </w:r>
+            <w:r>
+              <w:rPr>
+                <w:noProof/>
+                <w:webHidden/>
+              </w:rPr>
+              <w:instrText xml:space="preserve"> PAGEREF _Toc230031381 \h </w:instrText>
+            </w:r>
+            <w:r>
+              <w:rPr>
+                <w:rStyle w:val="Hyperlink"/>
+                <w:noProof/>
+                <w:rtl/>
+              </w:rPr>
+            </w:r>
+            <w:r>
+              <w:rPr>
+                <w:rStyle w:val="Hyperlink"/>
+                <w:noProof/>
+                <w:rtl/>
+              </w:rPr>
+              <w:fldChar w:fldCharType="separate"/>
+            </w:r>
+            <w:r>
+              <w:rPr>
+                <w:noProof/>
+                <w:webHidden/>
+              </w:rPr>
+              <w:t>14</w:t>
+            </w:r>
+            <w:r>
+              <w:rPr>
+                <w:rStyle w:val="Hyperlink"/>
+                <w:noProof/>
+                <w:rtl/>
+              </w:rPr>
+              <w:fldChar w:fldCharType="end"/>
+            </w:r>
+          </w:hyperlink>
+        </w:p>
+        <w:p>
+          <w:pPr>
+            <w:pStyle w:val="TOC2"/>
+            <w:tabs>
+              <w:tab w:val="right" w:leader="dot" w:pos="9739"/>
+            </w:tabs>
+            <w:rPr>
+              <w:rFonts w:asciiTheme="minorHAnsi" w:eastAsiaTheme="minorEastAsia" w:hAnsiTheme="minorHAnsi"/>
+              <w:noProof/>
+              <w:color w:val="auto"/>
+              <w:kern w:val="2"/>
+              <w:sz w:val="24"/>
+              <w:szCs w:val="24"/>
+              <w14:ligatures w14:val="standardContextual"/>
+            </w:rPr>
+          </w:pPr>
+          <w:hyperlink w:anchor="_Toc230031382" w:history="1">
+            <w:r>
+              <w:rPr>
+                <w:rStyle w:val="Hyperlink"/>
+                <w:noProof/>
+              </w:rPr>
+              <w:t>8.3 API Summary</w:t>
+            </w:r>
+            <w:r>
+              <w:rPr>
+                <w:noProof/>
+                <w:webHidden/>
+              </w:rPr>
+              <w:tab/>
+            </w:r>
+            <w:r>
+              <w:rPr>
+                <w:rStyle w:val="Hyperlink"/>
+                <w:noProof/>
+                <w:rtl/>
+              </w:rPr>
+              <w:fldChar w:fldCharType="begin"/>
+            </w:r>
+            <w:r>
+              <w:rPr>
+                <w:noProof/>
+                <w:webHidden/>
+              </w:rPr>
+              <w:instrText xml:space="preserve"> PAGEREF _Toc230031382 \h </w:instrText>
+            </w:r>
+            <w:r>
+              <w:rPr>
+                <w:rStyle w:val="Hyperlink"/>
+                <w:noProof/>
+                <w:rtl/>
+              </w:rPr>
+            </w:r>
+            <w:r>
+              <w:rPr>
+                <w:rStyle w:val="Hyperlink"/>
+                <w:noProof/>
+                <w:rtl/>
+              </w:rPr>
+              <w:fldChar w:fldCharType="separate"/>
+            </w:r>
+            <w:r>
+              <w:rPr>
+                <w:noProof/>
+                <w:webHidden/>
+              </w:rPr>
+              <w:t>14</w:t>
             </w:r>
             <w:r>
               <w:rPr>
@@ -1166,16 +2218,22 @@
               <w:tab w:val="right" w:leader="dot" w:pos="9739"/>
             </w:tabs>
             <w:rPr>
+              <w:rFonts w:asciiTheme="minorHAnsi" w:eastAsiaTheme="minorEastAsia" w:hAnsiTheme="minorHAnsi"/>
               <w:noProof/>
+              <w:color w:val="auto"/>
+              <w:kern w:val="2"/>
+              <w:sz w:val="24"/>
+              <w:szCs w:val="24"/>
+              <w14:ligatures w14:val="standardContextual"/>
             </w:rPr>
           </w:pPr>
-          <w:hyperlink w:anchor="_Toc229498810" w:history="1">
+          <w:hyperlink w:anchor="_Toc230031383" w:history="1">
             <w:r>
               <w:rPr>
                 <w:rStyle w:val="Hyperlink"/>
                 <w:noProof/>
               </w:rPr>
-              <w:t>5. System Architecture and Technology Stack</w:t>
+              <w:t>9. Quality Assurance</w:t>
             </w:r>
             <w:r>
               <w:rPr>
@@ -1197,7 +2255,7 @@
                 <w:noProof/>
                 <w:webHidden/>
               </w:rPr>
-              <w:instrText xml:space="preserve"> PAGEREF _Toc229498810 \h </w:instrText>
+              <w:instrText xml:space="preserve"> PAGEREF _Toc230031383 \h </w:instrText>
             </w:r>
             <w:r>
               <w:rPr>
@@ -1219,7 +2277,319 @@
                 <w:noProof/>
                 <w:webHidden/>
               </w:rPr>
-              <w:t>4</w:t>
+              <w:t>15</w:t>
+            </w:r>
+            <w:r>
+              <w:rPr>
+                <w:rStyle w:val="Hyperlink"/>
+                <w:noProof/>
+                <w:rtl/>
+              </w:rPr>
+              <w:fldChar w:fldCharType="end"/>
+            </w:r>
+          </w:hyperlink>
+        </w:p>
+        <w:p>
+          <w:pPr>
+            <w:pStyle w:val="TOC2"/>
+            <w:tabs>
+              <w:tab w:val="right" w:leader="dot" w:pos="9739"/>
+            </w:tabs>
+            <w:rPr>
+              <w:rFonts w:asciiTheme="minorHAnsi" w:eastAsiaTheme="minorEastAsia" w:hAnsiTheme="minorHAnsi"/>
+              <w:noProof/>
+              <w:color w:val="auto"/>
+              <w:kern w:val="2"/>
+              <w:sz w:val="24"/>
+              <w:szCs w:val="24"/>
+              <w14:ligatures w14:val="standardContextual"/>
+            </w:rPr>
+          </w:pPr>
+          <w:hyperlink w:anchor="_Toc230031384" w:history="1">
+            <w:r>
+              <w:rPr>
+                <w:rStyle w:val="Hyperlink"/>
+                <w:noProof/>
+              </w:rPr>
+              <w:t>9.1 Test Plan Summary</w:t>
+            </w:r>
+            <w:r>
+              <w:rPr>
+                <w:noProof/>
+                <w:webHidden/>
+              </w:rPr>
+              <w:tab/>
+            </w:r>
+            <w:r>
+              <w:rPr>
+                <w:rStyle w:val="Hyperlink"/>
+                <w:noProof/>
+                <w:rtl/>
+              </w:rPr>
+              <w:fldChar w:fldCharType="begin"/>
+            </w:r>
+            <w:r>
+              <w:rPr>
+                <w:noProof/>
+                <w:webHidden/>
+              </w:rPr>
+              <w:instrText xml:space="preserve"> PAGEREF _Toc230031384 \h </w:instrText>
+            </w:r>
+            <w:r>
+              <w:rPr>
+                <w:rStyle w:val="Hyperlink"/>
+                <w:noProof/>
+                <w:rtl/>
+              </w:rPr>
+            </w:r>
+            <w:r>
+              <w:rPr>
+                <w:rStyle w:val="Hyperlink"/>
+                <w:noProof/>
+                <w:rtl/>
+              </w:rPr>
+              <w:fldChar w:fldCharType="separate"/>
+            </w:r>
+            <w:r>
+              <w:rPr>
+                <w:noProof/>
+                <w:webHidden/>
+              </w:rPr>
+              <w:t>15</w:t>
+            </w:r>
+            <w:r>
+              <w:rPr>
+                <w:rStyle w:val="Hyperlink"/>
+                <w:noProof/>
+                <w:rtl/>
+              </w:rPr>
+              <w:fldChar w:fldCharType="end"/>
+            </w:r>
+          </w:hyperlink>
+        </w:p>
+        <w:p>
+          <w:pPr>
+            <w:pStyle w:val="TOC2"/>
+            <w:tabs>
+              <w:tab w:val="right" w:leader="dot" w:pos="9739"/>
+            </w:tabs>
+            <w:rPr>
+              <w:rFonts w:asciiTheme="minorHAnsi" w:eastAsiaTheme="minorEastAsia" w:hAnsiTheme="minorHAnsi"/>
+              <w:noProof/>
+              <w:color w:val="auto"/>
+              <w:kern w:val="2"/>
+              <w:sz w:val="24"/>
+              <w:szCs w:val="24"/>
+              <w14:ligatures w14:val="standardContextual"/>
+            </w:rPr>
+          </w:pPr>
+          <w:hyperlink w:anchor="_Toc230031385" w:history="1">
+            <w:r>
+              <w:rPr>
+                <w:rStyle w:val="Hyperlink"/>
+                <w:noProof/>
+              </w:rPr>
+              <w:t>9.2 Test Execution Summary</w:t>
+            </w:r>
+            <w:r>
+              <w:rPr>
+                <w:noProof/>
+                <w:webHidden/>
+              </w:rPr>
+              <w:tab/>
+            </w:r>
+            <w:r>
+              <w:rPr>
+                <w:rStyle w:val="Hyperlink"/>
+                <w:noProof/>
+                <w:rtl/>
+              </w:rPr>
+              <w:fldChar w:fldCharType="begin"/>
+            </w:r>
+            <w:r>
+              <w:rPr>
+                <w:noProof/>
+                <w:webHidden/>
+              </w:rPr>
+              <w:instrText xml:space="preserve"> PAGEREF _Toc230031385 \h </w:instrText>
+            </w:r>
+            <w:r>
+              <w:rPr>
+                <w:rStyle w:val="Hyperlink"/>
+                <w:noProof/>
+                <w:rtl/>
+              </w:rPr>
+            </w:r>
+            <w:r>
+              <w:rPr>
+                <w:rStyle w:val="Hyperlink"/>
+                <w:noProof/>
+                <w:rtl/>
+              </w:rPr>
+              <w:fldChar w:fldCharType="separate"/>
+            </w:r>
+            <w:r>
+              <w:rPr>
+                <w:noProof/>
+                <w:webHidden/>
+              </w:rPr>
+              <w:t>15</w:t>
+            </w:r>
+            <w:r>
+              <w:rPr>
+                <w:rStyle w:val="Hyperlink"/>
+                <w:noProof/>
+                <w:rtl/>
+              </w:rPr>
+              <w:fldChar w:fldCharType="end"/>
+            </w:r>
+          </w:hyperlink>
+        </w:p>
+        <w:p>
+          <w:pPr>
+            <w:pStyle w:val="TOC2"/>
+            <w:tabs>
+              <w:tab w:val="right" w:leader="dot" w:pos="9739"/>
+            </w:tabs>
+            <w:rPr>
+              <w:rFonts w:asciiTheme="minorHAnsi" w:eastAsiaTheme="minorEastAsia" w:hAnsiTheme="minorHAnsi"/>
+              <w:noProof/>
+              <w:color w:val="auto"/>
+              <w:kern w:val="2"/>
+              <w:sz w:val="24"/>
+              <w:szCs w:val="24"/>
+              <w14:ligatures w14:val="standardContextual"/>
+            </w:rPr>
+          </w:pPr>
+          <w:hyperlink w:anchor="_Toc230031386" w:history="1">
+            <w:r>
+              <w:rPr>
+                <w:rStyle w:val="Hyperlink"/>
+                <w:noProof/>
+              </w:rPr>
+              <w:t>9.3 Bug Summary</w:t>
+            </w:r>
+            <w:r>
+              <w:rPr>
+                <w:noProof/>
+                <w:webHidden/>
+              </w:rPr>
+              <w:tab/>
+            </w:r>
+            <w:r>
+              <w:rPr>
+                <w:rStyle w:val="Hyperlink"/>
+                <w:noProof/>
+                <w:rtl/>
+              </w:rPr>
+              <w:fldChar w:fldCharType="begin"/>
+            </w:r>
+            <w:r>
+              <w:rPr>
+                <w:noProof/>
+                <w:webHidden/>
+              </w:rPr>
+              <w:instrText xml:space="preserve"> PAGEREF _Toc230031386 \h </w:instrText>
+            </w:r>
+            <w:r>
+              <w:rPr>
+                <w:rStyle w:val="Hyperlink"/>
+                <w:noProof/>
+                <w:rtl/>
+              </w:rPr>
+            </w:r>
+            <w:r>
+              <w:rPr>
+                <w:rStyle w:val="Hyperlink"/>
+                <w:noProof/>
+                <w:rtl/>
+              </w:rPr>
+              <w:fldChar w:fldCharType="separate"/>
+            </w:r>
+            <w:r>
+              <w:rPr>
+                <w:noProof/>
+                <w:webHidden/>
+              </w:rPr>
+              <w:t>15</w:t>
+            </w:r>
+            <w:r>
+              <w:rPr>
+                <w:rStyle w:val="Hyperlink"/>
+                <w:noProof/>
+                <w:rtl/>
+              </w:rPr>
+              <w:fldChar w:fldCharType="end"/>
+            </w:r>
+          </w:hyperlink>
+        </w:p>
+        <w:p>
+          <w:pPr>
+            <w:pStyle w:val="TOC2"/>
+            <w:tabs>
+              <w:tab w:val="right" w:leader="dot" w:pos="9739"/>
+            </w:tabs>
+            <w:rPr>
+              <w:rFonts w:asciiTheme="minorHAnsi" w:eastAsiaTheme="minorEastAsia" w:hAnsiTheme="minorHAnsi"/>
+              <w:noProof/>
+              <w:color w:val="auto"/>
+              <w:kern w:val="2"/>
+              <w:sz w:val="24"/>
+              <w:szCs w:val="24"/>
+              <w14:ligatures w14:val="standardContextual"/>
+            </w:rPr>
+          </w:pPr>
+          <w:hyperlink w:anchor="_Toc230031387" w:history="1">
+            <w:r>
+              <w:rPr>
+                <w:rStyle w:val="Hyperlink"/>
+                <w:noProof/>
+              </w:rPr>
+              <w:t>9.4 Requirements Traceability Matrix</w:t>
+            </w:r>
+            <w:r>
+              <w:rPr>
+                <w:noProof/>
+                <w:webHidden/>
+              </w:rPr>
+              <w:tab/>
+            </w:r>
+            <w:r>
+              <w:rPr>
+                <w:rStyle w:val="Hyperlink"/>
+                <w:noProof/>
+                <w:rtl/>
+              </w:rPr>
+              <w:fldChar w:fldCharType="begin"/>
+            </w:r>
+            <w:r>
+              <w:rPr>
+                <w:noProof/>
+                <w:webHidden/>
+              </w:rPr>
+              <w:instrText xml:space="preserve"> PAGEREF _Toc230031387 \h </w:instrText>
+            </w:r>
+            <w:r>
+              <w:rPr>
+                <w:rStyle w:val="Hyperlink"/>
+                <w:noProof/>
+                <w:rtl/>
+              </w:rPr>
+            </w:r>
+            <w:r>
+              <w:rPr>
+                <w:rStyle w:val="Hyperlink"/>
+                <w:noProof/>
+                <w:rtl/>
+              </w:rPr>
+              <w:fldChar w:fldCharType="separate"/>
+            </w:r>
+            <w:r>
+              <w:rPr>
+                <w:noProof/>
+                <w:webHidden/>
+              </w:rPr>
+              <w:t>15</w:t>
             </w:r>
             <w:r>
               <w:rPr>
@@ -1238,16 +2608,22 @@
               <w:tab w:val="right" w:leader="dot" w:pos="9739"/>
             </w:tabs>
             <w:rPr>
+              <w:rFonts w:asciiTheme="minorHAnsi" w:eastAsiaTheme="minorEastAsia" w:hAnsiTheme="minorHAnsi"/>
               <w:noProof/>
+              <w:color w:val="auto"/>
+              <w:kern w:val="2"/>
+              <w:sz w:val="24"/>
+              <w:szCs w:val="24"/>
+              <w14:ligatures w14:val="standardContextual"/>
             </w:rPr>
           </w:pPr>
-          <w:hyperlink w:anchor="_Toc229498811" w:history="1">
+          <w:hyperlink w:anchor="_Toc230031388" w:history="1">
             <w:r>
               <w:rPr>
                 <w:rStyle w:val="Hyperlink"/>
                 <w:noProof/>
               </w:rPr>
-              <w:t>6. System Design Document (SDD)</w:t>
+              <w:t>10. Agile Project Management Evidence</w:t>
             </w:r>
             <w:r>
               <w:rPr>
@@ -1269,7 +2645,7 @@
                 <w:noProof/>
                 <w:webHidden/>
               </w:rPr>
-              <w:instrText xml:space="preserve"> PAGEREF _Toc229498811 \h </w:instrText>
+              <w:instrText xml:space="preserve"> PAGEREF _Toc230031388 \h </w:instrText>
             </w:r>
             <w:r>
               <w:rPr>
@@ -1291,7 +2667,7 @@
                 <w:noProof/>
                 <w:webHidden/>
               </w:rPr>
-              <w:t>5</w:t>
+              <w:t>15</w:t>
             </w:r>
             <w:r>
               <w:rPr>
@@ -1310,16 +2686,22 @@
               <w:tab w:val="right" w:leader="dot" w:pos="9739"/>
             </w:tabs>
             <w:rPr>
+              <w:rFonts w:asciiTheme="minorHAnsi" w:eastAsiaTheme="minorEastAsia" w:hAnsiTheme="minorHAnsi"/>
               <w:noProof/>
+              <w:color w:val="auto"/>
+              <w:kern w:val="2"/>
+              <w:sz w:val="24"/>
+              <w:szCs w:val="24"/>
+              <w14:ligatures w14:val="standardContextual"/>
             </w:rPr>
           </w:pPr>
-          <w:hyperlink w:anchor="_Toc229498812" w:history="1">
+          <w:hyperlink w:anchor="_Toc230031389" w:history="1">
             <w:r>
               <w:rPr>
                 <w:rStyle w:val="Hyperlink"/>
                 <w:noProof/>
               </w:rPr>
-              <w:t>6.1 Use Case Diagram</w:t>
+              <w:t>11. Version Control and Collaboration Evidence</w:t>
             </w:r>
             <w:r>
               <w:rPr>
@@ -1341,7 +2723,7 @@
                 <w:noProof/>
                 <w:webHidden/>
               </w:rPr>
-              <w:instrText xml:space="preserve"> PAGEREF _Toc229498812 \h </w:instrText>
+              <w:instrText xml:space="preserve"> PAGEREF _Toc230031389 \h </w:instrText>
             </w:r>
             <w:r>
               <w:rPr>
@@ -1363,7 +2745,7 @@
                 <w:noProof/>
                 <w:webHidden/>
               </w:rPr>
-              <w:t>6</w:t>
+              <w:t>16</w:t>
             </w:r>
             <w:r>
               <w:rPr>
@@ -1382,16 +2764,22 @@
               <w:tab w:val="right" w:leader="dot" w:pos="9739"/>
             </w:tabs>
             <w:rPr>
+              <w:rFonts w:asciiTheme="minorHAnsi" w:eastAsiaTheme="minorEastAsia" w:hAnsiTheme="minorHAnsi"/>
               <w:noProof/>
+              <w:color w:val="auto"/>
+              <w:kern w:val="2"/>
+              <w:sz w:val="24"/>
+              <w:szCs w:val="24"/>
+              <w14:ligatures w14:val="standardContextual"/>
             </w:rPr>
           </w:pPr>
-          <w:hyperlink w:anchor="_Toc229498813" w:history="1">
+          <w:hyperlink w:anchor="_Toc230031390" w:history="1">
             <w:r>
               <w:rPr>
                 <w:rStyle w:val="Hyperlink"/>
                 <w:noProof/>
               </w:rPr>
-              <w:t>6.2 Class Diagram</w:t>
+              <w:t>12. Known Limitations and Future Enhancements</w:t>
             </w:r>
             <w:r>
               <w:rPr>
@@ -1413,7 +2801,7 @@
                 <w:noProof/>
                 <w:webHidden/>
               </w:rPr>
-              <w:instrText xml:space="preserve"> PAGEREF _Toc229498813 \h </w:instrText>
+              <w:instrText xml:space="preserve"> PAGEREF _Toc230031390 \h </w:instrText>
             </w:r>
             <w:r>
               <w:rPr>
@@ -1435,7 +2823,7 @@
                 <w:noProof/>
                 <w:webHidden/>
               </w:rPr>
-              <w:t>7</w:t>
+              <w:t>16</w:t>
             </w:r>
             <w:r>
               <w:rPr>
@@ -1454,16 +2842,22 @@
               <w:tab w:val="right" w:leader="dot" w:pos="9739"/>
             </w:tabs>
             <w:rPr>
+              <w:rFonts w:asciiTheme="minorHAnsi" w:eastAsiaTheme="minorEastAsia" w:hAnsiTheme="minorHAnsi"/>
               <w:noProof/>
+              <w:color w:val="auto"/>
+              <w:kern w:val="2"/>
+              <w:sz w:val="24"/>
+              <w:szCs w:val="24"/>
+              <w14:ligatures w14:val="standardContextual"/>
             </w:rPr>
           </w:pPr>
-          <w:hyperlink w:anchor="_Toc229498814" w:history="1">
+          <w:hyperlink w:anchor="_Toc230031391" w:history="1">
             <w:r>
               <w:rPr>
                 <w:rStyle w:val="Hyperlink"/>
                 <w:noProof/>
               </w:rPr>
-              <w:t>6.3 Sequence Diagrams</w:t>
+              <w:t>13. Final Submission Checklist</w:t>
             </w:r>
             <w:r>
               <w:rPr>
@@ -1485,7 +2879,7 @@
                 <w:noProof/>
                 <w:webHidden/>
               </w:rPr>
-              <w:instrText xml:space="preserve"> PAGEREF _Toc229498814 \h </w:instrText>
+              <w:instrText xml:space="preserve"> PAGEREF _Toc230031391 \h </w:instrText>
             </w:r>
             <w:r>
               <w:rPr>
@@ -1507,7 +2901,7 @@
                 <w:noProof/>
                 <w:webHidden/>
               </w:rPr>
-              <w:t>7</w:t>
+              <w:t>16</w:t>
             </w:r>
             <w:r>
               <w:rPr>
@@ -1526,16 +2920,22 @@
               <w:tab w:val="right" w:leader="dot" w:pos="9739"/>
             </w:tabs>
             <w:rPr>
+              <w:rFonts w:asciiTheme="minorHAnsi" w:eastAsiaTheme="minorEastAsia" w:hAnsiTheme="minorHAnsi"/>
               <w:noProof/>
+              <w:color w:val="auto"/>
+              <w:kern w:val="2"/>
+              <w:sz w:val="24"/>
+              <w:szCs w:val="24"/>
+              <w14:ligatures w14:val="standardContextual"/>
             </w:rPr>
           </w:pPr>
-          <w:hyperlink w:anchor="_Toc229498815" w:history="1">
+          <w:hyperlink w:anchor="_Toc230031392" w:history="1">
             <w:r>
               <w:rPr>
                 <w:rStyle w:val="Hyperlink"/>
                 <w:noProof/>
               </w:rPr>
-              <w:t>6.3.1 Login / Logout Flow</w:t>
+              <w:t>14. Conclusion</w:t>
             </w:r>
             <w:r>
               <w:rPr>
@@ -1557,7 +2957,7 @@
                 <w:noProof/>
                 <w:webHidden/>
               </w:rPr>
-              <w:instrText xml:space="preserve"> PAGEREF _Toc229498815 \h </w:instrText>
+              <w:instrText xml:space="preserve"> PAGEREF _Toc230031392 \h </w:instrText>
             </w:r>
             <w:r>
               <w:rPr>
@@ -1579,7 +2979,7 @@
                 <w:noProof/>
                 <w:webHidden/>
               </w:rPr>
-              <w:t>9</w:t>
+              <w:t>17</w:t>
             </w:r>
             <w:r>
               <w:rPr>
@@ -1598,16 +2998,22 @@
               <w:tab w:val="right" w:leader="dot" w:pos="9739"/>
             </w:tabs>
             <w:rPr>
+              <w:rFonts w:asciiTheme="minorHAnsi" w:eastAsiaTheme="minorEastAsia" w:hAnsiTheme="minorHAnsi"/>
               <w:noProof/>
+              <w:color w:val="auto"/>
+              <w:kern w:val="2"/>
+              <w:sz w:val="24"/>
+              <w:szCs w:val="24"/>
+              <w14:ligatures w14:val="standardContextual"/>
             </w:rPr>
           </w:pPr>
-          <w:hyperlink w:anchor="_Toc229498816" w:history="1">
+          <w:hyperlink w:anchor="_Toc230031393" w:history="1">
             <w:r>
               <w:rPr>
                 <w:rStyle w:val="Hyperlink"/>
                 <w:noProof/>
               </w:rPr>
-              <w:t>6.3.2 Language Switch Flow</w:t>
+              <w:t>Appendix A. Detailed QA Test Cases</w:t>
             </w:r>
             <w:r>
               <w:rPr>
@@ -1629,7 +3035,7 @@
                 <w:noProof/>
                 <w:webHidden/>
               </w:rPr>
-              <w:instrText xml:space="preserve"> PAGEREF _Toc229498816 \h </w:instrText>
+              <w:instrText xml:space="preserve"> PAGEREF _Toc230031393 \h </w:instrText>
             </w:r>
             <w:r>
               <w:rPr>
@@ -1651,7 +3057,7 @@
                 <w:noProof/>
                 <w:webHidden/>
               </w:rPr>
-              <w:t>10</w:t>
+              <w:t>18</w:t>
             </w:r>
             <w:r>
               <w:rPr>
@@ -1670,16 +3076,22 @@
               <w:tab w:val="right" w:leader="dot" w:pos="9739"/>
             </w:tabs>
             <w:rPr>
+              <w:rFonts w:asciiTheme="minorHAnsi" w:eastAsiaTheme="minorEastAsia" w:hAnsiTheme="minorHAnsi"/>
               <w:noProof/>
+              <w:color w:val="auto"/>
+              <w:kern w:val="2"/>
+              <w:sz w:val="24"/>
+              <w:szCs w:val="24"/>
+              <w14:ligatures w14:val="standardContextual"/>
             </w:rPr>
           </w:pPr>
-          <w:hyperlink w:anchor="_Toc229498817" w:history="1">
+          <w:hyperlink w:anchor="_Toc230031394" w:history="1">
             <w:r>
               <w:rPr>
                 <w:rStyle w:val="Hyperlink"/>
                 <w:noProof/>
               </w:rPr>
-              <w:t>7. Database Design</w:t>
+              <w:t>Appendix B. Jira and GitHub Evidence Screenshots</w:t>
             </w:r>
             <w:r>
               <w:rPr>
@@ -1701,7 +3113,7 @@
                 <w:noProof/>
                 <w:webHidden/>
               </w:rPr>
-              <w:instrText xml:space="preserve"> PAGEREF _Toc229498817 \h </w:instrText>
+              <w:instrText xml:space="preserve"> PAGEREF _Toc230031394 \h </w:instrText>
             </w:r>
             <w:r>
               <w:rPr>
@@ -1723,79 +3135,7 @@
                 <w:noProof/>
                 <w:webHidden/>
               </w:rPr>
-              <w:t>11</w:t>
-            </w:r>
-            <w:r>
-              <w:rPr>
-                <w:rStyle w:val="Hyperlink"/>
-                <w:noProof/>
-                <w:rtl/>
-              </w:rPr>
-              <w:fldChar w:fldCharType="end"/>
-            </w:r>
-          </w:hyperlink>
-        </w:p>
-        <w:p>
-          <w:pPr>
-            <w:pStyle w:val="TOC1"/>
-            <w:tabs>
-              <w:tab w:val="right" w:leader="dot" w:pos="9739"/>
-            </w:tabs>
-            <w:rPr>
-              <w:noProof/>
-            </w:rPr>
-          </w:pPr>
-          <w:hyperlink w:anchor="_Toc229498818" w:history="1">
-            <w:r>
-              <w:rPr>
-                <w:rStyle w:val="Hyperlink"/>
-                <w:noProof/>
-              </w:rPr>
-              <w:t>7.1 Entity Relationship Diagram</w:t>
-            </w:r>
-            <w:r>
-              <w:rPr>
-                <w:noProof/>
-                <w:webHidden/>
-              </w:rPr>
-              <w:tab/>
-            </w:r>
-            <w:r>
-              <w:rPr>
-                <w:rStyle w:val="Hyperlink"/>
-                <w:noProof/>
-                <w:rtl/>
-              </w:rPr>
-              <w:fldChar w:fldCharType="begin"/>
-            </w:r>
-            <w:r>
-              <w:rPr>
-                <w:noProof/>
-                <w:webHidden/>
-              </w:rPr>
-              <w:instrText xml:space="preserve"> PAGEREF _Toc229498818 \h </w:instrText>
-            </w:r>
-            <w:r>
-              <w:rPr>
-                <w:rStyle w:val="Hyperlink"/>
-                <w:noProof/>
-                <w:rtl/>
-              </w:rPr>
-            </w:r>
-            <w:r>
-              <w:rPr>
-                <w:rStyle w:val="Hyperlink"/>
-                <w:noProof/>
-                <w:rtl/>
-              </w:rPr>
-              <w:fldChar w:fldCharType="separate"/>
-            </w:r>
-            <w:r>
-              <w:rPr>
-                <w:noProof/>
-                <w:webHidden/>
-              </w:rPr>
-              <w:t>12</w:t>
+              <w:t>19</w:t>
             </w:r>
             <w:r>
               <w:rPr>
@@ -1814,16 +3154,22 @@
               <w:tab w:val="right" w:leader="dot" w:pos="9739"/>
             </w:tabs>
             <w:rPr>
+              <w:rFonts w:asciiTheme="minorHAnsi" w:eastAsiaTheme="minorEastAsia" w:hAnsiTheme="minorHAnsi"/>
               <w:noProof/>
+              <w:color w:val="auto"/>
+              <w:kern w:val="2"/>
+              <w:sz w:val="24"/>
+              <w:szCs w:val="24"/>
+              <w14:ligatures w14:val="standardContextual"/>
             </w:rPr>
           </w:pPr>
-          <w:hyperlink w:anchor="_Toc229498819" w:history="1">
+          <w:hyperlink w:anchor="_Toc230031395" w:history="1">
             <w:r>
               <w:rPr>
                 <w:rStyle w:val="Hyperlink"/>
                 <w:noProof/>
               </w:rPr>
-              <w:t>7.2 Data Model Summary</w:t>
+              <w:t>B.1 Sprint 1 Evidence</w:t>
             </w:r>
             <w:r>
               <w:rPr>
@@ -1845,7 +3191,7 @@
                 <w:noProof/>
                 <w:webHidden/>
               </w:rPr>
-              <w:instrText xml:space="preserve"> PAGEREF _Toc229498819 \h </w:instrText>
+              <w:instrText xml:space="preserve"> PAGEREF _Toc230031395 \h </w:instrText>
             </w:r>
             <w:r>
               <w:rPr>
@@ -1867,79 +3213,7 @@
                 <w:noProof/>
                 <w:webHidden/>
               </w:rPr>
-              <w:t>13</w:t>
-            </w:r>
-            <w:r>
-              <w:rPr>
-                <w:rStyle w:val="Hyperlink"/>
-                <w:noProof/>
-                <w:rtl/>
-              </w:rPr>
-              <w:fldChar w:fldCharType="end"/>
-            </w:r>
-          </w:hyperlink>
-        </w:p>
-        <w:p>
-          <w:pPr>
-            <w:pStyle w:val="TOC1"/>
-            <w:tabs>
-              <w:tab w:val="right" w:leader="dot" w:pos="9739"/>
-            </w:tabs>
-            <w:rPr>
-              <w:noProof/>
-            </w:rPr>
-          </w:pPr>
-          <w:hyperlink w:anchor="_Toc229498820" w:history="1">
-            <w:r>
-              <w:rPr>
-                <w:rStyle w:val="Hyperlink"/>
-                <w:noProof/>
-              </w:rPr>
-              <w:t>8. Implementation Overview</w:t>
-            </w:r>
-            <w:r>
-              <w:rPr>
-                <w:noProof/>
-                <w:webHidden/>
-              </w:rPr>
-              <w:tab/>
-            </w:r>
-            <w:r>
-              <w:rPr>
-                <w:rStyle w:val="Hyperlink"/>
-                <w:noProof/>
-                <w:rtl/>
-              </w:rPr>
-              <w:fldChar w:fldCharType="begin"/>
-            </w:r>
-            <w:r>
-              <w:rPr>
-                <w:noProof/>
-                <w:webHidden/>
-              </w:rPr>
-              <w:instrText xml:space="preserve"> PAGEREF _Toc229498820 \h </w:instrText>
-            </w:r>
-            <w:r>
-              <w:rPr>
-                <w:rStyle w:val="Hyperlink"/>
-                <w:noProof/>
-                <w:rtl/>
-              </w:rPr>
-            </w:r>
-            <w:r>
-              <w:rPr>
-                <w:rStyle w:val="Hyperlink"/>
-                <w:noProof/>
-                <w:rtl/>
-              </w:rPr>
-              <w:fldChar w:fldCharType="separate"/>
-            </w:r>
-            <w:r>
-              <w:rPr>
-                <w:noProof/>
-                <w:webHidden/>
-              </w:rPr>
-              <w:t>13</w:t>
+              <w:t>19</w:t>
             </w:r>
             <w:r>
               <w:rPr>
@@ -1958,16 +3232,22 @@
               <w:tab w:val="right" w:leader="dot" w:pos="9739"/>
             </w:tabs>
             <w:rPr>
+              <w:rFonts w:asciiTheme="minorHAnsi" w:eastAsiaTheme="minorEastAsia" w:hAnsiTheme="minorHAnsi"/>
               <w:noProof/>
+              <w:color w:val="auto"/>
+              <w:kern w:val="2"/>
+              <w:sz w:val="24"/>
+              <w:szCs w:val="24"/>
+              <w14:ligatures w14:val="standardContextual"/>
             </w:rPr>
           </w:pPr>
-          <w:hyperlink w:anchor="_Toc229498821" w:history="1">
+          <w:hyperlink w:anchor="_Toc230031396" w:history="1">
             <w:r>
               <w:rPr>
                 <w:rStyle w:val="Hyperlink"/>
                 <w:noProof/>
               </w:rPr>
-              <w:t>8.1 Frontend Implementation</w:t>
+              <w:t>B.2 Sprint 2 Evidence</w:t>
             </w:r>
             <w:r>
               <w:rPr>
@@ -1989,7 +3269,7 @@
                 <w:noProof/>
                 <w:webHidden/>
               </w:rPr>
-              <w:instrText xml:space="preserve"> PAGEREF _Toc229498821 \h </w:instrText>
+              <w:instrText xml:space="preserve"> PAGEREF _Toc230031396 \h </w:instrText>
             </w:r>
             <w:r>
               <w:rPr>
@@ -2011,7 +3291,7 @@
                 <w:noProof/>
                 <w:webHidden/>
               </w:rPr>
-              <w:t>13</w:t>
+              <w:t>20</w:t>
             </w:r>
             <w:r>
               <w:rPr>
@@ -2030,16 +3310,22 @@
               <w:tab w:val="right" w:leader="dot" w:pos="9739"/>
             </w:tabs>
             <w:rPr>
+              <w:rFonts w:asciiTheme="minorHAnsi" w:eastAsiaTheme="minorEastAsia" w:hAnsiTheme="minorHAnsi"/>
               <w:noProof/>
+              <w:color w:val="auto"/>
+              <w:kern w:val="2"/>
+              <w:sz w:val="24"/>
+              <w:szCs w:val="24"/>
+              <w14:ligatures w14:val="standardContextual"/>
             </w:rPr>
           </w:pPr>
-          <w:hyperlink w:anchor="_Toc229498822" w:history="1">
+          <w:hyperlink w:anchor="_Toc230031397" w:history="1">
             <w:r>
               <w:rPr>
                 <w:rStyle w:val="Hyperlink"/>
                 <w:noProof/>
               </w:rPr>
-              <w:t>8.2 Backend Implementation</w:t>
+              <w:t>B.3 Sprint 3 Evidence</w:t>
             </w:r>
             <w:r>
               <w:rPr>
@@ -2061,7 +3347,7 @@
                 <w:noProof/>
                 <w:webHidden/>
               </w:rPr>
-              <w:instrText xml:space="preserve"> PAGEREF _Toc229498822 \h </w:instrText>
+              <w:instrText xml:space="preserve"> PAGEREF _Toc230031397 \h </w:instrText>
             </w:r>
             <w:r>
               <w:rPr>
@@ -2083,7 +3369,7 @@
                 <w:noProof/>
                 <w:webHidden/>
               </w:rPr>
-              <w:t>13</w:t>
+              <w:t>21</w:t>
             </w:r>
             <w:r>
               <w:rPr>
@@ -2102,16 +3388,22 @@
               <w:tab w:val="right" w:leader="dot" w:pos="9739"/>
             </w:tabs>
             <w:rPr>
+              <w:rFonts w:asciiTheme="minorHAnsi" w:eastAsiaTheme="minorEastAsia" w:hAnsiTheme="minorHAnsi"/>
               <w:noProof/>
+              <w:color w:val="auto"/>
+              <w:kern w:val="2"/>
+              <w:sz w:val="24"/>
+              <w:szCs w:val="24"/>
+              <w14:ligatures w14:val="standardContextual"/>
             </w:rPr>
           </w:pPr>
-          <w:hyperlink w:anchor="_Toc229498823" w:history="1">
+          <w:hyperlink w:anchor="_Toc230031398" w:history="1">
             <w:r>
               <w:rPr>
                 <w:rStyle w:val="Hyperlink"/>
                 <w:noProof/>
               </w:rPr>
-              <w:t>8.3 API Summary</w:t>
+              <w:t>B.4 Sprint 4 Evidence</w:t>
             </w:r>
             <w:r>
               <w:rPr>
@@ -2133,7 +3425,7 @@
                 <w:noProof/>
                 <w:webHidden/>
               </w:rPr>
-              <w:instrText xml:space="preserve"> PAGEREF _Toc229498823 \h </w:instrText>
+              <w:instrText xml:space="preserve"> PAGEREF _Toc230031398 \h </w:instrText>
             </w:r>
             <w:r>
               <w:rPr>
@@ -2155,79 +3447,7 @@
                 <w:noProof/>
                 <w:webHidden/>
               </w:rPr>
-              <w:t>13</w:t>
-            </w:r>
-            <w:r>
-              <w:rPr>
-                <w:rStyle w:val="Hyperlink"/>
-                <w:noProof/>
-                <w:rtl/>
-              </w:rPr>
-              <w:fldChar w:fldCharType="end"/>
-            </w:r>
-          </w:hyperlink>
-        </w:p>
-        <w:p>
-          <w:pPr>
-            <w:pStyle w:val="TOC1"/>
-            <w:tabs>
-              <w:tab w:val="right" w:leader="dot" w:pos="9739"/>
-            </w:tabs>
-            <w:rPr>
-              <w:noProof/>
-            </w:rPr>
-          </w:pPr>
-          <w:hyperlink w:anchor="_Toc229498824" w:history="1">
-            <w:r>
-              <w:rPr>
-                <w:rStyle w:val="Hyperlink"/>
-                <w:noProof/>
-              </w:rPr>
-              <w:t>9. Quality Assurance</w:t>
-            </w:r>
-            <w:r>
-              <w:rPr>
-                <w:noProof/>
-                <w:webHidden/>
-              </w:rPr>
-              <w:tab/>
-            </w:r>
-            <w:r>
-              <w:rPr>
-                <w:rStyle w:val="Hyperlink"/>
-                <w:noProof/>
-                <w:rtl/>
-              </w:rPr>
-              <w:fldChar w:fldCharType="begin"/>
-            </w:r>
-            <w:r>
-              <w:rPr>
-                <w:noProof/>
-                <w:webHidden/>
-              </w:rPr>
-              <w:instrText xml:space="preserve"> PAGEREF _Toc229498824 \h </w:instrText>
-            </w:r>
-            <w:r>
-              <w:rPr>
-                <w:rStyle w:val="Hyperlink"/>
-                <w:noProof/>
-                <w:rtl/>
-              </w:rPr>
-            </w:r>
-            <w:r>
-              <w:rPr>
-                <w:rStyle w:val="Hyperlink"/>
-                <w:noProof/>
-                <w:rtl/>
-              </w:rPr>
-              <w:fldChar w:fldCharType="separate"/>
-            </w:r>
-            <w:r>
-              <w:rPr>
-                <w:noProof/>
-                <w:webHidden/>
-              </w:rPr>
-              <w:t>14</w:t>
+              <w:t>22</w:t>
             </w:r>
             <w:r>
               <w:rPr>
@@ -2246,16 +3466,22 @@
               <w:tab w:val="right" w:leader="dot" w:pos="9739"/>
             </w:tabs>
             <w:rPr>
+              <w:rFonts w:asciiTheme="minorHAnsi" w:eastAsiaTheme="minorEastAsia" w:hAnsiTheme="minorHAnsi"/>
               <w:noProof/>
+              <w:color w:val="auto"/>
+              <w:kern w:val="2"/>
+              <w:sz w:val="24"/>
+              <w:szCs w:val="24"/>
+              <w14:ligatures w14:val="standardContextual"/>
             </w:rPr>
           </w:pPr>
-          <w:hyperlink w:anchor="_Toc229498825" w:history="1">
+          <w:hyperlink w:anchor="_Toc230031399" w:history="1">
             <w:r>
               <w:rPr>
                 <w:rStyle w:val="Hyperlink"/>
                 <w:noProof/>
               </w:rPr>
-              <w:t>9.1 Test Plan Summary</w:t>
+              <w:t>B.5 Sprint 5 Final QA Evidence</w:t>
             </w:r>
             <w:r>
               <w:rPr>
@@ -2277,7 +3503,7 @@
                 <w:noProof/>
                 <w:webHidden/>
               </w:rPr>
-              <w:instrText xml:space="preserve"> PAGEREF _Toc229498825 \h </w:instrText>
+              <w:instrText xml:space="preserve"> PAGEREF _Toc230031399 \h </w:instrText>
             </w:r>
             <w:r>
               <w:rPr>
@@ -2299,7 +3525,7 @@
                 <w:noProof/>
                 <w:webHidden/>
               </w:rPr>
-              <w:t>14</w:t>
+              <w:t>23</w:t>
             </w:r>
             <w:r>
               <w:rPr>
@@ -2318,16 +3544,22 @@
               <w:tab w:val="right" w:leader="dot" w:pos="9739"/>
             </w:tabs>
             <w:rPr>
+              <w:rFonts w:asciiTheme="minorHAnsi" w:eastAsiaTheme="minorEastAsia" w:hAnsiTheme="minorHAnsi"/>
               <w:noProof/>
+              <w:color w:val="auto"/>
+              <w:kern w:val="2"/>
+              <w:sz w:val="24"/>
+              <w:szCs w:val="24"/>
+              <w14:ligatures w14:val="standardContextual"/>
             </w:rPr>
           </w:pPr>
-          <w:hyperlink w:anchor="_Toc229498826" w:history="1">
+          <w:hyperlink w:anchor="_Toc230031400" w:history="1">
             <w:r>
               <w:rPr>
                 <w:rStyle w:val="Hyperlink"/>
                 <w:noProof/>
               </w:rPr>
-              <w:t>9.2 Test Execution Summary</w:t>
+              <w:t>B.6 Jira-GitHub Integration Evidence</w:t>
             </w:r>
             <w:r>
               <w:rPr>
@@ -2349,7 +3581,7 @@
                 <w:noProof/>
                 <w:webHidden/>
               </w:rPr>
-              <w:instrText xml:space="preserve"> PAGEREF _Toc229498826 \h </w:instrText>
+              <w:instrText xml:space="preserve"> PAGEREF _Toc230031400 \h </w:instrText>
             </w:r>
             <w:r>
               <w:rPr>
@@ -2371,7 +3603,7 @@
                 <w:noProof/>
                 <w:webHidden/>
               </w:rPr>
-              <w:t>14</w:t>
+              <w:t>24</w:t>
             </w:r>
             <w:r>
               <w:rPr>
@@ -2390,16 +3622,22 @@
               <w:tab w:val="right" w:leader="dot" w:pos="9739"/>
             </w:tabs>
             <w:rPr>
+              <w:rFonts w:asciiTheme="minorHAnsi" w:eastAsiaTheme="minorEastAsia" w:hAnsiTheme="minorHAnsi"/>
               <w:noProof/>
+              <w:color w:val="auto"/>
+              <w:kern w:val="2"/>
+              <w:sz w:val="24"/>
+              <w:szCs w:val="24"/>
+              <w14:ligatures w14:val="standardContextual"/>
             </w:rPr>
           </w:pPr>
-          <w:hyperlink w:anchor="_Toc229498827" w:history="1">
+          <w:hyperlink w:anchor="_Toc230031401" w:history="1">
             <w:r>
               <w:rPr>
                 <w:rStyle w:val="Hyperlink"/>
                 <w:noProof/>
               </w:rPr>
-              <w:t>9.3 Bug Summary</w:t>
+              <w:t>B.7 Velocity Report</w:t>
             </w:r>
             <w:r>
               <w:rPr>
@@ -2421,7 +3659,7 @@
                 <w:noProof/>
                 <w:webHidden/>
               </w:rPr>
-              <w:instrText xml:space="preserve"> PAGEREF _Toc229498827 \h </w:instrText>
+              <w:instrText xml:space="preserve"> PAGEREF _Toc230031401 \h </w:instrText>
             </w:r>
             <w:r>
               <w:rPr>
@@ -2443,7 +3681,7 @@
                 <w:noProof/>
                 <w:webHidden/>
               </w:rPr>
-              <w:t>14</w:t>
+              <w:t>25</w:t>
             </w:r>
             <w:r>
               <w:rPr>
@@ -2462,16 +3700,22 @@
               <w:tab w:val="right" w:leader="dot" w:pos="9739"/>
             </w:tabs>
             <w:rPr>
+              <w:rFonts w:asciiTheme="minorHAnsi" w:eastAsiaTheme="minorEastAsia" w:hAnsiTheme="minorHAnsi"/>
               <w:noProof/>
+              <w:color w:val="auto"/>
+              <w:kern w:val="2"/>
+              <w:sz w:val="24"/>
+              <w:szCs w:val="24"/>
+              <w14:ligatures w14:val="standardContextual"/>
             </w:rPr>
           </w:pPr>
-          <w:hyperlink w:anchor="_Toc229498828" w:history="1">
+          <w:hyperlink w:anchor="_Toc230031402" w:history="1">
             <w:r>
               <w:rPr>
                 <w:rStyle w:val="Hyperlink"/>
                 <w:noProof/>
               </w:rPr>
-              <w:t>9.4 Requirements Traceability Matrix</w:t>
+              <w:t>B.8 GitHub Repository Evidence</w:t>
             </w:r>
             <w:r>
               <w:rPr>
@@ -2493,7 +3737,7 @@
                 <w:noProof/>
                 <w:webHidden/>
               </w:rPr>
-              <w:instrText xml:space="preserve"> PAGEREF _Toc229498828 \h </w:instrText>
+              <w:instrText xml:space="preserve"> PAGEREF _Toc230031402 \h </w:instrText>
             </w:r>
             <w:r>
               <w:rPr>
@@ -2515,1159 +3759,7 @@
                 <w:noProof/>
                 <w:webHidden/>
               </w:rPr>
-              <w:t>14</w:t>
-            </w:r>
-            <w:r>
-              <w:rPr>
-                <w:rStyle w:val="Hyperlink"/>
-                <w:noProof/>
-                <w:rtl/>
-              </w:rPr>
-              <w:fldChar w:fldCharType="end"/>
-            </w:r>
-          </w:hyperlink>
-        </w:p>
-        <w:p>
-          <w:pPr>
-            <w:pStyle w:val="TOC1"/>
-            <w:tabs>
-              <w:tab w:val="right" w:leader="dot" w:pos="9739"/>
-            </w:tabs>
-            <w:rPr>
-              <w:noProof/>
-            </w:rPr>
-          </w:pPr>
-          <w:hyperlink w:anchor="_Toc229498829" w:history="1">
-            <w:r>
-              <w:rPr>
-                <w:rStyle w:val="Hyperlink"/>
-                <w:noProof/>
-              </w:rPr>
-              <w:t>10. Agile Project Management Evidence</w:t>
-            </w:r>
-            <w:r>
-              <w:rPr>
-                <w:noProof/>
-                <w:webHidden/>
-              </w:rPr>
-              <w:tab/>
-            </w:r>
-            <w:r>
-              <w:rPr>
-                <w:rStyle w:val="Hyperlink"/>
-                <w:noProof/>
-                <w:rtl/>
-              </w:rPr>
-              <w:fldChar w:fldCharType="begin"/>
-            </w:r>
-            <w:r>
-              <w:rPr>
-                <w:noProof/>
-                <w:webHidden/>
-              </w:rPr>
-              <w:instrText xml:space="preserve"> PAGEREF _Toc229498829 \h </w:instrText>
-            </w:r>
-            <w:r>
-              <w:rPr>
-                <w:rStyle w:val="Hyperlink"/>
-                <w:noProof/>
-                <w:rtl/>
-              </w:rPr>
-            </w:r>
-            <w:r>
-              <w:rPr>
-                <w:rStyle w:val="Hyperlink"/>
-                <w:noProof/>
-                <w:rtl/>
-              </w:rPr>
-              <w:fldChar w:fldCharType="separate"/>
-            </w:r>
-            <w:r>
-              <w:rPr>
-                <w:noProof/>
-                <w:webHidden/>
-              </w:rPr>
-              <w:t>14</w:t>
-            </w:r>
-            <w:r>
-              <w:rPr>
-                <w:rStyle w:val="Hyperlink"/>
-                <w:noProof/>
-                <w:rtl/>
-              </w:rPr>
-              <w:fldChar w:fldCharType="end"/>
-            </w:r>
-          </w:hyperlink>
-        </w:p>
-        <w:p>
-          <w:pPr>
-            <w:pStyle w:val="TOC1"/>
-            <w:tabs>
-              <w:tab w:val="right" w:leader="dot" w:pos="9739"/>
-            </w:tabs>
-            <w:rPr>
-              <w:noProof/>
-            </w:rPr>
-          </w:pPr>
-          <w:hyperlink w:anchor="_Toc229498830" w:history="1">
-            <w:r>
-              <w:rPr>
-                <w:rStyle w:val="Hyperlink"/>
-                <w:noProof/>
-              </w:rPr>
-              <w:t>11. Version Control and Collaboration Evidence</w:t>
-            </w:r>
-            <w:r>
-              <w:rPr>
-                <w:noProof/>
-                <w:webHidden/>
-              </w:rPr>
-              <w:tab/>
-            </w:r>
-            <w:r>
-              <w:rPr>
-                <w:rStyle w:val="Hyperlink"/>
-                <w:noProof/>
-                <w:rtl/>
-              </w:rPr>
-              <w:fldChar w:fldCharType="begin"/>
-            </w:r>
-            <w:r>
-              <w:rPr>
-                <w:noProof/>
-                <w:webHidden/>
-              </w:rPr>
-              <w:instrText xml:space="preserve"> PAGEREF _Toc229498830 \h </w:instrText>
-            </w:r>
-            <w:r>
-              <w:rPr>
-                <w:rStyle w:val="Hyperlink"/>
-                <w:noProof/>
-                <w:rtl/>
-              </w:rPr>
-            </w:r>
-            <w:r>
-              <w:rPr>
-                <w:rStyle w:val="Hyperlink"/>
-                <w:noProof/>
-                <w:rtl/>
-              </w:rPr>
-              <w:fldChar w:fldCharType="separate"/>
-            </w:r>
-            <w:r>
-              <w:rPr>
-                <w:noProof/>
-                <w:webHidden/>
-              </w:rPr>
-              <w:t>15</w:t>
-            </w:r>
-            <w:r>
-              <w:rPr>
-                <w:rStyle w:val="Hyperlink"/>
-                <w:noProof/>
-                <w:rtl/>
-              </w:rPr>
-              <w:fldChar w:fldCharType="end"/>
-            </w:r>
-          </w:hyperlink>
-        </w:p>
-        <w:p>
-          <w:pPr>
-            <w:pStyle w:val="TOC1"/>
-            <w:tabs>
-              <w:tab w:val="right" w:leader="dot" w:pos="9739"/>
-            </w:tabs>
-            <w:rPr>
-              <w:noProof/>
-            </w:rPr>
-          </w:pPr>
-          <w:hyperlink w:anchor="_Toc229498831" w:history="1">
-            <w:r>
-              <w:rPr>
-                <w:rStyle w:val="Hyperlink"/>
-                <w:noProof/>
-              </w:rPr>
-              <w:t>12. Final Demo and Presentation Plan</w:t>
-            </w:r>
-            <w:r>
-              <w:rPr>
-                <w:noProof/>
-                <w:webHidden/>
-              </w:rPr>
-              <w:tab/>
-            </w:r>
-            <w:r>
-              <w:rPr>
-                <w:rStyle w:val="Hyperlink"/>
-                <w:noProof/>
-                <w:rtl/>
-              </w:rPr>
-              <w:fldChar w:fldCharType="begin"/>
-            </w:r>
-            <w:r>
-              <w:rPr>
-                <w:noProof/>
-                <w:webHidden/>
-              </w:rPr>
-              <w:instrText xml:space="preserve"> PAGEREF _Toc229498831 \h </w:instrText>
-            </w:r>
-            <w:r>
-              <w:rPr>
-                <w:rStyle w:val="Hyperlink"/>
-                <w:noProof/>
-                <w:rtl/>
-              </w:rPr>
-            </w:r>
-            <w:r>
-              <w:rPr>
-                <w:rStyle w:val="Hyperlink"/>
-                <w:noProof/>
-                <w:rtl/>
-              </w:rPr>
-              <w:fldChar w:fldCharType="separate"/>
-            </w:r>
-            <w:r>
-              <w:rPr>
-                <w:noProof/>
-                <w:webHidden/>
-              </w:rPr>
-              <w:t>15</w:t>
-            </w:r>
-            <w:r>
-              <w:rPr>
-                <w:rStyle w:val="Hyperlink"/>
-                <w:noProof/>
-                <w:rtl/>
-              </w:rPr>
-              <w:fldChar w:fldCharType="end"/>
-            </w:r>
-          </w:hyperlink>
-        </w:p>
-        <w:p>
-          <w:pPr>
-            <w:pStyle w:val="TOC1"/>
-            <w:tabs>
-              <w:tab w:val="right" w:leader="dot" w:pos="9739"/>
-            </w:tabs>
-            <w:rPr>
-              <w:noProof/>
-            </w:rPr>
-          </w:pPr>
-          <w:hyperlink w:anchor="_Toc229498832" w:history="1">
-            <w:r>
-              <w:rPr>
-                <w:rStyle w:val="Hyperlink"/>
-                <w:noProof/>
-              </w:rPr>
-              <w:t>13. Known Limitations and Future Enhancements</w:t>
-            </w:r>
-            <w:r>
-              <w:rPr>
-                <w:noProof/>
-                <w:webHidden/>
-              </w:rPr>
-              <w:tab/>
-            </w:r>
-            <w:r>
-              <w:rPr>
-                <w:rStyle w:val="Hyperlink"/>
-                <w:noProof/>
-                <w:rtl/>
-              </w:rPr>
-              <w:fldChar w:fldCharType="begin"/>
-            </w:r>
-            <w:r>
-              <w:rPr>
-                <w:noProof/>
-                <w:webHidden/>
-              </w:rPr>
-              <w:instrText xml:space="preserve"> PAGEREF _Toc229498832 \h </w:instrText>
-            </w:r>
-            <w:r>
-              <w:rPr>
-                <w:rStyle w:val="Hyperlink"/>
-                <w:noProof/>
-                <w:rtl/>
-              </w:rPr>
-            </w:r>
-            <w:r>
-              <w:rPr>
-                <w:rStyle w:val="Hyperlink"/>
-                <w:noProof/>
-                <w:rtl/>
-              </w:rPr>
-              <w:fldChar w:fldCharType="separate"/>
-            </w:r>
-            <w:r>
-              <w:rPr>
-                <w:noProof/>
-                <w:webHidden/>
-              </w:rPr>
-              <w:t>15</w:t>
-            </w:r>
-            <w:r>
-              <w:rPr>
-                <w:rStyle w:val="Hyperlink"/>
-                <w:noProof/>
-                <w:rtl/>
-              </w:rPr>
-              <w:fldChar w:fldCharType="end"/>
-            </w:r>
-          </w:hyperlink>
-        </w:p>
-        <w:p>
-          <w:pPr>
-            <w:pStyle w:val="TOC1"/>
-            <w:tabs>
-              <w:tab w:val="right" w:leader="dot" w:pos="9739"/>
-            </w:tabs>
-            <w:rPr>
-              <w:noProof/>
-            </w:rPr>
-          </w:pPr>
-          <w:hyperlink w:anchor="_Toc229498833" w:history="1">
-            <w:r>
-              <w:rPr>
-                <w:rStyle w:val="Hyperlink"/>
-                <w:noProof/>
-              </w:rPr>
-              <w:t>14. Final Submission Checklist</w:t>
-            </w:r>
-            <w:r>
-              <w:rPr>
-                <w:noProof/>
-                <w:webHidden/>
-              </w:rPr>
-              <w:tab/>
-            </w:r>
-            <w:r>
-              <w:rPr>
-                <w:rStyle w:val="Hyperlink"/>
-                <w:noProof/>
-                <w:rtl/>
-              </w:rPr>
-              <w:fldChar w:fldCharType="begin"/>
-            </w:r>
-            <w:r>
-              <w:rPr>
-                <w:noProof/>
-                <w:webHidden/>
-              </w:rPr>
-              <w:instrText xml:space="preserve"> PAGEREF _Toc229498833 \h </w:instrText>
-            </w:r>
-            <w:r>
-              <w:rPr>
-                <w:rStyle w:val="Hyperlink"/>
-                <w:noProof/>
-                <w:rtl/>
-              </w:rPr>
-            </w:r>
-            <w:r>
-              <w:rPr>
-                <w:rStyle w:val="Hyperlink"/>
-                <w:noProof/>
-                <w:rtl/>
-              </w:rPr>
-              <w:fldChar w:fldCharType="separate"/>
-            </w:r>
-            <w:r>
-              <w:rPr>
-                <w:noProof/>
-                <w:webHidden/>
-              </w:rPr>
-              <w:t>16</w:t>
-            </w:r>
-            <w:r>
-              <w:rPr>
-                <w:rStyle w:val="Hyperlink"/>
-                <w:noProof/>
-                <w:rtl/>
-              </w:rPr>
-              <w:fldChar w:fldCharType="end"/>
-            </w:r>
-          </w:hyperlink>
-        </w:p>
-        <w:p>
-          <w:pPr>
-            <w:pStyle w:val="TOC1"/>
-            <w:tabs>
-              <w:tab w:val="right" w:leader="dot" w:pos="9739"/>
-            </w:tabs>
-            <w:rPr>
-              <w:noProof/>
-            </w:rPr>
-          </w:pPr>
-          <w:hyperlink w:anchor="_Toc229498834" w:history="1">
-            <w:r>
-              <w:rPr>
-                <w:rStyle w:val="Hyperlink"/>
-                <w:noProof/>
-              </w:rPr>
-              <w:t>15. Conclusion</w:t>
-            </w:r>
-            <w:r>
-              <w:rPr>
-                <w:noProof/>
-                <w:webHidden/>
-              </w:rPr>
-              <w:tab/>
-            </w:r>
-            <w:r>
-              <w:rPr>
-                <w:rStyle w:val="Hyperlink"/>
-                <w:noProof/>
-                <w:rtl/>
-              </w:rPr>
-              <w:fldChar w:fldCharType="begin"/>
-            </w:r>
-            <w:r>
-              <w:rPr>
-                <w:noProof/>
-                <w:webHidden/>
-              </w:rPr>
-              <w:instrText xml:space="preserve"> PAGEREF _Toc229498834 \h </w:instrText>
-            </w:r>
-            <w:r>
-              <w:rPr>
-                <w:rStyle w:val="Hyperlink"/>
-                <w:noProof/>
-                <w:rtl/>
-              </w:rPr>
-            </w:r>
-            <w:r>
-              <w:rPr>
-                <w:rStyle w:val="Hyperlink"/>
-                <w:noProof/>
-                <w:rtl/>
-              </w:rPr>
-              <w:fldChar w:fldCharType="separate"/>
-            </w:r>
-            <w:r>
-              <w:rPr>
-                <w:noProof/>
-                <w:webHidden/>
-              </w:rPr>
-              <w:t>16</w:t>
-            </w:r>
-            <w:r>
-              <w:rPr>
-                <w:rStyle w:val="Hyperlink"/>
-                <w:noProof/>
-                <w:rtl/>
-              </w:rPr>
-              <w:fldChar w:fldCharType="end"/>
-            </w:r>
-          </w:hyperlink>
-        </w:p>
-        <w:p>
-          <w:pPr>
-            <w:pStyle w:val="TOC1"/>
-            <w:tabs>
-              <w:tab w:val="right" w:leader="dot" w:pos="9739"/>
-            </w:tabs>
-            <w:rPr>
-              <w:noProof/>
-            </w:rPr>
-          </w:pPr>
-          <w:hyperlink w:anchor="_Toc229498835" w:history="1">
-            <w:r>
-              <w:rPr>
-                <w:rStyle w:val="Hyperlink"/>
-                <w:noProof/>
-              </w:rPr>
-              <w:t>Appendix A. Detailed QA Test Cases</w:t>
-            </w:r>
-            <w:r>
-              <w:rPr>
-                <w:noProof/>
-                <w:webHidden/>
-              </w:rPr>
-              <w:tab/>
-            </w:r>
-            <w:r>
-              <w:rPr>
-                <w:rStyle w:val="Hyperlink"/>
-                <w:noProof/>
-                <w:rtl/>
-              </w:rPr>
-              <w:fldChar w:fldCharType="begin"/>
-            </w:r>
-            <w:r>
-              <w:rPr>
-                <w:noProof/>
-                <w:webHidden/>
-              </w:rPr>
-              <w:instrText xml:space="preserve"> PAGEREF _Toc229498835 \h </w:instrText>
-            </w:r>
-            <w:r>
-              <w:rPr>
-                <w:rStyle w:val="Hyperlink"/>
-                <w:noProof/>
-                <w:rtl/>
-              </w:rPr>
-            </w:r>
-            <w:r>
-              <w:rPr>
-                <w:rStyle w:val="Hyperlink"/>
-                <w:noProof/>
-                <w:rtl/>
-              </w:rPr>
-              <w:fldChar w:fldCharType="separate"/>
-            </w:r>
-            <w:r>
-              <w:rPr>
-                <w:noProof/>
-                <w:webHidden/>
-              </w:rPr>
-              <w:t>17</w:t>
-            </w:r>
-            <w:r>
-              <w:rPr>
-                <w:rStyle w:val="Hyperlink"/>
-                <w:noProof/>
-                <w:rtl/>
-              </w:rPr>
-              <w:fldChar w:fldCharType="end"/>
-            </w:r>
-          </w:hyperlink>
-        </w:p>
-        <w:p>
-          <w:pPr>
-            <w:pStyle w:val="TOC1"/>
-            <w:tabs>
-              <w:tab w:val="right" w:leader="dot" w:pos="9739"/>
-            </w:tabs>
-            <w:rPr>
-              <w:noProof/>
-            </w:rPr>
-          </w:pPr>
-          <w:hyperlink w:anchor="_Toc229498836" w:history="1">
-            <w:r>
-              <w:rPr>
-                <w:rStyle w:val="Hyperlink"/>
-                <w:noProof/>
-              </w:rPr>
-              <w:t>Appendix B. Jira and GitHub Evidence Screenshots</w:t>
-            </w:r>
-            <w:r>
-              <w:rPr>
-                <w:noProof/>
-                <w:webHidden/>
-              </w:rPr>
-              <w:tab/>
-            </w:r>
-            <w:r>
-              <w:rPr>
-                <w:rStyle w:val="Hyperlink"/>
-                <w:noProof/>
-                <w:rtl/>
-              </w:rPr>
-              <w:fldChar w:fldCharType="begin"/>
-            </w:r>
-            <w:r>
-              <w:rPr>
-                <w:noProof/>
-                <w:webHidden/>
-              </w:rPr>
-              <w:instrText xml:space="preserve"> PAGEREF _Toc229498836 \h </w:instrText>
-            </w:r>
-            <w:r>
-              <w:rPr>
-                <w:rStyle w:val="Hyperlink"/>
-                <w:noProof/>
-                <w:rtl/>
-              </w:rPr>
-            </w:r>
-            <w:r>
-              <w:rPr>
-                <w:rStyle w:val="Hyperlink"/>
-                <w:noProof/>
-                <w:rtl/>
-              </w:rPr>
-              <w:fldChar w:fldCharType="separate"/>
-            </w:r>
-            <w:r>
-              <w:rPr>
-                <w:noProof/>
-                <w:webHidden/>
-              </w:rPr>
-              <w:t>18</w:t>
-            </w:r>
-            <w:r>
-              <w:rPr>
-                <w:rStyle w:val="Hyperlink"/>
-                <w:noProof/>
-                <w:rtl/>
-              </w:rPr>
-              <w:fldChar w:fldCharType="end"/>
-            </w:r>
-          </w:hyperlink>
-        </w:p>
-        <w:p>
-          <w:pPr>
-            <w:pStyle w:val="TOC2"/>
-            <w:tabs>
-              <w:tab w:val="right" w:leader="dot" w:pos="9739"/>
-            </w:tabs>
-            <w:rPr>
-              <w:noProof/>
-            </w:rPr>
-          </w:pPr>
-          <w:hyperlink w:anchor="_Toc229498837" w:history="1">
-            <w:r>
-              <w:rPr>
-                <w:rStyle w:val="Hyperlink"/>
-                <w:noProof/>
-              </w:rPr>
-              <w:t>B.1 Sprint 1 Evidence</w:t>
-            </w:r>
-            <w:r>
-              <w:rPr>
-                <w:noProof/>
-                <w:webHidden/>
-              </w:rPr>
-              <w:tab/>
-            </w:r>
-            <w:r>
-              <w:rPr>
-                <w:rStyle w:val="Hyperlink"/>
-                <w:noProof/>
-                <w:rtl/>
-              </w:rPr>
-              <w:fldChar w:fldCharType="begin"/>
-            </w:r>
-            <w:r>
-              <w:rPr>
-                <w:noProof/>
-                <w:webHidden/>
-              </w:rPr>
-              <w:instrText xml:space="preserve"> PAGEREF _Toc229498837 \h </w:instrText>
-            </w:r>
-            <w:r>
-              <w:rPr>
-                <w:rStyle w:val="Hyperlink"/>
-                <w:noProof/>
-                <w:rtl/>
-              </w:rPr>
-            </w:r>
-            <w:r>
-              <w:rPr>
-                <w:rStyle w:val="Hyperlink"/>
-                <w:noProof/>
-                <w:rtl/>
-              </w:rPr>
-              <w:fldChar w:fldCharType="separate"/>
-            </w:r>
-            <w:r>
-              <w:rPr>
-                <w:noProof/>
-                <w:webHidden/>
-              </w:rPr>
-              <w:t>18</w:t>
-            </w:r>
-            <w:r>
-              <w:rPr>
-                <w:rStyle w:val="Hyperlink"/>
-                <w:noProof/>
-                <w:rtl/>
-              </w:rPr>
-              <w:fldChar w:fldCharType="end"/>
-            </w:r>
-          </w:hyperlink>
-        </w:p>
-        <w:p>
-          <w:pPr>
-            <w:pStyle w:val="TOC2"/>
-            <w:tabs>
-              <w:tab w:val="right" w:leader="dot" w:pos="9739"/>
-            </w:tabs>
-            <w:rPr>
-              <w:noProof/>
-            </w:rPr>
-          </w:pPr>
-          <w:hyperlink w:anchor="_Toc229498838" w:history="1">
-            <w:r>
-              <w:rPr>
-                <w:rStyle w:val="Hyperlink"/>
-                <w:noProof/>
-              </w:rPr>
-              <w:t>B.2 Sprint 2 Evidence</w:t>
-            </w:r>
-            <w:r>
-              <w:rPr>
-                <w:noProof/>
-                <w:webHidden/>
-              </w:rPr>
-              <w:tab/>
-            </w:r>
-            <w:r>
-              <w:rPr>
-                <w:rStyle w:val="Hyperlink"/>
-                <w:noProof/>
-                <w:rtl/>
-              </w:rPr>
-              <w:fldChar w:fldCharType="begin"/>
-            </w:r>
-            <w:r>
-              <w:rPr>
-                <w:noProof/>
-                <w:webHidden/>
-              </w:rPr>
-              <w:instrText xml:space="preserve"> PAGEREF _Toc229498838 \h </w:instrText>
-            </w:r>
-            <w:r>
-              <w:rPr>
-                <w:rStyle w:val="Hyperlink"/>
-                <w:noProof/>
-                <w:rtl/>
-              </w:rPr>
-            </w:r>
-            <w:r>
-              <w:rPr>
-                <w:rStyle w:val="Hyperlink"/>
-                <w:noProof/>
-                <w:rtl/>
-              </w:rPr>
-              <w:fldChar w:fldCharType="separate"/>
-            </w:r>
-            <w:r>
-              <w:rPr>
-                <w:noProof/>
-                <w:webHidden/>
-              </w:rPr>
-              <w:t>19</w:t>
-            </w:r>
-            <w:r>
-              <w:rPr>
-                <w:rStyle w:val="Hyperlink"/>
-                <w:noProof/>
-                <w:rtl/>
-              </w:rPr>
-              <w:fldChar w:fldCharType="end"/>
-            </w:r>
-          </w:hyperlink>
-        </w:p>
-        <w:p>
-          <w:pPr>
-            <w:pStyle w:val="TOC2"/>
-            <w:tabs>
-              <w:tab w:val="right" w:leader="dot" w:pos="9739"/>
-            </w:tabs>
-            <w:rPr>
-              <w:noProof/>
-            </w:rPr>
-          </w:pPr>
-          <w:hyperlink w:anchor="_Toc229498839" w:history="1">
-            <w:r>
-              <w:rPr>
-                <w:rStyle w:val="Hyperlink"/>
-                <w:noProof/>
-              </w:rPr>
-              <w:t>B.3 Sprint 3 Evidence</w:t>
-            </w:r>
-            <w:r>
-              <w:rPr>
-                <w:noProof/>
-                <w:webHidden/>
-              </w:rPr>
-              <w:tab/>
-            </w:r>
-            <w:r>
-              <w:rPr>
-                <w:rStyle w:val="Hyperlink"/>
-                <w:noProof/>
-                <w:rtl/>
-              </w:rPr>
-              <w:fldChar w:fldCharType="begin"/>
-            </w:r>
-            <w:r>
-              <w:rPr>
-                <w:noProof/>
-                <w:webHidden/>
-              </w:rPr>
-              <w:instrText xml:space="preserve"> PAGEREF _Toc229498839 \h </w:instrText>
-            </w:r>
-            <w:r>
-              <w:rPr>
-                <w:rStyle w:val="Hyperlink"/>
-                <w:noProof/>
-                <w:rtl/>
-              </w:rPr>
-            </w:r>
-            <w:r>
-              <w:rPr>
-                <w:rStyle w:val="Hyperlink"/>
-                <w:noProof/>
-                <w:rtl/>
-              </w:rPr>
-              <w:fldChar w:fldCharType="separate"/>
-            </w:r>
-            <w:r>
-              <w:rPr>
-                <w:noProof/>
-                <w:webHidden/>
-              </w:rPr>
-              <w:t>20</w:t>
-            </w:r>
-            <w:r>
-              <w:rPr>
-                <w:rStyle w:val="Hyperlink"/>
-                <w:noProof/>
-                <w:rtl/>
-              </w:rPr>
-              <w:fldChar w:fldCharType="end"/>
-            </w:r>
-          </w:hyperlink>
-        </w:p>
-        <w:p>
-          <w:pPr>
-            <w:pStyle w:val="TOC2"/>
-            <w:tabs>
-              <w:tab w:val="right" w:leader="dot" w:pos="9739"/>
-            </w:tabs>
-            <w:rPr>
-              <w:noProof/>
-            </w:rPr>
-          </w:pPr>
-          <w:hyperlink w:anchor="_Toc229498840" w:history="1">
-            <w:r>
-              <w:rPr>
-                <w:rStyle w:val="Hyperlink"/>
-                <w:noProof/>
-              </w:rPr>
-              <w:t>B.4 Sprint 4 Evidence</w:t>
-            </w:r>
-            <w:r>
-              <w:rPr>
-                <w:noProof/>
-                <w:webHidden/>
-              </w:rPr>
-              <w:tab/>
-            </w:r>
-            <w:r>
-              <w:rPr>
-                <w:rStyle w:val="Hyperlink"/>
-                <w:noProof/>
-                <w:rtl/>
-              </w:rPr>
-              <w:fldChar w:fldCharType="begin"/>
-            </w:r>
-            <w:r>
-              <w:rPr>
-                <w:noProof/>
-                <w:webHidden/>
-              </w:rPr>
-              <w:instrText xml:space="preserve"> PAGEREF _Toc229498840 \h </w:instrText>
-            </w:r>
-            <w:r>
-              <w:rPr>
-                <w:rStyle w:val="Hyperlink"/>
-                <w:noProof/>
-                <w:rtl/>
-              </w:rPr>
-            </w:r>
-            <w:r>
-              <w:rPr>
-                <w:rStyle w:val="Hyperlink"/>
-                <w:noProof/>
-                <w:rtl/>
-              </w:rPr>
-              <w:fldChar w:fldCharType="separate"/>
-            </w:r>
-            <w:r>
-              <w:rPr>
-                <w:noProof/>
-                <w:webHidden/>
-              </w:rPr>
-              <w:t>21</w:t>
-            </w:r>
-            <w:r>
-              <w:rPr>
-                <w:rStyle w:val="Hyperlink"/>
-                <w:noProof/>
-                <w:rtl/>
-              </w:rPr>
-              <w:fldChar w:fldCharType="end"/>
-            </w:r>
-          </w:hyperlink>
-        </w:p>
-        <w:p>
-          <w:pPr>
-            <w:pStyle w:val="TOC2"/>
-            <w:tabs>
-              <w:tab w:val="right" w:leader="dot" w:pos="9739"/>
-            </w:tabs>
-            <w:rPr>
-              <w:noProof/>
-            </w:rPr>
-          </w:pPr>
-          <w:hyperlink w:anchor="_Toc229498841" w:history="1">
-            <w:r>
-              <w:rPr>
-                <w:rStyle w:val="Hyperlink"/>
-                <w:noProof/>
-              </w:rPr>
-              <w:t>B.5 Sprint 5 Final QA Evidence</w:t>
-            </w:r>
-            <w:r>
-              <w:rPr>
-                <w:noProof/>
-                <w:webHidden/>
-              </w:rPr>
-              <w:tab/>
-            </w:r>
-            <w:r>
-              <w:rPr>
-                <w:rStyle w:val="Hyperlink"/>
-                <w:noProof/>
-                <w:rtl/>
-              </w:rPr>
-              <w:fldChar w:fldCharType="begin"/>
-            </w:r>
-            <w:r>
-              <w:rPr>
-                <w:noProof/>
-                <w:webHidden/>
-              </w:rPr>
-              <w:instrText xml:space="preserve"> PAGEREF _Toc229498841 \h </w:instrText>
-            </w:r>
-            <w:r>
-              <w:rPr>
-                <w:rStyle w:val="Hyperlink"/>
-                <w:noProof/>
-                <w:rtl/>
-              </w:rPr>
-            </w:r>
-            <w:r>
-              <w:rPr>
-                <w:rStyle w:val="Hyperlink"/>
-                <w:noProof/>
-                <w:rtl/>
-              </w:rPr>
-              <w:fldChar w:fldCharType="separate"/>
-            </w:r>
-            <w:r>
-              <w:rPr>
-                <w:noProof/>
-                <w:webHidden/>
-              </w:rPr>
-              <w:t>22</w:t>
-            </w:r>
-            <w:r>
-              <w:rPr>
-                <w:rStyle w:val="Hyperlink"/>
-                <w:noProof/>
-                <w:rtl/>
-              </w:rPr>
-              <w:fldChar w:fldCharType="end"/>
-            </w:r>
-          </w:hyperlink>
-        </w:p>
-        <w:p>
-          <w:pPr>
-            <w:pStyle w:val="TOC2"/>
-            <w:tabs>
-              <w:tab w:val="right" w:leader="dot" w:pos="9739"/>
-            </w:tabs>
-            <w:rPr>
-              <w:noProof/>
-            </w:rPr>
-          </w:pPr>
-          <w:hyperlink w:anchor="_Toc229498842" w:history="1">
-            <w:r>
-              <w:rPr>
-                <w:rStyle w:val="Hyperlink"/>
-                <w:noProof/>
-              </w:rPr>
-              <w:t>B.6 Jira-GitHub Integration Evidence</w:t>
-            </w:r>
-            <w:r>
-              <w:rPr>
-                <w:noProof/>
-                <w:webHidden/>
-              </w:rPr>
-              <w:tab/>
-            </w:r>
-            <w:r>
-              <w:rPr>
-                <w:rStyle w:val="Hyperlink"/>
-                <w:noProof/>
-                <w:rtl/>
-              </w:rPr>
-              <w:fldChar w:fldCharType="begin"/>
-            </w:r>
-            <w:r>
-              <w:rPr>
-                <w:noProof/>
-                <w:webHidden/>
-              </w:rPr>
-              <w:instrText xml:space="preserve"> PAGEREF _Toc229498842 \h </w:instrText>
-            </w:r>
-            <w:r>
-              <w:rPr>
-                <w:rStyle w:val="Hyperlink"/>
-                <w:noProof/>
-                <w:rtl/>
-              </w:rPr>
-            </w:r>
-            <w:r>
-              <w:rPr>
-                <w:rStyle w:val="Hyperlink"/>
-                <w:noProof/>
-                <w:rtl/>
-              </w:rPr>
-              <w:fldChar w:fldCharType="separate"/>
-            </w:r>
-            <w:r>
-              <w:rPr>
-                <w:noProof/>
-                <w:webHidden/>
-              </w:rPr>
-              <w:t>23</w:t>
-            </w:r>
-            <w:r>
-              <w:rPr>
-                <w:rStyle w:val="Hyperlink"/>
-                <w:noProof/>
-                <w:rtl/>
-              </w:rPr>
-              <w:fldChar w:fldCharType="end"/>
-            </w:r>
-          </w:hyperlink>
-        </w:p>
-        <w:p>
-          <w:pPr>
-            <w:pStyle w:val="TOC2"/>
-            <w:tabs>
-              <w:tab w:val="right" w:leader="dot" w:pos="9739"/>
-            </w:tabs>
-            <w:rPr>
-              <w:noProof/>
-            </w:rPr>
-          </w:pPr>
-          <w:hyperlink w:anchor="_Toc229498843" w:history="1">
-            <w:r>
-              <w:rPr>
-                <w:rStyle w:val="Hyperlink"/>
-                <w:noProof/>
-              </w:rPr>
-              <w:t>B.7 Velocity Report</w:t>
-            </w:r>
-            <w:r>
-              <w:rPr>
-                <w:noProof/>
-                <w:webHidden/>
-              </w:rPr>
-              <w:tab/>
-            </w:r>
-            <w:r>
-              <w:rPr>
-                <w:rStyle w:val="Hyperlink"/>
-                <w:noProof/>
-                <w:rtl/>
-              </w:rPr>
-              <w:fldChar w:fldCharType="begin"/>
-            </w:r>
-            <w:r>
-              <w:rPr>
-                <w:noProof/>
-                <w:webHidden/>
-              </w:rPr>
-              <w:instrText xml:space="preserve"> PAGEREF _Toc229498843 \h </w:instrText>
-            </w:r>
-            <w:r>
-              <w:rPr>
-                <w:rStyle w:val="Hyperlink"/>
-                <w:noProof/>
-                <w:rtl/>
-              </w:rPr>
-            </w:r>
-            <w:r>
-              <w:rPr>
-                <w:rStyle w:val="Hyperlink"/>
-                <w:noProof/>
-                <w:rtl/>
-              </w:rPr>
-              <w:fldChar w:fldCharType="separate"/>
-            </w:r>
-            <w:r>
-              <w:rPr>
-                <w:noProof/>
-                <w:webHidden/>
-              </w:rPr>
-              <w:t>24</w:t>
-            </w:r>
-            <w:r>
-              <w:rPr>
-                <w:rStyle w:val="Hyperlink"/>
-                <w:noProof/>
-                <w:rtl/>
-              </w:rPr>
-              <w:fldChar w:fldCharType="end"/>
-            </w:r>
-          </w:hyperlink>
-        </w:p>
-        <w:p>
-          <w:pPr>
-            <w:pStyle w:val="TOC2"/>
-            <w:tabs>
-              <w:tab w:val="right" w:leader="dot" w:pos="9739"/>
-            </w:tabs>
-            <w:rPr>
-              <w:noProof/>
-            </w:rPr>
-          </w:pPr>
-          <w:hyperlink w:anchor="_Toc229498844" w:history="1">
-            <w:r>
-              <w:rPr>
-                <w:rStyle w:val="Hyperlink"/>
-                <w:noProof/>
-              </w:rPr>
-              <w:t>B.8 GitHub Repository Evidence</w:t>
-            </w:r>
-            <w:r>
-              <w:rPr>
-                <w:noProof/>
-                <w:webHidden/>
-              </w:rPr>
-              <w:tab/>
-            </w:r>
-            <w:r>
-              <w:rPr>
-                <w:rStyle w:val="Hyperlink"/>
-                <w:noProof/>
-                <w:rtl/>
-              </w:rPr>
-              <w:fldChar w:fldCharType="begin"/>
-            </w:r>
-            <w:r>
-              <w:rPr>
-                <w:noProof/>
-                <w:webHidden/>
-              </w:rPr>
-              <w:instrText xml:space="preserve"> PAGEREF _Toc229498844 \h </w:instrText>
-            </w:r>
-            <w:r>
-              <w:rPr>
-                <w:rStyle w:val="Hyperlink"/>
-                <w:noProof/>
-                <w:rtl/>
-              </w:rPr>
-            </w:r>
-            <w:r>
-              <w:rPr>
-                <w:rStyle w:val="Hyperlink"/>
-                <w:noProof/>
-                <w:rtl/>
-              </w:rPr>
-              <w:fldChar w:fldCharType="separate"/>
-            </w:r>
-            <w:r>
-              <w:rPr>
-                <w:noProof/>
-                <w:webHidden/>
-              </w:rPr>
-              <w:t>25</w:t>
+              <w:t>26</w:t>
             </w:r>
             <w:r>
               <w:rPr>
@@ -3700,7 +3792,7 @@
       <w:pPr>
         <w:pStyle w:val="Heading1"/>
       </w:pPr>
-      <w:bookmarkStart w:id="0" w:name="_Toc229498802"/>
+      <w:bookmarkStart w:id="0" w:name="_Toc230031361"/>
       <w:r>
         <w:lastRenderedPageBreak/>
         <w:t>1. Executive Summary</w:t>
@@ -3708,13 +3800,8 @@
       <w:bookmarkEnd w:id="0"/>
     </w:p>
     <w:p>
-      <w:proofErr w:type="spellStart"/>
       <w:r>
-        <w:t>YallaMarket</w:t>
-      </w:r>
-      <w:proofErr w:type="spellEnd"/>
-      <w:r>
-        <w:t xml:space="preserve"> is a full-stack bilingual digital marketplace developed as a Software Engineering course project. The system provides a storefront for digital products such as game cards, subscriptions, balances, and related digital services. It supports Arabic and English interfaces, RTL/LTR layout switching, product browsing, cart management, checkout/order submission, authentication, and admin management features.</w:t>
+        <w:t>YallaMarket is a full-stack bilingual digital marketplace developed as a Software Engineering course project. The system provides a storefront for digital products such as game cards, subscriptions, balances, and related digital services. It supports Arabic and English interfaces, RTL/LTR layout switching, product browsing, cart management, checkout/order submission, authentication, and admin management features.</w:t>
       </w:r>
     </w:p>
     <w:p>
@@ -3731,7 +3818,7 @@
       <w:pPr>
         <w:pStyle w:val="Heading1"/>
       </w:pPr>
-      <w:bookmarkStart w:id="1" w:name="_Toc229498803"/>
+      <w:bookmarkStart w:id="1" w:name="_Toc230031362"/>
       <w:r>
         <w:t>2. Project Overview and Problem Definition</w:t>
       </w:r>
@@ -3741,7 +3828,7 @@
       <w:pPr>
         <w:pStyle w:val="Heading2"/>
       </w:pPr>
-      <w:bookmarkStart w:id="2" w:name="_Toc229498804"/>
+      <w:bookmarkStart w:id="2" w:name="_Toc230031363"/>
       <w:r>
         <w:t>2.1 Problem Definition</w:t>
       </w:r>
@@ -3749,22 +3836,14 @@
     </w:p>
     <w:p>
       <w:r>
-        <w:t xml:space="preserve">Digital marketplace users need a clear, responsive, and localized shopping experience that allows them to browse digital products, manage a cart, submit orders, and interact with a bilingual interface. </w:t>
-      </w:r>
-      <w:proofErr w:type="spellStart"/>
-      <w:r>
-        <w:t>YallaMarket</w:t>
-      </w:r>
-      <w:proofErr w:type="spellEnd"/>
-      <w:r>
-        <w:t xml:space="preserve"> addresses this need by providing a structured web-based marketplace with customer-facing features and administrative management support.</w:t>
+        <w:t>Digital marketplace users need a clear, responsive, and localized shopping experience that allows them to browse digital products, manage a cart, submit orders, and interact with a bilingual interface. YallaMarket addresses this need by providing a structured web-based marketplace with customer-facing features and administrative management support.</w:t>
       </w:r>
     </w:p>
     <w:p>
       <w:pPr>
         <w:pStyle w:val="Heading2"/>
       </w:pPr>
-      <w:bookmarkStart w:id="3" w:name="_Toc229498805"/>
+      <w:bookmarkStart w:id="3" w:name="_Toc230031364"/>
       <w:r>
         <w:t>2.2 Product Scope</w:t>
       </w:r>
@@ -3815,15 +3894,7 @@
         <w:pStyle w:val="ListBullet"/>
       </w:pPr>
       <w:r>
-        <w:t xml:space="preserve">Cart persistence using browser </w:t>
-      </w:r>
-      <w:proofErr w:type="spellStart"/>
-      <w:r>
-        <w:t>localStorage</w:t>
-      </w:r>
-      <w:proofErr w:type="spellEnd"/>
-      <w:r>
-        <w:t>.</w:t>
+        <w:t>Cart persistence using browser localStorage.</w:t>
       </w:r>
     </w:p>
     <w:p>
@@ -3862,7 +3933,7 @@
       <w:pPr>
         <w:pStyle w:val="Heading1"/>
       </w:pPr>
-      <w:bookmarkStart w:id="4" w:name="_Toc229498806"/>
+      <w:bookmarkStart w:id="4" w:name="_Toc230031365"/>
       <w:r>
         <w:t>3. Stakeholder Analysis</w:t>
       </w:r>
@@ -4184,7 +4255,7 @@
       <w:pPr>
         <w:pStyle w:val="Heading1"/>
       </w:pPr>
-      <w:bookmarkStart w:id="5" w:name="_Toc229498807"/>
+      <w:bookmarkStart w:id="5" w:name="_Toc230031366"/>
       <w:r>
         <w:lastRenderedPageBreak/>
         <w:t>4. Requirements Summary</w:t>
@@ -4195,7 +4266,7 @@
       <w:pPr>
         <w:pStyle w:val="Heading2"/>
       </w:pPr>
-      <w:bookmarkStart w:id="6" w:name="_Toc229498808"/>
+      <w:bookmarkStart w:id="6" w:name="_Toc230031367"/>
       <w:r>
         <w:t>4.1 Functional Requirements Summary</w:t>
       </w:r>
@@ -4394,19 +4465,11 @@
             <w:vAlign w:val="center"/>
           </w:tcPr>
           <w:p>
-            <w:proofErr w:type="spellStart"/>
             <w:r>
               <w:rPr>
                 <w:sz w:val="14"/>
               </w:rPr>
-              <w:t>CategoryPage</w:t>
-            </w:r>
-            <w:proofErr w:type="spellEnd"/>
-            <w:r>
-              <w:rPr>
-                <w:sz w:val="14"/>
-              </w:rPr>
-              <w:t>, product API/service</w:t>
+              <w:t>CategoryPage, product API/service</w:t>
             </w:r>
           </w:p>
         </w:tc>
@@ -4524,19 +4587,11 @@
             <w:vAlign w:val="center"/>
           </w:tcPr>
           <w:p>
-            <w:proofErr w:type="spellStart"/>
             <w:r>
               <w:rPr>
                 <w:sz w:val="14"/>
               </w:rPr>
-              <w:t>ProductPage</w:t>
-            </w:r>
-            <w:proofErr w:type="spellEnd"/>
-            <w:r>
-              <w:rPr>
-                <w:sz w:val="14"/>
-              </w:rPr>
-              <w:t xml:space="preserve"> and related products</w:t>
+              <w:t>ProductPage and related products</w:t>
             </w:r>
           </w:p>
         </w:tc>
@@ -4593,42 +4648,12 @@
             <w:vAlign w:val="center"/>
           </w:tcPr>
           <w:p>
-            <w:proofErr w:type="spellStart"/>
             <w:r>
               <w:rPr>
                 <w:sz w:val="14"/>
               </w:rPr>
-              <w:t>ProductCard</w:t>
-            </w:r>
-            <w:proofErr w:type="spellEnd"/>
-            <w:r>
-              <w:rPr>
-                <w:sz w:val="14"/>
-              </w:rPr>
-              <w:t>/</w:t>
-            </w:r>
-            <w:proofErr w:type="spellStart"/>
-            <w:r>
-              <w:rPr>
-                <w:sz w:val="14"/>
-              </w:rPr>
-              <w:t>ProductPage</w:t>
-            </w:r>
-            <w:proofErr w:type="spellEnd"/>
-            <w:r>
-              <w:rPr>
-                <w:sz w:val="14"/>
-              </w:rPr>
-              <w:t xml:space="preserve"> + </w:t>
-            </w:r>
-            <w:proofErr w:type="spellStart"/>
-            <w:r>
-              <w:rPr>
-                <w:sz w:val="14"/>
-              </w:rPr>
-              <w:t>CartContext</w:t>
-            </w:r>
-            <w:proofErr w:type="spellEnd"/>
+              <w:t>ProductCard/ProductPage + CartContext</w:t>
+            </w:r>
           </w:p>
         </w:tc>
         <w:tc>
@@ -4684,28 +4709,12 @@
             <w:vAlign w:val="center"/>
           </w:tcPr>
           <w:p>
-            <w:proofErr w:type="spellStart"/>
             <w:r>
               <w:rPr>
                 <w:sz w:val="14"/>
               </w:rPr>
-              <w:t>CartPage</w:t>
-            </w:r>
-            <w:proofErr w:type="spellEnd"/>
-            <w:r>
-              <w:rPr>
-                <w:sz w:val="14"/>
-              </w:rPr>
-              <w:t xml:space="preserve"> + </w:t>
-            </w:r>
-            <w:proofErr w:type="spellStart"/>
-            <w:r>
-              <w:rPr>
-                <w:sz w:val="14"/>
-              </w:rPr>
-              <w:t>CartContext</w:t>
-            </w:r>
-            <w:proofErr w:type="spellEnd"/>
+              <w:t>CartPage + CartContext</w:t>
+            </w:r>
           </w:p>
         </w:tc>
         <w:tc>
@@ -4761,28 +4770,12 @@
             <w:vAlign w:val="center"/>
           </w:tcPr>
           <w:p>
-            <w:proofErr w:type="spellStart"/>
             <w:r>
               <w:rPr>
                 <w:sz w:val="14"/>
               </w:rPr>
-              <w:t>CartPage</w:t>
-            </w:r>
-            <w:proofErr w:type="spellEnd"/>
-            <w:r>
-              <w:rPr>
-                <w:sz w:val="14"/>
-              </w:rPr>
-              <w:t xml:space="preserve"> + </w:t>
-            </w:r>
-            <w:proofErr w:type="spellStart"/>
-            <w:r>
-              <w:rPr>
-                <w:sz w:val="14"/>
-              </w:rPr>
-              <w:t>CartContext</w:t>
-            </w:r>
-            <w:proofErr w:type="spellEnd"/>
+              <w:t>CartPage + CartContext</w:t>
+            </w:r>
           </w:p>
         </w:tc>
         <w:tc>
@@ -4838,19 +4831,11 @@
             <w:vAlign w:val="center"/>
           </w:tcPr>
           <w:p>
-            <w:proofErr w:type="spellStart"/>
             <w:r>
               <w:rPr>
                 <w:sz w:val="14"/>
               </w:rPr>
-              <w:t>localStorage</w:t>
-            </w:r>
-            <w:proofErr w:type="spellEnd"/>
-            <w:r>
-              <w:rPr>
-                <w:sz w:val="14"/>
-              </w:rPr>
-              <w:t xml:space="preserve"> under cart state</w:t>
+              <w:t>localStorage under cart state</w:t>
             </w:r>
           </w:p>
         </w:tc>
@@ -4907,19 +4892,11 @@
             <w:vAlign w:val="center"/>
           </w:tcPr>
           <w:p>
-            <w:proofErr w:type="spellStart"/>
             <w:r>
               <w:rPr>
                 <w:sz w:val="14"/>
               </w:rPr>
-              <w:t>OrderSummary</w:t>
-            </w:r>
-            <w:proofErr w:type="spellEnd"/>
-            <w:r>
-              <w:rPr>
-                <w:sz w:val="14"/>
-              </w:rPr>
-              <w:t>/cart totals</w:t>
+              <w:t>OrderSummary/cart totals</w:t>
             </w:r>
           </w:p>
         </w:tc>
@@ -4976,19 +4953,11 @@
             <w:vAlign w:val="center"/>
           </w:tcPr>
           <w:p>
-            <w:proofErr w:type="spellStart"/>
             <w:r>
               <w:rPr>
                 <w:sz w:val="14"/>
               </w:rPr>
-              <w:t>CheckoutPage</w:t>
-            </w:r>
-            <w:proofErr w:type="spellEnd"/>
-            <w:r>
-              <w:rPr>
-                <w:sz w:val="14"/>
-              </w:rPr>
-              <w:t xml:space="preserve"> + order service</w:t>
+              <w:t>CheckoutPage + order service</w:t>
             </w:r>
           </w:p>
         </w:tc>
@@ -5045,33 +5014,11 @@
             <w:vAlign w:val="center"/>
           </w:tcPr>
           <w:p>
-            <w:proofErr w:type="spellStart"/>
             <w:r>
               <w:rPr>
                 <w:sz w:val="14"/>
               </w:rPr>
-              <w:t>LanguageContext</w:t>
-            </w:r>
-            <w:proofErr w:type="spellEnd"/>
-            <w:r>
-              <w:rPr>
-                <w:sz w:val="14"/>
-              </w:rPr>
-              <w:t xml:space="preserve"> + document </w:t>
-            </w:r>
-            <w:proofErr w:type="spellStart"/>
-            <w:r>
-              <w:rPr>
-                <w:sz w:val="14"/>
-              </w:rPr>
-              <w:t>dir</w:t>
-            </w:r>
-            <w:proofErr w:type="spellEnd"/>
-            <w:r>
-              <w:rPr>
-                <w:sz w:val="14"/>
-              </w:rPr>
-              <w:t>/lang</w:t>
+              <w:t>LanguageContext + document dir/lang</w:t>
             </w:r>
           </w:p>
         </w:tc>
@@ -5437,21 +5384,7 @@
               <w:rPr>
                 <w:sz w:val="14"/>
               </w:rPr>
-              <w:t>POST /</w:t>
-            </w:r>
-            <w:proofErr w:type="spellStart"/>
-            <w:r>
-              <w:rPr>
-                <w:sz w:val="14"/>
-              </w:rPr>
-              <w:t>api</w:t>
-            </w:r>
-            <w:proofErr w:type="spellEnd"/>
-            <w:r>
-              <w:rPr>
-                <w:sz w:val="14"/>
-              </w:rPr>
-              <w:t>/orders + SQLite persistence</w:t>
+              <w:t>POST /api/orders + SQLite persistence</w:t>
             </w:r>
           </w:p>
         </w:tc>
@@ -5536,7 +5469,7 @@
       <w:pPr>
         <w:pStyle w:val="Heading2"/>
       </w:pPr>
-      <w:bookmarkStart w:id="7" w:name="_Toc229498809"/>
+      <w:bookmarkStart w:id="7" w:name="_Toc230031368"/>
       <w:r>
         <w:t>4.2 Non-Functional Requirements Summary</w:t>
       </w:r>
@@ -5999,20 +5932,15 @@
       <w:pPr>
         <w:pStyle w:val="Heading1"/>
       </w:pPr>
-      <w:bookmarkStart w:id="8" w:name="_Toc229498810"/>
+      <w:bookmarkStart w:id="8" w:name="_Toc230031369"/>
       <w:r>
         <w:t>5. System Architecture and Technology Stack</w:t>
       </w:r>
       <w:bookmarkEnd w:id="8"/>
     </w:p>
     <w:p>
-      <w:proofErr w:type="spellStart"/>
       <w:r>
-        <w:t>YallaMarket</w:t>
-      </w:r>
-      <w:proofErr w:type="spellEnd"/>
-      <w:r>
-        <w:t xml:space="preserve"> follows a three-layer architecture. The presentation layer renders the user interface and manages client-side state. The application/API layer exposes REST endpoints and applies business logic, authentication, validation, and protected route handling. The data layer persists users, categories, products, orders, and order items using SQLite.</w:t>
+        <w:t>YallaMarket follows a three-layer architecture. The presentation layer renders the user interface and manages client-side state. The application/API layer exposes REST endpoints and applies business logic, authentication, validation, and protected route handling. The data layer persists users, categories, products, orders, and order items using SQLite.</w:t>
       </w:r>
     </w:p>
     <w:tbl>
@@ -6256,14 +6184,12 @@
             <w:vAlign w:val="center"/>
           </w:tcPr>
           <w:p>
-            <w:proofErr w:type="spellStart"/>
             <w:r>
               <w:rPr>
                 <w:sz w:val="16"/>
               </w:rPr>
               <w:t>localStorage</w:t>
             </w:r>
-            <w:proofErr w:type="spellEnd"/>
           </w:p>
         </w:tc>
         <w:tc>
@@ -6404,32 +6330,14 @@
           <w:color w:val="5C6A7C"/>
           <w:sz w:val="16"/>
         </w:rPr>
-        <w:t xml:space="preserve">Figure 1. </w:t>
-      </w:r>
-      <w:proofErr w:type="spellStart"/>
-      <w:r>
-        <w:rPr>
-          <w:i/>
-          <w:color w:val="5C6A7C"/>
-          <w:sz w:val="16"/>
-        </w:rPr>
-        <w:t>YallaMarket</w:t>
-      </w:r>
-      <w:proofErr w:type="spellEnd"/>
-      <w:r>
-        <w:rPr>
-          <w:i/>
-          <w:color w:val="5C6A7C"/>
-          <w:sz w:val="16"/>
-        </w:rPr>
-        <w:t xml:space="preserve"> high-level three-layer architecture.</w:t>
+        <w:t>Figure 1. YallaMarket high-level three-layer architecture.</w:t>
       </w:r>
     </w:p>
     <w:p>
       <w:pPr>
         <w:pStyle w:val="Heading1"/>
       </w:pPr>
-      <w:bookmarkStart w:id="9" w:name="_Toc229498811"/>
+      <w:bookmarkStart w:id="9" w:name="_Toc230031370"/>
       <w:r>
         <w:t>6. System Design Document (SDD)</w:t>
       </w:r>
@@ -6437,15 +6345,7 @@
     </w:p>
     <w:p>
       <w:r>
-        <w:t xml:space="preserve">This section presents the main UML and architecture artifacts used to model </w:t>
-      </w:r>
-      <w:proofErr w:type="spellStart"/>
-      <w:r>
-        <w:t>YallaMarket</w:t>
-      </w:r>
-      <w:proofErr w:type="spellEnd"/>
-      <w:r>
-        <w:t>. The design diagrams describe users, system behavior, class-level structure, database relationships, and important sequence flows.</w:t>
+        <w:t>This section presents the main UML and architecture artifacts used to model YallaMarket. The design diagrams describe users, system behavior, class-level structure, database relationships, and important sequence flows.</w:t>
       </w:r>
     </w:p>
     <w:p>
@@ -6464,7 +6364,7 @@
       <w:pPr>
         <w:pStyle w:val="Heading1"/>
       </w:pPr>
-      <w:bookmarkStart w:id="10" w:name="_Toc229498812"/>
+      <w:bookmarkStart w:id="10" w:name="_Toc230031371"/>
       <w:r>
         <w:lastRenderedPageBreak/>
         <w:t>6.1 Use Case Diagram</w:t>
@@ -6525,7 +6425,7 @@
       <w:pPr>
         <w:pStyle w:val="Heading1"/>
       </w:pPr>
-      <w:bookmarkStart w:id="11" w:name="_Toc229498813"/>
+      <w:bookmarkStart w:id="11" w:name="_Toc230031372"/>
       <w:r>
         <w:lastRenderedPageBreak/>
         <w:t>6.2 Class Diagram</w:t>
@@ -6534,39 +6434,7 @@
     </w:p>
     <w:p>
       <w:r>
-        <w:t xml:space="preserve">The class diagram represents the main domain concepts and supporting client services/contexts, including User, Category, Product, Cart, </w:t>
-      </w:r>
-      <w:proofErr w:type="spellStart"/>
-      <w:r>
-        <w:t>CartItem</w:t>
-      </w:r>
-      <w:proofErr w:type="spellEnd"/>
-      <w:r>
-        <w:t xml:space="preserve">, Order, </w:t>
-      </w:r>
-      <w:proofErr w:type="spellStart"/>
-      <w:r>
-        <w:t>OrderItem</w:t>
-      </w:r>
-      <w:proofErr w:type="spellEnd"/>
-      <w:r>
-        <w:t xml:space="preserve">, </w:t>
-      </w:r>
-      <w:proofErr w:type="spellStart"/>
-      <w:r>
-        <w:t>LanguageContext</w:t>
-      </w:r>
-      <w:proofErr w:type="spellEnd"/>
-      <w:r>
-        <w:t xml:space="preserve">, </w:t>
-      </w:r>
-      <w:proofErr w:type="spellStart"/>
-      <w:r>
-        <w:t>CartContext</w:t>
-      </w:r>
-      <w:proofErr w:type="spellEnd"/>
-      <w:r>
-        <w:t>, and service modules.</w:t>
+        <w:t>The class diagram represents the main domain concepts and supporting client services/contexts, including User, Category, Product, Cart, CartItem, Order, OrderItem, LanguageContext, CartContext, and service modules.</w:t>
       </w:r>
     </w:p>
     <w:p>
@@ -6574,14 +6442,17 @@
         <w:jc w:val="center"/>
       </w:pPr>
       <w:r>
-        <w:rPr>
-          <w:noProof/>
-        </w:rPr>
         <w:drawing>
-          <wp:inline distT="0" distB="0" distL="0" distR="0" wp14:anchorId="30266041" wp14:editId="4B477774">
-            <wp:extent cx="6539460" cy="4480560"/>
-            <wp:effectExtent l="0" t="0" r="0" b="0"/>
-            <wp:docPr id="3" name="Picture 3"/>
+          <wp:inline distT="0" distB="0" distL="0" distR="0" wp14:anchorId="27717B1A" wp14:editId="478C4AB1">
+            <wp:extent cx="6424192" cy="4854257"/>
+            <wp:effectExtent l="0" t="0" r="0" b="3810"/>
+            <wp:docPr id="1014293512" name="Graphic 9">
+              <a:extLst xmlns:a="http://schemas.openxmlformats.org/drawingml/2006/main">
+                <a:ext uri="{FF2B5EF4-FFF2-40B4-BE49-F238E27FC236}">
+                  <a16:creationId xmlns:a16="http://schemas.microsoft.com/office/drawing/2014/main" id="{11A84A15-E997-0F20-1CF4-5FCCF9A8D601}"/>
+                </a:ext>
+              </a:extLst>
+            </wp:docPr>
             <wp:cNvGraphicFramePr>
               <a:graphicFrameLocks xmlns:a="http://schemas.openxmlformats.org/drawingml/2006/main" noChangeAspect="1"/>
             </wp:cNvGraphicFramePr>
@@ -6589,11 +6460,25 @@
               <a:graphicData uri="http://schemas.openxmlformats.org/drawingml/2006/picture">
                 <pic:pic xmlns:pic="http://schemas.openxmlformats.org/drawingml/2006/picture">
                   <pic:nvPicPr>
-                    <pic:cNvPr id="0" name="YallaMarket_Class_Diagram.drawio(2).png"/>
-                    <pic:cNvPicPr/>
+                    <pic:cNvPr id="10" name="Graphic 9">
+                      <a:extLst>
+                        <a:ext uri="{FF2B5EF4-FFF2-40B4-BE49-F238E27FC236}">
+                          <a16:creationId xmlns:a16="http://schemas.microsoft.com/office/drawing/2014/main" id="{11A84A15-E997-0F20-1CF4-5FCCF9A8D601}"/>
+                        </a:ext>
+                      </a:extLst>
+                    </pic:cNvPr>
+                    <pic:cNvPicPr>
+                      <a:picLocks noChangeAspect="1"/>
+                    </pic:cNvPicPr>
                   </pic:nvPicPr>
                   <pic:blipFill>
-                    <a:blip r:embed="rId12"/>
+                    <a:blip r:embed="rId12">
+                      <a:extLst>
+                        <a:ext uri="{96DAC541-7B7A-43D3-8B79-37D633B846F1}">
+                          <asvg:svgBlip xmlns:asvg="http://schemas.microsoft.com/office/drawing/2016/SVG/main" r:embed="rId13"/>
+                        </a:ext>
+                      </a:extLst>
+                    </a:blip>
                     <a:stretch>
                       <a:fillRect/>
                     </a:stretch>
@@ -6601,7 +6486,7 @@
                   <pic:spPr>
                     <a:xfrm>
                       <a:off x="0" y="0"/>
-                      <a:ext cx="6539460" cy="4480560"/>
+                      <a:ext cx="6424192" cy="4854257"/>
                     </a:xfrm>
                     <a:prstGeom prst="rect">
                       <a:avLst/>
@@ -6618,23 +6503,16 @@
       <w:pPr>
         <w:pStyle w:val="Heading1"/>
       </w:pPr>
-      <w:bookmarkStart w:id="12" w:name="_Toc229498814"/>
+      <w:bookmarkStart w:id="12" w:name="_Toc230031373"/>
       <w:r>
+        <w:lastRenderedPageBreak/>
         <w:t>6.3 Sequence Diagrams</w:t>
       </w:r>
       <w:bookmarkEnd w:id="12"/>
     </w:p>
     <w:p>
       <w:r>
-        <w:t xml:space="preserve">Three sequence diagrams document important runtime flows: checkout order submission, login/logout, and language switching. These diagrams demonstrate how frontend state, backend APIs, </w:t>
-      </w:r>
-      <w:proofErr w:type="spellStart"/>
-      <w:r>
-        <w:t>localStorage</w:t>
-      </w:r>
-      <w:proofErr w:type="spellEnd"/>
-      <w:r>
-        <w:t>, JWT, and SQLite interact during key system operations.</w:t>
+        <w:t>Three sequence diagrams document important runtime flows: checkout order submission, login/logout, and language switching. These diagrams demonstrate how frontend state, backend APIs, localStorage, JWT, and SQLite interact during key system operations.</w:t>
       </w:r>
     </w:p>
     <w:p>
@@ -6642,15 +6520,17 @@
         <w:jc w:val="center"/>
       </w:pPr>
       <w:r>
-        <w:rPr>
-          <w:noProof/>
-        </w:rPr>
-        <w:lastRenderedPageBreak/>
         <w:drawing>
-          <wp:inline distT="0" distB="0" distL="0" distR="0" wp14:anchorId="0FBE6ED1" wp14:editId="17ADFAF4">
-            <wp:extent cx="3303984" cy="4571999"/>
-            <wp:effectExtent l="0" t="0" r="0" b="0"/>
-            <wp:docPr id="4" name="Picture 4"/>
+          <wp:inline distT="0" distB="0" distL="0" distR="0" wp14:anchorId="509524FA" wp14:editId="04B87932">
+            <wp:extent cx="5570606" cy="4621318"/>
+            <wp:effectExtent l="0" t="0" r="0" b="8255"/>
+            <wp:docPr id="17" name="Picture 16">
+              <a:extLst xmlns:a="http://schemas.openxmlformats.org/drawingml/2006/main">
+                <a:ext uri="{FF2B5EF4-FFF2-40B4-BE49-F238E27FC236}">
+                  <a16:creationId xmlns:a16="http://schemas.microsoft.com/office/drawing/2014/main" id="{AB8F00A3-B3DD-2436-C4DA-1D1DF9ACFF7A}"/>
+                </a:ext>
+              </a:extLst>
+            </wp:docPr>
             <wp:cNvGraphicFramePr>
               <a:graphicFrameLocks xmlns:a="http://schemas.openxmlformats.org/drawingml/2006/main" noChangeAspect="1"/>
             </wp:cNvGraphicFramePr>
@@ -6658,64 +6538,16 @@
               <a:graphicData uri="http://schemas.openxmlformats.org/drawingml/2006/picture">
                 <pic:pic xmlns:pic="http://schemas.openxmlformats.org/drawingml/2006/picture">
                   <pic:nvPicPr>
-                    <pic:cNvPr id="0" name="YallaMarket_Checkout_Flow_Sequence_Diagram.png"/>
-                    <pic:cNvPicPr/>
-                  </pic:nvPicPr>
-                  <pic:blipFill>
-                    <a:blip r:embed="rId13"/>
-                    <a:stretch>
-                      <a:fillRect/>
-                    </a:stretch>
-                  </pic:blipFill>
-                  <pic:spPr>
-                    <a:xfrm>
-                      <a:off x="0" y="0"/>
-                      <a:ext cx="3303984" cy="4571999"/>
-                    </a:xfrm>
-                    <a:prstGeom prst="rect">
-                      <a:avLst/>
-                    </a:prstGeom>
-                  </pic:spPr>
-                </pic:pic>
-              </a:graphicData>
-            </a:graphic>
-          </wp:inline>
-        </w:drawing>
-      </w:r>
-    </w:p>
-    <w:p>
-      <w:pPr>
-        <w:pStyle w:val="Heading1"/>
-      </w:pPr>
-      <w:bookmarkStart w:id="13" w:name="_Toc229498815"/>
-      <w:r>
-        <w:lastRenderedPageBreak/>
-        <w:t>6.3.1 Login / Logout Flow</w:t>
-      </w:r>
-      <w:bookmarkEnd w:id="13"/>
-    </w:p>
-    <w:p>
-      <w:pPr>
-        <w:jc w:val="center"/>
-      </w:pPr>
-      <w:r>
-        <w:rPr>
-          <w:noProof/>
-        </w:rPr>
-        <w:drawing>
-          <wp:inline distT="0" distB="0" distL="0" distR="0" wp14:anchorId="088130DF" wp14:editId="5F3C8066">
-            <wp:extent cx="6364702" cy="4754880"/>
-            <wp:effectExtent l="0" t="0" r="0" b="0"/>
-            <wp:docPr id="5" name="Picture 5"/>
-            <wp:cNvGraphicFramePr>
-              <a:graphicFrameLocks xmlns:a="http://schemas.openxmlformats.org/drawingml/2006/main" noChangeAspect="1"/>
-            </wp:cNvGraphicFramePr>
-            <a:graphic xmlns:a="http://schemas.openxmlformats.org/drawingml/2006/main">
-              <a:graphicData uri="http://schemas.openxmlformats.org/drawingml/2006/picture">
-                <pic:pic xmlns:pic="http://schemas.openxmlformats.org/drawingml/2006/picture">
-                  <pic:nvPicPr>
-                    <pic:cNvPr id="0" name="YallaMarket_Login_Logout_Flow_Sequence_Diagram(1).png"/>
-                    <pic:cNvPicPr/>
+                    <pic:cNvPr id="17" name="Picture 16">
+                      <a:extLst>
+                        <a:ext uri="{FF2B5EF4-FFF2-40B4-BE49-F238E27FC236}">
+                          <a16:creationId xmlns:a16="http://schemas.microsoft.com/office/drawing/2014/main" id="{AB8F00A3-B3DD-2436-C4DA-1D1DF9ACFF7A}"/>
+                        </a:ext>
+                      </a:extLst>
+                    </pic:cNvPr>
+                    <pic:cNvPicPr>
+                      <a:picLocks noChangeAspect="1"/>
+                    </pic:cNvPicPr>
                   </pic:nvPicPr>
                   <pic:blipFill>
                     <a:blip r:embed="rId14"/>
@@ -6726,7 +6558,7 @@
                   <pic:spPr>
                     <a:xfrm>
                       <a:off x="0" y="0"/>
-                      <a:ext cx="6364702" cy="4754880"/>
+                      <a:ext cx="5570606" cy="4621318"/>
                     </a:xfrm>
                     <a:prstGeom prst="rect">
                       <a:avLst/>
@@ -6748,12 +6580,18 @@
       <w:pPr>
         <w:pStyle w:val="Heading1"/>
       </w:pPr>
-      <w:bookmarkStart w:id="14" w:name="_Toc229498816"/>
+      <w:bookmarkStart w:id="13" w:name="_Toc230031375"/>
       <w:r>
         <w:lastRenderedPageBreak/>
-        <w:t>6.3.2 Language Switch Flow</w:t>
+        <w:t>6.3.</w:t>
       </w:r>
-      <w:bookmarkEnd w:id="14"/>
+      <w:r>
+        <w:t>1</w:t>
+      </w:r>
+      <w:r>
+        <w:t xml:space="preserve"> Language Switch Flow</w:t>
+      </w:r>
+      <w:bookmarkEnd w:id="13"/>
     </w:p>
     <w:p>
       <w:pPr>
@@ -6816,45 +6654,16 @@
       <w:pPr>
         <w:pStyle w:val="Heading1"/>
       </w:pPr>
-      <w:bookmarkStart w:id="15" w:name="_Toc229498817"/>
+      <w:bookmarkStart w:id="14" w:name="_Toc230031376"/>
       <w:r>
         <w:lastRenderedPageBreak/>
         <w:t>7. Database Design</w:t>
       </w:r>
-      <w:bookmarkEnd w:id="15"/>
+      <w:bookmarkEnd w:id="14"/>
     </w:p>
     <w:p>
-      <w:proofErr w:type="spellStart"/>
       <w:r>
-        <w:t>YallaMarket</w:t>
-      </w:r>
-      <w:proofErr w:type="spellEnd"/>
-      <w:r>
-        <w:t xml:space="preserve"> uses SQLite as a lightweight relational database. The main persistent entities are categories, products, users, orders, and </w:t>
-      </w:r>
-      <w:proofErr w:type="spellStart"/>
-      <w:r>
-        <w:t>order_items</w:t>
-      </w:r>
-      <w:proofErr w:type="spellEnd"/>
-      <w:r>
-        <w:t xml:space="preserve">. The cart is intentionally client-side only and is persisted in </w:t>
-      </w:r>
-      <w:proofErr w:type="spellStart"/>
-      <w:r>
-        <w:t>localStorage</w:t>
-      </w:r>
-      <w:proofErr w:type="spellEnd"/>
-      <w:r>
-        <w:t xml:space="preserve"> until the checkout flow converts cart items into </w:t>
-      </w:r>
-      <w:proofErr w:type="spellStart"/>
-      <w:r>
-        <w:t>order_items</w:t>
-      </w:r>
-      <w:proofErr w:type="spellEnd"/>
-      <w:r>
-        <w:t>.</w:t>
+        <w:t>YallaMarket uses SQLite as a lightweight relational database. The main persistent entities are categories, products, users, orders, and order_items. The cart is intentionally client-side only and is persisted in localStorage until the checkout flow converts cart items into order_items.</w:t>
       </w:r>
     </w:p>
     <w:p>
@@ -6873,12 +6682,12 @@
       <w:pPr>
         <w:pStyle w:val="Heading1"/>
       </w:pPr>
-      <w:bookmarkStart w:id="16" w:name="_Toc229498818"/>
+      <w:bookmarkStart w:id="15" w:name="_Toc230031377"/>
       <w:r>
         <w:lastRenderedPageBreak/>
         <w:t>7.1 Entity Relationship Diagram</w:t>
       </w:r>
-      <w:bookmarkEnd w:id="16"/>
+      <w:bookmarkEnd w:id="15"/>
     </w:p>
     <w:p>
       <w:pPr>
@@ -6941,12 +6750,12 @@
       <w:pPr>
         <w:pStyle w:val="Heading2"/>
       </w:pPr>
-      <w:bookmarkStart w:id="17" w:name="_Toc229498819"/>
+      <w:bookmarkStart w:id="16" w:name="_Toc230031378"/>
       <w:r>
         <w:lastRenderedPageBreak/>
         <w:t>7.2 Data Model Summary</w:t>
       </w:r>
-      <w:bookmarkEnd w:id="17"/>
+      <w:bookmarkEnd w:id="16"/>
     </w:p>
     <w:tbl>
       <w:tblPr>
@@ -7066,35 +6875,7 @@
               <w:rPr>
                 <w:sz w:val="16"/>
               </w:rPr>
-              <w:t xml:space="preserve">id, slug, </w:t>
-            </w:r>
-            <w:proofErr w:type="spellStart"/>
-            <w:r>
-              <w:rPr>
-                <w:sz w:val="16"/>
-              </w:rPr>
-              <w:t>name_ar</w:t>
-            </w:r>
-            <w:proofErr w:type="spellEnd"/>
-            <w:r>
-              <w:rPr>
-                <w:sz w:val="16"/>
-              </w:rPr>
-              <w:t>/</w:t>
-            </w:r>
-            <w:proofErr w:type="spellStart"/>
-            <w:r>
-              <w:rPr>
-                <w:sz w:val="16"/>
-              </w:rPr>
-              <w:t>name_en</w:t>
-            </w:r>
-            <w:proofErr w:type="spellEnd"/>
-            <w:r>
-              <w:rPr>
-                <w:sz w:val="16"/>
-              </w:rPr>
-              <w:t>, descriptions, image. One category has many products.</w:t>
+              <w:t>id, slug, name_ar/name_en, descriptions, image. One category has many products.</w:t>
             </w:r>
           </w:p>
         </w:tc>
@@ -7141,21 +6922,7 @@
               <w:rPr>
                 <w:sz w:val="16"/>
               </w:rPr>
-              <w:t xml:space="preserve">id, </w:t>
-            </w:r>
-            <w:proofErr w:type="spellStart"/>
-            <w:r>
-              <w:rPr>
-                <w:sz w:val="16"/>
-              </w:rPr>
-              <w:t>category_id</w:t>
-            </w:r>
-            <w:proofErr w:type="spellEnd"/>
-            <w:r>
-              <w:rPr>
-                <w:sz w:val="16"/>
-              </w:rPr>
-              <w:t>, names, descriptions, price, image, stock/availability fields.</w:t>
+              <w:t>id, category_id, names, descriptions, price, image, stock/availability fields.</w:t>
             </w:r>
           </w:p>
         </w:tc>
@@ -7202,49 +6969,7 @@
               <w:rPr>
                 <w:sz w:val="16"/>
               </w:rPr>
-              <w:t xml:space="preserve">id, </w:t>
-            </w:r>
-            <w:proofErr w:type="spellStart"/>
-            <w:r>
-              <w:rPr>
-                <w:sz w:val="16"/>
-              </w:rPr>
-              <w:t>full_name</w:t>
-            </w:r>
-            <w:proofErr w:type="spellEnd"/>
-            <w:r>
-              <w:rPr>
-                <w:sz w:val="16"/>
-              </w:rPr>
-              <w:t xml:space="preserve">, email, phone, </w:t>
-            </w:r>
-            <w:proofErr w:type="spellStart"/>
-            <w:r>
-              <w:rPr>
-                <w:sz w:val="16"/>
-              </w:rPr>
-              <w:t>password_hash</w:t>
-            </w:r>
-            <w:proofErr w:type="spellEnd"/>
-            <w:r>
-              <w:rPr>
-                <w:sz w:val="16"/>
-              </w:rPr>
-              <w:t xml:space="preserve">, role, </w:t>
-            </w:r>
-            <w:proofErr w:type="spellStart"/>
-            <w:r>
-              <w:rPr>
-                <w:sz w:val="16"/>
-              </w:rPr>
-              <w:t>created_at</w:t>
-            </w:r>
-            <w:proofErr w:type="spellEnd"/>
-            <w:r>
-              <w:rPr>
-                <w:sz w:val="16"/>
-              </w:rPr>
-              <w:t>.</w:t>
+              <w:t>id, full_name, email, phone, password_hash, role, created_at.</w:t>
             </w:r>
           </w:p>
         </w:tc>
@@ -7291,63 +7016,7 @@
               <w:rPr>
                 <w:sz w:val="16"/>
               </w:rPr>
-              <w:t xml:space="preserve">id, </w:t>
-            </w:r>
-            <w:proofErr w:type="spellStart"/>
-            <w:r>
-              <w:rPr>
-                <w:sz w:val="16"/>
-              </w:rPr>
-              <w:t>user_id</w:t>
-            </w:r>
-            <w:proofErr w:type="spellEnd"/>
-            <w:r>
-              <w:rPr>
-                <w:sz w:val="16"/>
-              </w:rPr>
-              <w:t xml:space="preserve">, </w:t>
-            </w:r>
-            <w:proofErr w:type="spellStart"/>
-            <w:r>
-              <w:rPr>
-                <w:sz w:val="16"/>
-              </w:rPr>
-              <w:t>customer_info</w:t>
-            </w:r>
-            <w:proofErr w:type="spellEnd"/>
-            <w:r>
-              <w:rPr>
-                <w:sz w:val="16"/>
-              </w:rPr>
-              <w:t xml:space="preserve">, totals, </w:t>
-            </w:r>
-            <w:proofErr w:type="spellStart"/>
-            <w:r>
-              <w:rPr>
-                <w:sz w:val="16"/>
-              </w:rPr>
-              <w:t>payment_method</w:t>
-            </w:r>
-            <w:proofErr w:type="spellEnd"/>
-            <w:r>
-              <w:rPr>
-                <w:sz w:val="16"/>
-              </w:rPr>
-              <w:t xml:space="preserve">, status, </w:t>
-            </w:r>
-            <w:proofErr w:type="spellStart"/>
-            <w:r>
-              <w:rPr>
-                <w:sz w:val="16"/>
-              </w:rPr>
-              <w:t>created_at</w:t>
-            </w:r>
-            <w:proofErr w:type="spellEnd"/>
-            <w:r>
-              <w:rPr>
-                <w:sz w:val="16"/>
-              </w:rPr>
-              <w:t>.</w:t>
+              <w:t>id, user_id, customer_info, totals, payment_method, status, created_at.</w:t>
             </w:r>
           </w:p>
         </w:tc>
@@ -7362,14 +7031,12 @@
             <w:vAlign w:val="center"/>
           </w:tcPr>
           <w:p>
-            <w:proofErr w:type="spellStart"/>
             <w:r>
               <w:rPr>
                 <w:sz w:val="16"/>
               </w:rPr>
               <w:t>order_items</w:t>
             </w:r>
-            <w:proofErr w:type="spellEnd"/>
           </w:p>
         </w:tc>
         <w:tc>
@@ -7396,49 +7063,7 @@
               <w:rPr>
                 <w:sz w:val="16"/>
               </w:rPr>
-              <w:t xml:space="preserve">id, </w:t>
-            </w:r>
-            <w:proofErr w:type="spellStart"/>
-            <w:r>
-              <w:rPr>
-                <w:sz w:val="16"/>
-              </w:rPr>
-              <w:t>order_id</w:t>
-            </w:r>
-            <w:proofErr w:type="spellEnd"/>
-            <w:r>
-              <w:rPr>
-                <w:sz w:val="16"/>
-              </w:rPr>
-              <w:t xml:space="preserve">, </w:t>
-            </w:r>
-            <w:proofErr w:type="spellStart"/>
-            <w:r>
-              <w:rPr>
-                <w:sz w:val="16"/>
-              </w:rPr>
-              <w:t>product_id</w:t>
-            </w:r>
-            <w:proofErr w:type="spellEnd"/>
-            <w:r>
-              <w:rPr>
-                <w:sz w:val="16"/>
-              </w:rPr>
-              <w:t xml:space="preserve">, quantity, </w:t>
-            </w:r>
-            <w:proofErr w:type="spellStart"/>
-            <w:r>
-              <w:rPr>
-                <w:sz w:val="16"/>
-              </w:rPr>
-              <w:t>price_at_order</w:t>
-            </w:r>
-            <w:proofErr w:type="spellEnd"/>
-            <w:r>
-              <w:rPr>
-                <w:sz w:val="16"/>
-              </w:rPr>
-              <w:t>.</w:t>
+              <w:t>id, order_id, product_id, quantity, price_at_order.</w:t>
             </w:r>
           </w:p>
         </w:tc>
@@ -7485,35 +7110,7 @@
               <w:rPr>
                 <w:sz w:val="16"/>
               </w:rPr>
-              <w:t xml:space="preserve">Stored in </w:t>
-            </w:r>
-            <w:proofErr w:type="spellStart"/>
-            <w:r>
-              <w:rPr>
-                <w:sz w:val="16"/>
-              </w:rPr>
-              <w:t>localStorage</w:t>
-            </w:r>
-            <w:proofErr w:type="spellEnd"/>
-            <w:r>
-              <w:rPr>
-                <w:sz w:val="16"/>
-              </w:rPr>
-              <w:t xml:space="preserve">; converted to </w:t>
-            </w:r>
-            <w:proofErr w:type="spellStart"/>
-            <w:r>
-              <w:rPr>
-                <w:sz w:val="16"/>
-              </w:rPr>
-              <w:t>order_items</w:t>
-            </w:r>
-            <w:proofErr w:type="spellEnd"/>
-            <w:r>
-              <w:rPr>
-                <w:sz w:val="16"/>
-              </w:rPr>
-              <w:t xml:space="preserve"> during order submission.</w:t>
+              <w:t>Stored in localStorage; converted to order_items during order submission.</w:t>
             </w:r>
           </w:p>
         </w:tc>
@@ -7523,36 +7120,28 @@
       <w:pPr>
         <w:pStyle w:val="Heading1"/>
       </w:pPr>
-      <w:bookmarkStart w:id="18" w:name="_Toc229498820"/>
+      <w:bookmarkStart w:id="17" w:name="_Toc230031379"/>
       <w:r>
         <w:t>8. Implementation Overview</w:t>
       </w:r>
-      <w:bookmarkEnd w:id="18"/>
+      <w:bookmarkEnd w:id="17"/>
     </w:p>
     <w:p>
       <w:pPr>
         <w:pStyle w:val="Heading2"/>
       </w:pPr>
-      <w:bookmarkStart w:id="19" w:name="_Toc229498821"/>
+      <w:bookmarkStart w:id="18" w:name="_Toc230031380"/>
       <w:r>
         <w:t>8.1 Frontend Implementation</w:t>
       </w:r>
-      <w:bookmarkEnd w:id="19"/>
+      <w:bookmarkEnd w:id="18"/>
     </w:p>
     <w:p>
       <w:pPr>
         <w:pStyle w:val="ListBullet"/>
       </w:pPr>
       <w:r>
-        <w:t>React + Vite project structure under client/</w:t>
-      </w:r>
-      <w:proofErr w:type="spellStart"/>
-      <w:r>
-        <w:t>src</w:t>
-      </w:r>
-      <w:proofErr w:type="spellEnd"/>
-      <w:r>
-        <w:t>.</w:t>
+        <w:t>React + Vite project structure under client/src.</w:t>
       </w:r>
     </w:p>
     <w:p>
@@ -7560,63 +7149,7 @@
         <w:pStyle w:val="ListBullet"/>
       </w:pPr>
       <w:r>
-        <w:t xml:space="preserve">Customer pages: Home, </w:t>
-      </w:r>
-      <w:proofErr w:type="spellStart"/>
-      <w:r>
-        <w:t>CategoryPage</w:t>
-      </w:r>
-      <w:proofErr w:type="spellEnd"/>
-      <w:r>
-        <w:t xml:space="preserve">, </w:t>
-      </w:r>
-      <w:proofErr w:type="spellStart"/>
-      <w:r>
-        <w:t>ProductPage</w:t>
-      </w:r>
-      <w:proofErr w:type="spellEnd"/>
-      <w:r>
-        <w:t xml:space="preserve">, </w:t>
-      </w:r>
-      <w:proofErr w:type="spellStart"/>
-      <w:r>
-        <w:t>CartPage</w:t>
-      </w:r>
-      <w:proofErr w:type="spellEnd"/>
-      <w:r>
-        <w:t xml:space="preserve">, </w:t>
-      </w:r>
-      <w:proofErr w:type="spellStart"/>
-      <w:r>
-        <w:t>CheckoutPage</w:t>
-      </w:r>
-      <w:proofErr w:type="spellEnd"/>
-      <w:r>
-        <w:t xml:space="preserve">, </w:t>
-      </w:r>
-      <w:proofErr w:type="spellStart"/>
-      <w:r>
-        <w:t>LoginPage</w:t>
-      </w:r>
-      <w:proofErr w:type="spellEnd"/>
-      <w:r>
-        <w:t xml:space="preserve">, </w:t>
-      </w:r>
-      <w:proofErr w:type="spellStart"/>
-      <w:r>
-        <w:t>RegisterPage</w:t>
-      </w:r>
-      <w:proofErr w:type="spellEnd"/>
-      <w:r>
-        <w:t xml:space="preserve">, </w:t>
-      </w:r>
-      <w:proofErr w:type="spellStart"/>
-      <w:r>
-        <w:t>NotFoundPage</w:t>
-      </w:r>
-      <w:proofErr w:type="spellEnd"/>
-      <w:r>
-        <w:t>.</w:t>
+        <w:t>Customer pages: Home, CategoryPage, ProductPage, CartPage, CheckoutPage, LoginPage, RegisterPage, NotFoundPage.</w:t>
       </w:r>
     </w:p>
     <w:p>
@@ -7624,39 +7157,7 @@
         <w:pStyle w:val="ListBullet"/>
       </w:pPr>
       <w:r>
-        <w:t xml:space="preserve">Admin pages: </w:t>
-      </w:r>
-      <w:proofErr w:type="spellStart"/>
-      <w:r>
-        <w:t>AdminDashboard</w:t>
-      </w:r>
-      <w:proofErr w:type="spellEnd"/>
-      <w:r>
-        <w:t xml:space="preserve">, </w:t>
-      </w:r>
-      <w:proofErr w:type="spellStart"/>
-      <w:r>
-        <w:t>AdminProducts</w:t>
-      </w:r>
-      <w:proofErr w:type="spellEnd"/>
-      <w:r>
-        <w:t xml:space="preserve">, </w:t>
-      </w:r>
-      <w:proofErr w:type="spellStart"/>
-      <w:r>
-        <w:t>AdminCategories</w:t>
-      </w:r>
-      <w:proofErr w:type="spellEnd"/>
-      <w:r>
-        <w:t xml:space="preserve">, </w:t>
-      </w:r>
-      <w:proofErr w:type="spellStart"/>
-      <w:r>
-        <w:t>AdminOrders</w:t>
-      </w:r>
-      <w:proofErr w:type="spellEnd"/>
-      <w:r>
-        <w:t>.</w:t>
+        <w:t>Admin pages: AdminDashboard, AdminProducts, AdminCategories, AdminOrders.</w:t>
       </w:r>
     </w:p>
     <w:p>
@@ -7664,63 +7165,7 @@
         <w:pStyle w:val="ListBullet"/>
       </w:pPr>
       <w:r>
-        <w:t xml:space="preserve">Reusable components include Layout, Navbar, Footer, </w:t>
-      </w:r>
-      <w:proofErr w:type="spellStart"/>
-      <w:r>
-        <w:t>ProductCard</w:t>
-      </w:r>
-      <w:proofErr w:type="spellEnd"/>
-      <w:r>
-        <w:t xml:space="preserve">, </w:t>
-      </w:r>
-      <w:proofErr w:type="spellStart"/>
-      <w:r>
-        <w:t>CategoryCard</w:t>
-      </w:r>
-      <w:proofErr w:type="spellEnd"/>
-      <w:r>
-        <w:t xml:space="preserve">, </w:t>
-      </w:r>
-      <w:proofErr w:type="spellStart"/>
-      <w:r>
-        <w:t>CartItem</w:t>
-      </w:r>
-      <w:proofErr w:type="spellEnd"/>
-      <w:r>
-        <w:t xml:space="preserve">, </w:t>
-      </w:r>
-      <w:proofErr w:type="spellStart"/>
-      <w:r>
-        <w:t>QuantitySelector</w:t>
-      </w:r>
-      <w:proofErr w:type="spellEnd"/>
-      <w:r>
-        <w:t xml:space="preserve">, </w:t>
-      </w:r>
-      <w:proofErr w:type="spellStart"/>
-      <w:r>
-        <w:t>OrderSummary</w:t>
-      </w:r>
-      <w:proofErr w:type="spellEnd"/>
-      <w:r>
-        <w:t xml:space="preserve">, Toast, </w:t>
-      </w:r>
-      <w:proofErr w:type="spellStart"/>
-      <w:r>
-        <w:t>AuthForm</w:t>
-      </w:r>
-      <w:proofErr w:type="spellEnd"/>
-      <w:r>
-        <w:t xml:space="preserve">, </w:t>
-      </w:r>
-      <w:proofErr w:type="spellStart"/>
-      <w:r>
-        <w:t>AdminRoute</w:t>
-      </w:r>
-      <w:proofErr w:type="spellEnd"/>
-      <w:r>
-        <w:t>, and Spinner.</w:t>
+        <w:t>Reusable components include Layout, Navbar, Footer, ProductCard, CategoryCard, CartItem, QuantitySelector, OrderSummary, Toast, AuthForm, AdminRoute, and Spinner.</w:t>
       </w:r>
     </w:p>
     <w:p>
@@ -7735,73 +7180,42 @@
       <w:pPr>
         <w:pStyle w:val="ListBullet"/>
       </w:pPr>
-      <w:proofErr w:type="spellStart"/>
       <w:r>
-        <w:t>LanguageContext</w:t>
-      </w:r>
-      <w:proofErr w:type="spellEnd"/>
-      <w:r>
-        <w:t xml:space="preserve"> updates document language and direction and persists user language preference.</w:t>
+        <w:t>LanguageContext updates document language and direction and persists user language preference.</w:t>
       </w:r>
     </w:p>
     <w:p>
       <w:pPr>
         <w:pStyle w:val="ListBullet"/>
       </w:pPr>
-      <w:proofErr w:type="spellStart"/>
       <w:r>
-        <w:t>CartContext</w:t>
-      </w:r>
-      <w:proofErr w:type="spellEnd"/>
-      <w:r>
-        <w:t xml:space="preserve"> manages add/update/remove/clear behavior and persists the cart in </w:t>
-      </w:r>
-      <w:proofErr w:type="spellStart"/>
-      <w:r>
-        <w:t>localStorage</w:t>
-      </w:r>
-      <w:proofErr w:type="spellEnd"/>
-      <w:r>
-        <w:t>.</w:t>
+        <w:t>CartContext manages add/update/remove/clear behavior and persists the cart in localStorage.</w:t>
       </w:r>
     </w:p>
     <w:p>
       <w:pPr>
         <w:pStyle w:val="ListBullet"/>
       </w:pPr>
-      <w:proofErr w:type="spellStart"/>
       <w:r>
-        <w:t>AuthContext</w:t>
-      </w:r>
-      <w:proofErr w:type="spellEnd"/>
-      <w:r>
-        <w:t xml:space="preserve"> stores the JWT and authenticated user data.</w:t>
+        <w:t>AuthContext stores the JWT and authenticated user data.</w:t>
       </w:r>
     </w:p>
     <w:p>
       <w:pPr>
         <w:pStyle w:val="Heading2"/>
       </w:pPr>
-      <w:bookmarkStart w:id="20" w:name="_Toc229498822"/>
+      <w:bookmarkStart w:id="19" w:name="_Toc230031381"/>
       <w:r>
         <w:t>8.2 Backend Implementation</w:t>
       </w:r>
-      <w:bookmarkEnd w:id="20"/>
+      <w:bookmarkEnd w:id="19"/>
     </w:p>
     <w:p>
       <w:pPr>
         <w:pStyle w:val="ListBullet"/>
       </w:pPr>
       <w:r>
-        <w:t>Express.js backend under server/</w:t>
-      </w:r>
-      <w:proofErr w:type="spellStart"/>
-      <w:r>
-        <w:t>src</w:t>
-      </w:r>
-      <w:proofErr w:type="spellEnd"/>
-      <w:r>
-        <w:t>.</w:t>
+        <w:t>Express.js backend under server/src.</w:t>
       </w:r>
     </w:p>
     <w:p>
@@ -7849,31 +7263,7 @@
         <w:pStyle w:val="ListBullet"/>
       </w:pPr>
       <w:r>
-        <w:t xml:space="preserve">Passwords are hashed using </w:t>
-      </w:r>
-      <w:proofErr w:type="spellStart"/>
-      <w:r>
-        <w:t>bcrypt</w:t>
-      </w:r>
-      <w:proofErr w:type="spellEnd"/>
-      <w:r>
-        <w:t>/</w:t>
-      </w:r>
-      <w:proofErr w:type="spellStart"/>
-      <w:r>
-        <w:t>bcryptjs</w:t>
-      </w:r>
-      <w:proofErr w:type="spellEnd"/>
-      <w:r>
-        <w:t xml:space="preserve"> and tokens are signed/verified using </w:t>
-      </w:r>
-      <w:proofErr w:type="spellStart"/>
-      <w:r>
-        <w:t>jsonwebtoken</w:t>
-      </w:r>
-      <w:proofErr w:type="spellEnd"/>
-      <w:r>
-        <w:t>.</w:t>
+        <w:t>Passwords are hashed using bcrypt/bcryptjs and tokens are signed/verified using jsonwebtoken.</w:t>
       </w:r>
     </w:p>
     <w:p>
@@ -7888,11 +7278,11 @@
       <w:pPr>
         <w:pStyle w:val="Heading2"/>
       </w:pPr>
-      <w:bookmarkStart w:id="21" w:name="_Toc229498823"/>
+      <w:bookmarkStart w:id="20" w:name="_Toc230031382"/>
       <w:r>
         <w:t>8.3 API Summary</w:t>
       </w:r>
-      <w:bookmarkEnd w:id="21"/>
+      <w:bookmarkEnd w:id="20"/>
     </w:p>
     <w:tbl>
       <w:tblPr>
@@ -8034,21 +7424,7 @@
               <w:rPr>
                 <w:sz w:val="12"/>
               </w:rPr>
-              <w:t>/</w:t>
-            </w:r>
-            <w:proofErr w:type="spellStart"/>
-            <w:r>
-              <w:rPr>
-                <w:sz w:val="12"/>
-              </w:rPr>
-              <w:t>api</w:t>
-            </w:r>
-            <w:proofErr w:type="spellEnd"/>
-            <w:r>
-              <w:rPr>
-                <w:sz w:val="12"/>
-              </w:rPr>
-              <w:t>/health</w:t>
+              <w:t>/api/health</w:t>
             </w:r>
           </w:p>
         </w:tc>
@@ -8123,21 +7499,7 @@
               <w:rPr>
                 <w:sz w:val="12"/>
               </w:rPr>
-              <w:t>/</w:t>
-            </w:r>
-            <w:proofErr w:type="spellStart"/>
-            <w:r>
-              <w:rPr>
-                <w:sz w:val="12"/>
-              </w:rPr>
-              <w:t>api</w:t>
-            </w:r>
-            <w:proofErr w:type="spellEnd"/>
-            <w:r>
-              <w:rPr>
-                <w:sz w:val="12"/>
-              </w:rPr>
-              <w:t>/auth/register</w:t>
+              <w:t>/api/auth/register</w:t>
             </w:r>
           </w:p>
         </w:tc>
@@ -8212,21 +7574,7 @@
               <w:rPr>
                 <w:sz w:val="12"/>
               </w:rPr>
-              <w:t>/</w:t>
-            </w:r>
-            <w:proofErr w:type="spellStart"/>
-            <w:r>
-              <w:rPr>
-                <w:sz w:val="12"/>
-              </w:rPr>
-              <w:t>api</w:t>
-            </w:r>
-            <w:proofErr w:type="spellEnd"/>
-            <w:r>
-              <w:rPr>
-                <w:sz w:val="12"/>
-              </w:rPr>
-              <w:t>/auth/login</w:t>
+              <w:t>/api/auth/login</w:t>
             </w:r>
           </w:p>
         </w:tc>
@@ -8301,21 +7649,7 @@
               <w:rPr>
                 <w:sz w:val="12"/>
               </w:rPr>
-              <w:t>/</w:t>
-            </w:r>
-            <w:proofErr w:type="spellStart"/>
-            <w:r>
-              <w:rPr>
-                <w:sz w:val="12"/>
-              </w:rPr>
-              <w:t>api</w:t>
-            </w:r>
-            <w:proofErr w:type="spellEnd"/>
-            <w:r>
-              <w:rPr>
-                <w:sz w:val="12"/>
-              </w:rPr>
-              <w:t>/auth/logout</w:t>
+              <w:t>/api/auth/logout</w:t>
             </w:r>
           </w:p>
         </w:tc>
@@ -8390,21 +7724,7 @@
               <w:rPr>
                 <w:sz w:val="12"/>
               </w:rPr>
-              <w:t>/</w:t>
-            </w:r>
-            <w:proofErr w:type="spellStart"/>
-            <w:r>
-              <w:rPr>
-                <w:sz w:val="12"/>
-              </w:rPr>
-              <w:t>api</w:t>
-            </w:r>
-            <w:proofErr w:type="spellEnd"/>
-            <w:r>
-              <w:rPr>
-                <w:sz w:val="12"/>
-              </w:rPr>
-              <w:t>/categories</w:t>
+              <w:t>/api/categories</w:t>
             </w:r>
           </w:p>
         </w:tc>
@@ -8479,30 +7799,8 @@
               <w:rPr>
                 <w:sz w:val="12"/>
               </w:rPr>
-              <w:t>/</w:t>
-            </w:r>
-            <w:proofErr w:type="spellStart"/>
-            <w:r>
-              <w:rPr>
-                <w:sz w:val="12"/>
-              </w:rPr>
-              <w:t>api</w:t>
-            </w:r>
-            <w:proofErr w:type="spellEnd"/>
-            <w:r>
-              <w:rPr>
-                <w:sz w:val="12"/>
-              </w:rPr>
-              <w:t>/categories/slug</w:t>
-            </w:r>
-            <w:proofErr w:type="gramStart"/>
-            <w:r>
-              <w:rPr>
-                <w:sz w:val="12"/>
-              </w:rPr>
-              <w:t>/:slug</w:t>
-            </w:r>
-            <w:proofErr w:type="gramEnd"/>
+              <w:t>/api/categories/slug/:slug</w:t>
+            </w:r>
           </w:p>
         </w:tc>
         <w:tc>
@@ -8576,21 +7874,7 @@
               <w:rPr>
                 <w:sz w:val="12"/>
               </w:rPr>
-              <w:t>/</w:t>
-            </w:r>
-            <w:proofErr w:type="spellStart"/>
-            <w:r>
-              <w:rPr>
-                <w:sz w:val="12"/>
-              </w:rPr>
-              <w:t>api</w:t>
-            </w:r>
-            <w:proofErr w:type="spellEnd"/>
-            <w:r>
-              <w:rPr>
-                <w:sz w:val="12"/>
-              </w:rPr>
-              <w:t>/categories</w:t>
+              <w:t>/api/categories</w:t>
             </w:r>
           </w:p>
         </w:tc>
@@ -8665,23 +7949,7 @@
               <w:rPr>
                 <w:sz w:val="12"/>
               </w:rPr>
-              <w:t>/</w:t>
-            </w:r>
-            <w:proofErr w:type="spellStart"/>
-            <w:proofErr w:type="gramStart"/>
-            <w:r>
-              <w:rPr>
-                <w:sz w:val="12"/>
-              </w:rPr>
-              <w:t>api</w:t>
-            </w:r>
-            <w:proofErr w:type="spellEnd"/>
-            <w:proofErr w:type="gramEnd"/>
-            <w:r>
-              <w:rPr>
-                <w:sz w:val="12"/>
-              </w:rPr>
-              <w:t>/categories/:id</w:t>
+              <w:t>/api/categories/:id</w:t>
             </w:r>
           </w:p>
         </w:tc>
@@ -8756,23 +8024,7 @@
               <w:rPr>
                 <w:sz w:val="12"/>
               </w:rPr>
-              <w:t>/</w:t>
-            </w:r>
-            <w:proofErr w:type="spellStart"/>
-            <w:proofErr w:type="gramStart"/>
-            <w:r>
-              <w:rPr>
-                <w:sz w:val="12"/>
-              </w:rPr>
-              <w:t>api</w:t>
-            </w:r>
-            <w:proofErr w:type="spellEnd"/>
-            <w:proofErr w:type="gramEnd"/>
-            <w:r>
-              <w:rPr>
-                <w:sz w:val="12"/>
-              </w:rPr>
-              <w:t>/categories/:id</w:t>
+              <w:t>/api/categories/:id</w:t>
             </w:r>
           </w:p>
         </w:tc>
@@ -8847,21 +8099,7 @@
               <w:rPr>
                 <w:sz w:val="12"/>
               </w:rPr>
-              <w:t>/</w:t>
-            </w:r>
-            <w:proofErr w:type="spellStart"/>
-            <w:r>
-              <w:rPr>
-                <w:sz w:val="12"/>
-              </w:rPr>
-              <w:t>api</w:t>
-            </w:r>
-            <w:proofErr w:type="spellEnd"/>
-            <w:r>
-              <w:rPr>
-                <w:sz w:val="12"/>
-              </w:rPr>
-              <w:t>/products</w:t>
+              <w:t>/api/products</w:t>
             </w:r>
           </w:p>
         </w:tc>
@@ -8936,23 +8174,7 @@
               <w:rPr>
                 <w:sz w:val="12"/>
               </w:rPr>
-              <w:t>/</w:t>
-            </w:r>
-            <w:proofErr w:type="spellStart"/>
-            <w:proofErr w:type="gramStart"/>
-            <w:r>
-              <w:rPr>
-                <w:sz w:val="12"/>
-              </w:rPr>
-              <w:t>api</w:t>
-            </w:r>
-            <w:proofErr w:type="spellEnd"/>
-            <w:proofErr w:type="gramEnd"/>
-            <w:r>
-              <w:rPr>
-                <w:sz w:val="12"/>
-              </w:rPr>
-              <w:t>/products/:id</w:t>
+              <w:t>/api/products/:id</w:t>
             </w:r>
           </w:p>
         </w:tc>
@@ -9027,21 +8249,7 @@
               <w:rPr>
                 <w:sz w:val="12"/>
               </w:rPr>
-              <w:t>/</w:t>
-            </w:r>
-            <w:proofErr w:type="spellStart"/>
-            <w:r>
-              <w:rPr>
-                <w:sz w:val="12"/>
-              </w:rPr>
-              <w:t>api</w:t>
-            </w:r>
-            <w:proofErr w:type="spellEnd"/>
-            <w:r>
-              <w:rPr>
-                <w:sz w:val="12"/>
-              </w:rPr>
-              <w:t>/products/related/:id</w:t>
+              <w:t>/api/products/related/:id</w:t>
             </w:r>
           </w:p>
         </w:tc>
@@ -9116,21 +8324,7 @@
               <w:rPr>
                 <w:sz w:val="12"/>
               </w:rPr>
-              <w:t>/</w:t>
-            </w:r>
-            <w:proofErr w:type="spellStart"/>
-            <w:r>
-              <w:rPr>
-                <w:sz w:val="12"/>
-              </w:rPr>
-              <w:t>api</w:t>
-            </w:r>
-            <w:proofErr w:type="spellEnd"/>
-            <w:r>
-              <w:rPr>
-                <w:sz w:val="12"/>
-              </w:rPr>
-              <w:t>/products</w:t>
+              <w:t>/api/products</w:t>
             </w:r>
           </w:p>
         </w:tc>
@@ -9205,23 +8399,7 @@
               <w:rPr>
                 <w:sz w:val="12"/>
               </w:rPr>
-              <w:t>/</w:t>
-            </w:r>
-            <w:proofErr w:type="spellStart"/>
-            <w:proofErr w:type="gramStart"/>
-            <w:r>
-              <w:rPr>
-                <w:sz w:val="12"/>
-              </w:rPr>
-              <w:t>api</w:t>
-            </w:r>
-            <w:proofErr w:type="spellEnd"/>
-            <w:proofErr w:type="gramEnd"/>
-            <w:r>
-              <w:rPr>
-                <w:sz w:val="12"/>
-              </w:rPr>
-              <w:t>/products/:id</w:t>
+              <w:t>/api/products/:id</w:t>
             </w:r>
           </w:p>
         </w:tc>
@@ -9296,23 +8474,7 @@
               <w:rPr>
                 <w:sz w:val="12"/>
               </w:rPr>
-              <w:t>/</w:t>
-            </w:r>
-            <w:proofErr w:type="spellStart"/>
-            <w:proofErr w:type="gramStart"/>
-            <w:r>
-              <w:rPr>
-                <w:sz w:val="12"/>
-              </w:rPr>
-              <w:t>api</w:t>
-            </w:r>
-            <w:proofErr w:type="spellEnd"/>
-            <w:proofErr w:type="gramEnd"/>
-            <w:r>
-              <w:rPr>
-                <w:sz w:val="12"/>
-              </w:rPr>
-              <w:t>/products/:id</w:t>
+              <w:t>/api/products/:id</w:t>
             </w:r>
           </w:p>
         </w:tc>
@@ -9387,21 +8549,7 @@
               <w:rPr>
                 <w:sz w:val="12"/>
               </w:rPr>
-              <w:t>/</w:t>
-            </w:r>
-            <w:proofErr w:type="spellStart"/>
-            <w:r>
-              <w:rPr>
-                <w:sz w:val="12"/>
-              </w:rPr>
-              <w:t>api</w:t>
-            </w:r>
-            <w:proofErr w:type="spellEnd"/>
-            <w:r>
-              <w:rPr>
-                <w:sz w:val="12"/>
-              </w:rPr>
-              <w:t>/orders</w:t>
+              <w:t>/api/orders</w:t>
             </w:r>
           </w:p>
         </w:tc>
@@ -9476,21 +8624,7 @@
               <w:rPr>
                 <w:sz w:val="12"/>
               </w:rPr>
-              <w:t>/</w:t>
-            </w:r>
-            <w:proofErr w:type="spellStart"/>
-            <w:r>
-              <w:rPr>
-                <w:sz w:val="12"/>
-              </w:rPr>
-              <w:t>api</w:t>
-            </w:r>
-            <w:proofErr w:type="spellEnd"/>
-            <w:r>
-              <w:rPr>
-                <w:sz w:val="12"/>
-              </w:rPr>
-              <w:t>/orders/my</w:t>
+              <w:t>/api/orders/my</w:t>
             </w:r>
           </w:p>
         </w:tc>
@@ -9565,21 +8699,7 @@
               <w:rPr>
                 <w:sz w:val="12"/>
               </w:rPr>
-              <w:t>/</w:t>
-            </w:r>
-            <w:proofErr w:type="spellStart"/>
-            <w:r>
-              <w:rPr>
-                <w:sz w:val="12"/>
-              </w:rPr>
-              <w:t>api</w:t>
-            </w:r>
-            <w:proofErr w:type="spellEnd"/>
-            <w:r>
-              <w:rPr>
-                <w:sz w:val="12"/>
-              </w:rPr>
-              <w:t>/orders</w:t>
+              <w:t>/api/orders</w:t>
             </w:r>
           </w:p>
         </w:tc>
@@ -9654,23 +8774,7 @@
               <w:rPr>
                 <w:sz w:val="12"/>
               </w:rPr>
-              <w:t>/</w:t>
-            </w:r>
-            <w:proofErr w:type="spellStart"/>
-            <w:proofErr w:type="gramStart"/>
-            <w:r>
-              <w:rPr>
-                <w:sz w:val="12"/>
-              </w:rPr>
-              <w:t>api</w:t>
-            </w:r>
-            <w:proofErr w:type="spellEnd"/>
-            <w:proofErr w:type="gramEnd"/>
-            <w:r>
-              <w:rPr>
-                <w:sz w:val="12"/>
-              </w:rPr>
-              <w:t>/orders/:id</w:t>
+              <w:t>/api/orders/:id</w:t>
             </w:r>
           </w:p>
         </w:tc>
@@ -9745,23 +8849,7 @@
               <w:rPr>
                 <w:sz w:val="12"/>
               </w:rPr>
-              <w:t>/</w:t>
-            </w:r>
-            <w:proofErr w:type="spellStart"/>
-            <w:proofErr w:type="gramStart"/>
-            <w:r>
-              <w:rPr>
-                <w:sz w:val="12"/>
-              </w:rPr>
-              <w:t>api</w:t>
-            </w:r>
-            <w:proofErr w:type="spellEnd"/>
-            <w:proofErr w:type="gramEnd"/>
-            <w:r>
-              <w:rPr>
-                <w:sz w:val="12"/>
-              </w:rPr>
-              <w:t>/orders/:id/status</w:t>
+              <w:t>/api/orders/:id/status</w:t>
             </w:r>
           </w:p>
         </w:tc>
@@ -9836,21 +8924,7 @@
               <w:rPr>
                 <w:sz w:val="12"/>
               </w:rPr>
-              <w:t>/</w:t>
-            </w:r>
-            <w:proofErr w:type="spellStart"/>
-            <w:r>
-              <w:rPr>
-                <w:sz w:val="12"/>
-              </w:rPr>
-              <w:t>api</w:t>
-            </w:r>
-            <w:proofErr w:type="spellEnd"/>
-            <w:r>
-              <w:rPr>
-                <w:sz w:val="12"/>
-              </w:rPr>
-              <w:t>/admin/dashboard/stats</w:t>
+              <w:t>/api/admin/dashboard/stats</w:t>
             </w:r>
           </w:p>
         </w:tc>
@@ -9902,12 +8976,12 @@
       <w:pPr>
         <w:pStyle w:val="Heading1"/>
       </w:pPr>
-      <w:bookmarkStart w:id="22" w:name="_Toc229498824"/>
+      <w:bookmarkStart w:id="21" w:name="_Toc230031383"/>
       <w:r>
         <w:lastRenderedPageBreak/>
         <w:t>9. Quality Assurance</w:t>
       </w:r>
-      <w:bookmarkEnd w:id="22"/>
+      <w:bookmarkEnd w:id="21"/>
     </w:p>
     <w:p>
       <w:r>
@@ -9918,11 +8992,11 @@
       <w:pPr>
         <w:pStyle w:val="Heading2"/>
       </w:pPr>
-      <w:bookmarkStart w:id="23" w:name="_Toc229498825"/>
+      <w:bookmarkStart w:id="22" w:name="_Toc230031384"/>
       <w:r>
         <w:t>9.1 Test Plan Summary</w:t>
       </w:r>
-      <w:bookmarkEnd w:id="23"/>
+      <w:bookmarkEnd w:id="22"/>
     </w:p>
     <w:tbl>
       <w:tblPr>
@@ -10152,11 +9226,11 @@
       <w:pPr>
         <w:pStyle w:val="Heading2"/>
       </w:pPr>
-      <w:bookmarkStart w:id="24" w:name="_Toc229498826"/>
+      <w:bookmarkStart w:id="23" w:name="_Toc230031385"/>
       <w:r>
         <w:t>9.2 Test Execution Summary</w:t>
       </w:r>
-      <w:bookmarkEnd w:id="24"/>
+      <w:bookmarkEnd w:id="23"/>
     </w:p>
     <w:tbl>
       <w:tblPr>
@@ -10562,11 +9636,11 @@
       <w:pPr>
         <w:pStyle w:val="Heading2"/>
       </w:pPr>
-      <w:bookmarkStart w:id="25" w:name="_Toc229498827"/>
+      <w:bookmarkStart w:id="24" w:name="_Toc230031386"/>
       <w:r>
         <w:t>9.3 Bug Summary</w:t>
       </w:r>
-      <w:bookmarkEnd w:id="25"/>
+      <w:bookmarkEnd w:id="24"/>
     </w:p>
     <w:tbl>
       <w:tblPr>
@@ -10957,19 +10031,11 @@
             <w:vAlign w:val="center"/>
           </w:tcPr>
           <w:p>
-            <w:proofErr w:type="spellStart"/>
             <w:r>
               <w:rPr>
                 <w:sz w:val="14"/>
               </w:rPr>
-              <w:t>NotFound</w:t>
-            </w:r>
-            <w:proofErr w:type="spellEnd"/>
-            <w:r>
-              <w:rPr>
-                <w:sz w:val="14"/>
-              </w:rPr>
-              <w:t>/fallback behavior improved and verified.</w:t>
+              <w:t>NotFound/fallback behavior improved and verified.</w:t>
             </w:r>
           </w:p>
         </w:tc>
@@ -10993,11 +10059,11 @@
       <w:pPr>
         <w:pStyle w:val="Heading2"/>
       </w:pPr>
-      <w:bookmarkStart w:id="26" w:name="_Toc229498828"/>
+      <w:bookmarkStart w:id="25" w:name="_Toc230031387"/>
       <w:r>
         <w:t>9.4 Requirements Traceability Matrix</w:t>
       </w:r>
-      <w:bookmarkEnd w:id="26"/>
+      <w:bookmarkEnd w:id="25"/>
     </w:p>
     <w:tbl>
       <w:tblPr>
@@ -11117,19 +10183,11 @@
             <w:vAlign w:val="center"/>
           </w:tcPr>
           <w:p>
-            <w:proofErr w:type="spellStart"/>
             <w:r>
               <w:rPr>
                 <w:sz w:val="14"/>
               </w:rPr>
-              <w:t>HomePage</w:t>
-            </w:r>
-            <w:proofErr w:type="spellEnd"/>
-            <w:r>
-              <w:rPr>
-                <w:sz w:val="14"/>
-              </w:rPr>
-              <w:t xml:space="preserve"> + category API</w:t>
+              <w:t>HomePage + category API</w:t>
             </w:r>
           </w:p>
         </w:tc>
@@ -11186,19 +10244,11 @@
             <w:vAlign w:val="center"/>
           </w:tcPr>
           <w:p>
-            <w:proofErr w:type="spellStart"/>
             <w:r>
               <w:rPr>
                 <w:sz w:val="14"/>
               </w:rPr>
-              <w:t>CategoryPage</w:t>
-            </w:r>
-            <w:proofErr w:type="spellEnd"/>
-            <w:r>
-              <w:rPr>
-                <w:sz w:val="14"/>
-              </w:rPr>
-              <w:t xml:space="preserve"> + product service</w:t>
+              <w:t>CategoryPage + product service</w:t>
             </w:r>
           </w:p>
         </w:tc>
@@ -11255,19 +10305,11 @@
             <w:vAlign w:val="center"/>
           </w:tcPr>
           <w:p>
-            <w:proofErr w:type="spellStart"/>
             <w:r>
               <w:rPr>
                 <w:sz w:val="14"/>
               </w:rPr>
-              <w:t>ProductPage</w:t>
-            </w:r>
-            <w:proofErr w:type="spellEnd"/>
-            <w:r>
-              <w:rPr>
-                <w:sz w:val="14"/>
-              </w:rPr>
-              <w:t xml:space="preserve"> + related products</w:t>
+              <w:t>ProductPage + related products</w:t>
             </w:r>
           </w:p>
         </w:tc>
@@ -11324,28 +10366,12 @@
             <w:vAlign w:val="center"/>
           </w:tcPr>
           <w:p>
-            <w:proofErr w:type="spellStart"/>
             <w:r>
               <w:rPr>
                 <w:sz w:val="14"/>
               </w:rPr>
-              <w:t>CartContext</w:t>
-            </w:r>
-            <w:proofErr w:type="spellEnd"/>
-            <w:r>
-              <w:rPr>
-                <w:sz w:val="14"/>
-              </w:rPr>
-              <w:t xml:space="preserve"> + </w:t>
-            </w:r>
-            <w:proofErr w:type="spellStart"/>
-            <w:r>
-              <w:rPr>
-                <w:sz w:val="14"/>
-              </w:rPr>
-              <w:t>CartPage</w:t>
-            </w:r>
-            <w:proofErr w:type="spellEnd"/>
+              <w:t>CartContext + CartPage</w:t>
+            </w:r>
           </w:p>
         </w:tc>
         <w:tc>
@@ -11405,16 +10431,8 @@
               <w:rPr>
                 <w:sz w:val="14"/>
               </w:rPr>
-              <w:t xml:space="preserve">Auth API + </w:t>
-            </w:r>
-            <w:proofErr w:type="spellStart"/>
-            <w:r>
-              <w:rPr>
-                <w:sz w:val="14"/>
-              </w:rPr>
-              <w:t>AuthContext</w:t>
-            </w:r>
-            <w:proofErr w:type="spellEnd"/>
+              <w:t>Auth API + AuthContext</w:t>
+            </w:r>
           </w:p>
         </w:tc>
         <w:tc>
@@ -11470,19 +10488,11 @@
             <w:vAlign w:val="center"/>
           </w:tcPr>
           <w:p>
-            <w:proofErr w:type="spellStart"/>
             <w:r>
               <w:rPr>
                 <w:sz w:val="14"/>
               </w:rPr>
-              <w:t>CheckoutPage</w:t>
-            </w:r>
-            <w:proofErr w:type="spellEnd"/>
-            <w:r>
-              <w:rPr>
-                <w:sz w:val="14"/>
-              </w:rPr>
-              <w:t xml:space="preserve"> + Order API</w:t>
+              <w:t>CheckoutPage + Order API</w:t>
             </w:r>
           </w:p>
         </w:tc>
@@ -11600,19 +10610,11 @@
             <w:vAlign w:val="center"/>
           </w:tcPr>
           <w:p>
-            <w:proofErr w:type="spellStart"/>
             <w:r>
               <w:rPr>
                 <w:sz w:val="14"/>
               </w:rPr>
-              <w:t>LanguageContext</w:t>
-            </w:r>
-            <w:proofErr w:type="spellEnd"/>
-            <w:r>
-              <w:rPr>
-                <w:sz w:val="14"/>
-              </w:rPr>
-              <w:t xml:space="preserve"> + RTL/LTR</w:t>
+              <w:t>LanguageContext + RTL/LTR</w:t>
             </w:r>
           </w:p>
         </w:tc>
@@ -11669,19 +10671,11 @@
             <w:vAlign w:val="center"/>
           </w:tcPr>
           <w:p>
-            <w:proofErr w:type="spellStart"/>
             <w:r>
               <w:rPr>
                 <w:sz w:val="14"/>
               </w:rPr>
-              <w:t>NotFound</w:t>
-            </w:r>
-            <w:proofErr w:type="spellEnd"/>
-            <w:r>
-              <w:rPr>
-                <w:sz w:val="14"/>
-              </w:rPr>
-              <w:t>/fallback UI</w:t>
+              <w:t>NotFound/fallback UI</w:t>
             </w:r>
           </w:p>
         </w:tc>
@@ -11719,11 +10713,11 @@
       <w:pPr>
         <w:pStyle w:val="Heading1"/>
       </w:pPr>
-      <w:bookmarkStart w:id="27" w:name="_Toc229498829"/>
+      <w:bookmarkStart w:id="26" w:name="_Toc230031388"/>
       <w:r>
         <w:t>10. Agile Project Management Evidence</w:t>
       </w:r>
-      <w:bookmarkEnd w:id="27"/>
+      <w:bookmarkEnd w:id="26"/>
     </w:p>
     <w:p>
       <w:r>
@@ -11925,47 +10919,11 @@
             <w:vAlign w:val="center"/>
           </w:tcPr>
           <w:p>
-            <w:proofErr w:type="spellStart"/>
             <w:r>
               <w:rPr>
                 <w:sz w:val="16"/>
               </w:rPr>
-              <w:t>CartContext</w:t>
-            </w:r>
-            <w:proofErr w:type="spellEnd"/>
-            <w:r>
-              <w:rPr>
-                <w:sz w:val="16"/>
-              </w:rPr>
-              <w:t xml:space="preserve">, cart page, </w:t>
-            </w:r>
-            <w:proofErr w:type="spellStart"/>
-            <w:r>
-              <w:rPr>
-                <w:sz w:val="16"/>
-              </w:rPr>
-              <w:t>CategoryPage</w:t>
-            </w:r>
-            <w:proofErr w:type="spellEnd"/>
-            <w:r>
-              <w:rPr>
-                <w:sz w:val="16"/>
-              </w:rPr>
-              <w:t xml:space="preserve">, </w:t>
-            </w:r>
-            <w:proofErr w:type="spellStart"/>
-            <w:r>
-              <w:rPr>
-                <w:sz w:val="16"/>
-              </w:rPr>
-              <w:t>ProductCard</w:t>
-            </w:r>
-            <w:proofErr w:type="spellEnd"/>
-            <w:r>
-              <w:rPr>
-                <w:sz w:val="16"/>
-              </w:rPr>
-              <w:t>, language support, UX refinements.</w:t>
+              <w:t>CartContext, cart page, CategoryPage, ProductCard, language support, UX refinements.</w:t>
             </w:r>
           </w:p>
         </w:tc>
@@ -12148,21 +11106,7 @@
               <w:rPr>
                 <w:sz w:val="16"/>
               </w:rPr>
-              <w:t>Bugs SCRUM-</w:t>
-            </w:r>
-            <w:proofErr w:type="gramStart"/>
-            <w:r>
-              <w:rPr>
-                <w:sz w:val="16"/>
-              </w:rPr>
-              <w:t>127..</w:t>
-            </w:r>
-            <w:proofErr w:type="gramEnd"/>
-            <w:r>
-              <w:rPr>
-                <w:sz w:val="16"/>
-              </w:rPr>
-              <w:t>130, QA documentation, final presentation/demo flow, Jira/GitHub evidence.</w:t>
+              <w:t>Bugs SCRUM-127..130, QA documentation, final presentation/demo flow, Jira/GitHub evidence.</w:t>
             </w:r>
           </w:p>
         </w:tc>
@@ -12186,11 +11130,11 @@
       <w:pPr>
         <w:pStyle w:val="Heading1"/>
       </w:pPr>
-      <w:bookmarkStart w:id="28" w:name="_Toc229498830"/>
+      <w:bookmarkStart w:id="27" w:name="_Toc230031389"/>
       <w:r>
         <w:t>11. Version Control and Collaboration Evidence</w:t>
       </w:r>
-      <w:bookmarkEnd w:id="28"/>
+      <w:bookmarkEnd w:id="27"/>
     </w:p>
     <w:p>
       <w:r>
@@ -12513,480 +11457,11 @@
       <w:pPr>
         <w:pStyle w:val="Heading1"/>
       </w:pPr>
-      <w:bookmarkStart w:id="29" w:name="_Toc229498831"/>
+      <w:bookmarkStart w:id="28" w:name="_Toc230031390"/>
       <w:r>
-        <w:t>12. Final Demo and Presentation Plan</w:t>
+        <w:t>12. Known Limitations and Future Enhancements</w:t>
       </w:r>
-      <w:bookmarkEnd w:id="29"/>
-    </w:p>
-    <w:p>
-      <w:r>
-        <w:t>The recorded presentation should demonstrate the full engineering process and the working system. All team members should participate. The recommended demo flow is structured to reduce risk and present the strongest features first.</w:t>
-      </w:r>
-    </w:p>
-    <w:tbl>
-      <w:tblPr>
-        <w:tblStyle w:val="TableGrid"/>
-        <w:tblW w:w="0" w:type="auto"/>
-        <w:jc w:val="center"/>
-        <w:tblBorders>
-          <w:top w:val="single" w:sz="6" w:space="0" w:color="D9E2EF"/>
-          <w:left w:val="single" w:sz="6" w:space="0" w:color="D9E2EF"/>
-          <w:bottom w:val="single" w:sz="6" w:space="0" w:color="D9E2EF"/>
-          <w:right w:val="single" w:sz="6" w:space="0" w:color="D9E2EF"/>
-          <w:insideH w:val="single" w:sz="6" w:space="0" w:color="D9E2EF"/>
-          <w:insideV w:val="single" w:sz="6" w:space="0" w:color="D9E2EF"/>
-        </w:tblBorders>
-        <w:tblLook w:val="04A0" w:firstRow="1" w:lastRow="0" w:firstColumn="1" w:lastColumn="0" w:noHBand="0" w:noVBand="1"/>
-      </w:tblPr>
-      <w:tblGrid>
-        <w:gridCol w:w="3250"/>
-        <w:gridCol w:w="3250"/>
-        <w:gridCol w:w="3250"/>
-      </w:tblGrid>
-      <w:tr>
-        <w:trPr>
-          <w:jc w:val="center"/>
-        </w:trPr>
-        <w:tc>
-          <w:tcPr>
-            <w:tcW w:w="3250" w:type="dxa"/>
-            <w:shd w:val="clear" w:color="auto" w:fill="173B63"/>
-            <w:vAlign w:val="center"/>
-          </w:tcPr>
-          <w:p>
-            <w:r>
-              <w:rPr>
-                <w:b/>
-                <w:color w:val="FFFFFF"/>
-                <w:sz w:val="16"/>
-              </w:rPr>
-              <w:t>Step</w:t>
-            </w:r>
-          </w:p>
-        </w:tc>
-        <w:tc>
-          <w:tcPr>
-            <w:tcW w:w="3250" w:type="dxa"/>
-            <w:shd w:val="clear" w:color="auto" w:fill="173B63"/>
-            <w:vAlign w:val="center"/>
-          </w:tcPr>
-          <w:p>
-            <w:r>
-              <w:rPr>
-                <w:b/>
-                <w:color w:val="FFFFFF"/>
-                <w:sz w:val="16"/>
-              </w:rPr>
-              <w:t>Presenter / Focus</w:t>
-            </w:r>
-          </w:p>
-        </w:tc>
-        <w:tc>
-          <w:tcPr>
-            <w:tcW w:w="3250" w:type="dxa"/>
-            <w:shd w:val="clear" w:color="auto" w:fill="173B63"/>
-            <w:vAlign w:val="center"/>
-          </w:tcPr>
-          <w:p>
-            <w:r>
-              <w:rPr>
-                <w:b/>
-                <w:color w:val="FFFFFF"/>
-                <w:sz w:val="16"/>
-              </w:rPr>
-              <w:t>Content</w:t>
-            </w:r>
-          </w:p>
-        </w:tc>
-      </w:tr>
-      <w:tr>
-        <w:trPr>
-          <w:jc w:val="center"/>
-        </w:trPr>
-        <w:tc>
-          <w:tcPr>
-            <w:tcW w:w="3250" w:type="dxa"/>
-            <w:vAlign w:val="center"/>
-          </w:tcPr>
-          <w:p>
-            <w:r>
-              <w:rPr>
-                <w:sz w:val="16"/>
-              </w:rPr>
-              <w:t>1</w:t>
-            </w:r>
-          </w:p>
-        </w:tc>
-        <w:tc>
-          <w:tcPr>
-            <w:tcW w:w="3250" w:type="dxa"/>
-            <w:vAlign w:val="center"/>
-          </w:tcPr>
-          <w:p>
-            <w:r>
-              <w:rPr>
-                <w:sz w:val="16"/>
-              </w:rPr>
-              <w:t>Project introduction</w:t>
-            </w:r>
-          </w:p>
-        </w:tc>
-        <w:tc>
-          <w:tcPr>
-            <w:tcW w:w="3250" w:type="dxa"/>
-            <w:vAlign w:val="center"/>
-          </w:tcPr>
-          <w:p>
-            <w:r>
-              <w:rPr>
-                <w:sz w:val="16"/>
-              </w:rPr>
-              <w:t>Problem, solution idea, scope, and target users.</w:t>
-            </w:r>
-          </w:p>
-        </w:tc>
-      </w:tr>
-      <w:tr>
-        <w:trPr>
-          <w:jc w:val="center"/>
-        </w:trPr>
-        <w:tc>
-          <w:tcPr>
-            <w:tcW w:w="3250" w:type="dxa"/>
-            <w:vAlign w:val="center"/>
-          </w:tcPr>
-          <w:p>
-            <w:r>
-              <w:rPr>
-                <w:sz w:val="16"/>
-              </w:rPr>
-              <w:t>2</w:t>
-            </w:r>
-          </w:p>
-        </w:tc>
-        <w:tc>
-          <w:tcPr>
-            <w:tcW w:w="3250" w:type="dxa"/>
-            <w:vAlign w:val="center"/>
-          </w:tcPr>
-          <w:p>
-            <w:r>
-              <w:rPr>
-                <w:sz w:val="16"/>
-              </w:rPr>
-              <w:t>Requirements and design</w:t>
-            </w:r>
-          </w:p>
-        </w:tc>
-        <w:tc>
-          <w:tcPr>
-            <w:tcW w:w="3250" w:type="dxa"/>
-            <w:vAlign w:val="center"/>
-          </w:tcPr>
-          <w:p>
-            <w:r>
-              <w:rPr>
-                <w:sz w:val="16"/>
-              </w:rPr>
-              <w:t>SRS summary, stakeholders, use case diagram, architecture, ERD.</w:t>
-            </w:r>
-          </w:p>
-        </w:tc>
-      </w:tr>
-      <w:tr>
-        <w:trPr>
-          <w:jc w:val="center"/>
-        </w:trPr>
-        <w:tc>
-          <w:tcPr>
-            <w:tcW w:w="3250" w:type="dxa"/>
-            <w:vAlign w:val="center"/>
-          </w:tcPr>
-          <w:p>
-            <w:r>
-              <w:rPr>
-                <w:sz w:val="16"/>
-              </w:rPr>
-              <w:t>3</w:t>
-            </w:r>
-          </w:p>
-        </w:tc>
-        <w:tc>
-          <w:tcPr>
-            <w:tcW w:w="3250" w:type="dxa"/>
-            <w:vAlign w:val="center"/>
-          </w:tcPr>
-          <w:p>
-            <w:r>
-              <w:rPr>
-                <w:sz w:val="16"/>
-              </w:rPr>
-              <w:t>Storefront demo</w:t>
-            </w:r>
-          </w:p>
-        </w:tc>
-        <w:tc>
-          <w:tcPr>
-            <w:tcW w:w="3250" w:type="dxa"/>
-            <w:vAlign w:val="center"/>
-          </w:tcPr>
-          <w:p>
-            <w:r>
-              <w:rPr>
-                <w:sz w:val="16"/>
-              </w:rPr>
-              <w:t>Home, language switch, categories, product browsing, search.</w:t>
-            </w:r>
-          </w:p>
-        </w:tc>
-      </w:tr>
-      <w:tr>
-        <w:trPr>
-          <w:jc w:val="center"/>
-        </w:trPr>
-        <w:tc>
-          <w:tcPr>
-            <w:tcW w:w="3250" w:type="dxa"/>
-            <w:vAlign w:val="center"/>
-          </w:tcPr>
-          <w:p>
-            <w:r>
-              <w:rPr>
-                <w:sz w:val="16"/>
-              </w:rPr>
-              <w:t>4</w:t>
-            </w:r>
-          </w:p>
-        </w:tc>
-        <w:tc>
-          <w:tcPr>
-            <w:tcW w:w="3250" w:type="dxa"/>
-            <w:vAlign w:val="center"/>
-          </w:tcPr>
-          <w:p>
-            <w:r>
-              <w:rPr>
-                <w:sz w:val="16"/>
-              </w:rPr>
-              <w:t>Cart and checkout demo</w:t>
-            </w:r>
-          </w:p>
-        </w:tc>
-        <w:tc>
-          <w:tcPr>
-            <w:tcW w:w="3250" w:type="dxa"/>
-            <w:vAlign w:val="center"/>
-          </w:tcPr>
-          <w:p>
-            <w:r>
-              <w:rPr>
-                <w:sz w:val="16"/>
-              </w:rPr>
-              <w:t>Add to cart, update quantity, refresh persistence, checkout submission.</w:t>
-            </w:r>
-          </w:p>
-        </w:tc>
-      </w:tr>
-      <w:tr>
-        <w:trPr>
-          <w:jc w:val="center"/>
-        </w:trPr>
-        <w:tc>
-          <w:tcPr>
-            <w:tcW w:w="3250" w:type="dxa"/>
-            <w:vAlign w:val="center"/>
-          </w:tcPr>
-          <w:p>
-            <w:r>
-              <w:rPr>
-                <w:sz w:val="16"/>
-              </w:rPr>
-              <w:t>5</w:t>
-            </w:r>
-          </w:p>
-        </w:tc>
-        <w:tc>
-          <w:tcPr>
-            <w:tcW w:w="3250" w:type="dxa"/>
-            <w:vAlign w:val="center"/>
-          </w:tcPr>
-          <w:p>
-            <w:r>
-              <w:rPr>
-                <w:sz w:val="16"/>
-              </w:rPr>
-              <w:t>Authentication demo</w:t>
-            </w:r>
-          </w:p>
-        </w:tc>
-        <w:tc>
-          <w:tcPr>
-            <w:tcW w:w="3250" w:type="dxa"/>
-            <w:vAlign w:val="center"/>
-          </w:tcPr>
-          <w:p>
-            <w:r>
-              <w:rPr>
-                <w:sz w:val="16"/>
-              </w:rPr>
-              <w:t>Register/login and protected behavior.</w:t>
-            </w:r>
-          </w:p>
-        </w:tc>
-      </w:tr>
-      <w:tr>
-        <w:trPr>
-          <w:jc w:val="center"/>
-        </w:trPr>
-        <w:tc>
-          <w:tcPr>
-            <w:tcW w:w="3250" w:type="dxa"/>
-            <w:vAlign w:val="center"/>
-          </w:tcPr>
-          <w:p>
-            <w:r>
-              <w:rPr>
-                <w:sz w:val="16"/>
-              </w:rPr>
-              <w:t>6</w:t>
-            </w:r>
-          </w:p>
-        </w:tc>
-        <w:tc>
-          <w:tcPr>
-            <w:tcW w:w="3250" w:type="dxa"/>
-            <w:vAlign w:val="center"/>
-          </w:tcPr>
-          <w:p>
-            <w:r>
-              <w:rPr>
-                <w:sz w:val="16"/>
-              </w:rPr>
-              <w:t>Admin demo</w:t>
-            </w:r>
-          </w:p>
-        </w:tc>
-        <w:tc>
-          <w:tcPr>
-            <w:tcW w:w="3250" w:type="dxa"/>
-            <w:vAlign w:val="center"/>
-          </w:tcPr>
-          <w:p>
-            <w:r>
-              <w:rPr>
-                <w:sz w:val="16"/>
-              </w:rPr>
-              <w:t>Dashboard, products/categories/orders, update order status.</w:t>
-            </w:r>
-          </w:p>
-        </w:tc>
-      </w:tr>
-      <w:tr>
-        <w:trPr>
-          <w:jc w:val="center"/>
-        </w:trPr>
-        <w:tc>
-          <w:tcPr>
-            <w:tcW w:w="3250" w:type="dxa"/>
-            <w:vAlign w:val="center"/>
-          </w:tcPr>
-          <w:p>
-            <w:r>
-              <w:rPr>
-                <w:sz w:val="16"/>
-              </w:rPr>
-              <w:t>7</w:t>
-            </w:r>
-          </w:p>
-        </w:tc>
-        <w:tc>
-          <w:tcPr>
-            <w:tcW w:w="3250" w:type="dxa"/>
-            <w:vAlign w:val="center"/>
-          </w:tcPr>
-          <w:p>
-            <w:r>
-              <w:rPr>
-                <w:sz w:val="16"/>
-              </w:rPr>
-              <w:t>QA and Agile evidence</w:t>
-            </w:r>
-          </w:p>
-        </w:tc>
-        <w:tc>
-          <w:tcPr>
-            <w:tcW w:w="3250" w:type="dxa"/>
-            <w:vAlign w:val="center"/>
-          </w:tcPr>
-          <w:p>
-            <w:r>
-              <w:rPr>
-                <w:sz w:val="16"/>
-              </w:rPr>
-              <w:t>Test cases, bugs, Jira sprints, GitHub commits/PRs, velocity report.</w:t>
-            </w:r>
-          </w:p>
-        </w:tc>
-      </w:tr>
-      <w:tr>
-        <w:trPr>
-          <w:jc w:val="center"/>
-        </w:trPr>
-        <w:tc>
-          <w:tcPr>
-            <w:tcW w:w="3250" w:type="dxa"/>
-            <w:vAlign w:val="center"/>
-          </w:tcPr>
-          <w:p>
-            <w:r>
-              <w:rPr>
-                <w:sz w:val="16"/>
-              </w:rPr>
-              <w:t>8</w:t>
-            </w:r>
-          </w:p>
-        </w:tc>
-        <w:tc>
-          <w:tcPr>
-            <w:tcW w:w="3250" w:type="dxa"/>
-            <w:vAlign w:val="center"/>
-          </w:tcPr>
-          <w:p>
-            <w:r>
-              <w:rPr>
-                <w:sz w:val="16"/>
-              </w:rPr>
-              <w:t>Conclusion</w:t>
-            </w:r>
-          </w:p>
-        </w:tc>
-        <w:tc>
-          <w:tcPr>
-            <w:tcW w:w="3250" w:type="dxa"/>
-            <w:vAlign w:val="center"/>
-          </w:tcPr>
-          <w:p>
-            <w:r>
-              <w:rPr>
-                <w:sz w:val="16"/>
-              </w:rPr>
-              <w:t>Known limitations, future enhancements, and final readiness.</w:t>
-            </w:r>
-          </w:p>
-        </w:tc>
-      </w:tr>
-    </w:tbl>
-    <w:p>
-      <w:pPr>
-        <w:pStyle w:val="Heading1"/>
-      </w:pPr>
-      <w:bookmarkStart w:id="30" w:name="_Toc229498832"/>
-      <w:r>
-        <w:lastRenderedPageBreak/>
-        <w:t>13. Known Limitations and Future Enhancements</w:t>
-      </w:r>
-      <w:bookmarkEnd w:id="30"/>
+      <w:bookmarkEnd w:id="28"/>
     </w:p>
     <w:p>
       <w:pPr>
@@ -13032,11 +11507,11 @@
       <w:pPr>
         <w:pStyle w:val="Heading1"/>
       </w:pPr>
-      <w:bookmarkStart w:id="31" w:name="_Toc229498833"/>
+      <w:bookmarkStart w:id="29" w:name="_Toc230031391"/>
       <w:r>
-        <w:t>14. Final Submission Checklist</w:t>
+        <w:t>13. Final Submission Checklist</w:t>
       </w:r>
-      <w:bookmarkEnd w:id="31"/>
+      <w:bookmarkEnd w:id="29"/>
     </w:p>
     <w:tbl>
       <w:tblPr>
@@ -13330,7 +11805,14 @@
               <w:rPr>
                 <w:sz w:val="16"/>
               </w:rPr>
-              <w:t>Jira backlog, sprints, Sprint 5 bugs/tasks, velocity report.</w:t>
+              <w:t xml:space="preserve">Jira backlog, sprints, Sprint 5 bugs/tasks, </w:t>
+            </w:r>
+            <w:r>
+              <w:rPr>
+                <w:sz w:val="16"/>
+              </w:rPr>
+              <w:lastRenderedPageBreak/>
+              <w:t>velocity report.</w:t>
             </w:r>
           </w:p>
         </w:tc>
@@ -13344,6 +11826,7 @@
               <w:rPr>
                 <w:sz w:val="16"/>
               </w:rPr>
+              <w:lastRenderedPageBreak/>
               <w:t>Ready</w:t>
             </w:r>
           </w:p>
@@ -13542,20 +12025,15 @@
       <w:pPr>
         <w:pStyle w:val="Heading1"/>
       </w:pPr>
-      <w:bookmarkStart w:id="32" w:name="_Toc229498834"/>
+      <w:bookmarkStart w:id="30" w:name="_Toc230031392"/>
       <w:r>
-        <w:t>15. Conclusion</w:t>
+        <w:t>14. Conclusion</w:t>
       </w:r>
-      <w:bookmarkEnd w:id="32"/>
+      <w:bookmarkEnd w:id="30"/>
     </w:p>
     <w:p>
-      <w:proofErr w:type="spellStart"/>
       <w:r>
-        <w:t>YallaMarket</w:t>
-      </w:r>
-      <w:proofErr w:type="spellEnd"/>
-      <w:r>
-        <w:t xml:space="preserve"> demonstrates a complete Software Engineering lifecycle for a full-stack digital marketplace: requirements definition, stakeholder analysis, system design, implementation, testing, Agile tracking, and final delivery preparation. The project includes a working bilingual storefront, authentication, cart persistence, checkout/order flow, admin management, SQLite persistence, Jira evidence, GitHub collaboration evidence, and QA documentation.</w:t>
+        <w:t>YallaMarket demonstrates a complete Software Engineering lifecycle for a full-stack digital marketplace: requirements definition, stakeholder analysis, system design, implementation, testing, Agile tracking, and final delivery preparation. The project includes a working bilingual storefront, authentication, cart persistence, checkout/order flow, admin management, SQLite persistence, Jira evidence, GitHub collaboration evidence, and QA documentation.</w:t>
       </w:r>
     </w:p>
     <w:p>
@@ -13579,12 +12057,12 @@
       <w:pPr>
         <w:pStyle w:val="Heading1"/>
       </w:pPr>
-      <w:bookmarkStart w:id="33" w:name="_Toc229498835"/>
+      <w:bookmarkStart w:id="31" w:name="_Toc230031393"/>
       <w:r>
         <w:lastRenderedPageBreak/>
         <w:t>Appendix A. Detailed QA Test Cases</w:t>
       </w:r>
-      <w:bookmarkEnd w:id="33"/>
+      <w:bookmarkEnd w:id="31"/>
     </w:p>
     <w:tbl>
       <w:tblPr>
@@ -14587,21 +13065,7 @@
               <w:rPr>
                 <w:sz w:val="12"/>
               </w:rPr>
-              <w:t xml:space="preserve">Cart persisted using </w:t>
-            </w:r>
-            <w:proofErr w:type="spellStart"/>
-            <w:r>
-              <w:rPr>
-                <w:sz w:val="12"/>
-              </w:rPr>
-              <w:t>localStorage</w:t>
-            </w:r>
-            <w:proofErr w:type="spellEnd"/>
-            <w:r>
-              <w:rPr>
-                <w:sz w:val="12"/>
-              </w:rPr>
-              <w:t>.</w:t>
+              <w:t>Cart persisted using localStorage.</w:t>
             </w:r>
           </w:p>
         </w:tc>
@@ -15477,21 +13941,7 @@
               <w:rPr>
                 <w:sz w:val="12"/>
               </w:rPr>
-              <w:t xml:space="preserve">Fallback or </w:t>
-            </w:r>
-            <w:proofErr w:type="spellStart"/>
-            <w:r>
-              <w:rPr>
-                <w:sz w:val="12"/>
-              </w:rPr>
-              <w:t>NotFound</w:t>
-            </w:r>
-            <w:proofErr w:type="spellEnd"/>
-            <w:r>
-              <w:rPr>
-                <w:sz w:val="12"/>
-              </w:rPr>
-              <w:t xml:space="preserve"> message appears.</w:t>
+              <w:t>Fallback or NotFound message appears.</w:t>
             </w:r>
           </w:p>
         </w:tc>
@@ -15541,22 +13991,22 @@
       <w:pPr>
         <w:pStyle w:val="Heading1"/>
       </w:pPr>
-      <w:bookmarkStart w:id="34" w:name="_Toc229498836"/>
+      <w:bookmarkStart w:id="32" w:name="_Toc230031394"/>
       <w:r>
         <w:lastRenderedPageBreak/>
         <w:t>Appendix B. Jira and GitHub Evidence Screenshots</w:t>
       </w:r>
-      <w:bookmarkEnd w:id="34"/>
+      <w:bookmarkEnd w:id="32"/>
     </w:p>
     <w:p>
       <w:pPr>
         <w:pStyle w:val="Heading2"/>
       </w:pPr>
-      <w:bookmarkStart w:id="35" w:name="_Toc229498837"/>
+      <w:bookmarkStart w:id="33" w:name="_Toc230031395"/>
       <w:r>
         <w:t>B.1 Sprint 1 Evidence</w:t>
       </w:r>
-      <w:bookmarkEnd w:id="35"/>
+      <w:bookmarkEnd w:id="33"/>
     </w:p>
     <w:p>
       <w:pPr>
@@ -15625,12 +14075,12 @@
       <w:pPr>
         <w:pStyle w:val="Heading2"/>
       </w:pPr>
-      <w:bookmarkStart w:id="36" w:name="_Toc229498838"/>
+      <w:bookmarkStart w:id="34" w:name="_Toc230031396"/>
       <w:r>
         <w:lastRenderedPageBreak/>
         <w:t>B.2 Sprint 2 Evidence</w:t>
       </w:r>
-      <w:bookmarkEnd w:id="36"/>
+      <w:bookmarkEnd w:id="34"/>
     </w:p>
     <w:p>
       <w:pPr>
@@ -15699,12 +14149,12 @@
       <w:pPr>
         <w:pStyle w:val="Heading2"/>
       </w:pPr>
-      <w:bookmarkStart w:id="37" w:name="_Toc229498839"/>
+      <w:bookmarkStart w:id="35" w:name="_Toc230031397"/>
       <w:r>
         <w:lastRenderedPageBreak/>
         <w:t>B.3 Sprint 3 Evidence</w:t>
       </w:r>
-      <w:bookmarkEnd w:id="37"/>
+      <w:bookmarkEnd w:id="35"/>
     </w:p>
     <w:p>
       <w:pPr>
@@ -15773,12 +14223,12 @@
       <w:pPr>
         <w:pStyle w:val="Heading2"/>
       </w:pPr>
-      <w:bookmarkStart w:id="38" w:name="_Toc229498840"/>
+      <w:bookmarkStart w:id="36" w:name="_Toc230031398"/>
       <w:r>
         <w:lastRenderedPageBreak/>
         <w:t>B.4 Sprint 4 Evidence</w:t>
       </w:r>
-      <w:bookmarkEnd w:id="38"/>
+      <w:bookmarkEnd w:id="36"/>
     </w:p>
     <w:p>
       <w:pPr>
@@ -15847,12 +14297,12 @@
       <w:pPr>
         <w:pStyle w:val="Heading2"/>
       </w:pPr>
-      <w:bookmarkStart w:id="39" w:name="_Toc229498841"/>
+      <w:bookmarkStart w:id="37" w:name="_Toc230031399"/>
       <w:r>
         <w:lastRenderedPageBreak/>
         <w:t>B.5 Sprint 5 Final QA Evidence</w:t>
       </w:r>
-      <w:bookmarkEnd w:id="39"/>
+      <w:bookmarkEnd w:id="37"/>
     </w:p>
     <w:p>
       <w:pPr>
@@ -15921,12 +14371,12 @@
       <w:pPr>
         <w:pStyle w:val="Heading2"/>
       </w:pPr>
-      <w:bookmarkStart w:id="40" w:name="_Toc229498842"/>
+      <w:bookmarkStart w:id="38" w:name="_Toc230031400"/>
       <w:r>
         <w:lastRenderedPageBreak/>
         <w:t>B.6 Jira-GitHub Integration Evidence</w:t>
       </w:r>
-      <w:bookmarkEnd w:id="40"/>
+      <w:bookmarkEnd w:id="38"/>
     </w:p>
     <w:p>
       <w:pPr>
@@ -15995,12 +14445,12 @@
       <w:pPr>
         <w:pStyle w:val="Heading2"/>
       </w:pPr>
-      <w:bookmarkStart w:id="41" w:name="_Toc229498843"/>
+      <w:bookmarkStart w:id="39" w:name="_Toc230031401"/>
       <w:r>
         <w:lastRenderedPageBreak/>
         <w:t>B.7 Velocity Report</w:t>
       </w:r>
-      <w:bookmarkEnd w:id="41"/>
+      <w:bookmarkEnd w:id="39"/>
     </w:p>
     <w:p>
       <w:pPr>
@@ -16069,12 +14519,12 @@
       <w:pPr>
         <w:pStyle w:val="Heading2"/>
       </w:pPr>
-      <w:bookmarkStart w:id="42" w:name="_Toc229498844"/>
+      <w:bookmarkStart w:id="40" w:name="_Toc230031402"/>
       <w:r>
         <w:lastRenderedPageBreak/>
         <w:t>B.8 GitHub Repository Evidence</w:t>
       </w:r>
-      <w:bookmarkEnd w:id="42"/>
+      <w:bookmarkEnd w:id="40"/>
     </w:p>
     <w:p>
       <w:pPr>
@@ -16329,21 +14779,12 @@
       <w:pStyle w:val="Header"/>
       <w:jc w:val="right"/>
     </w:pPr>
-    <w:proofErr w:type="spellStart"/>
     <w:r>
       <w:rPr>
         <w:color w:val="5C6A7C"/>
         <w:sz w:val="16"/>
       </w:rPr>
-      <w:t>YallaMarket</w:t>
-    </w:r>
-    <w:proofErr w:type="spellEnd"/>
-    <w:r>
-      <w:rPr>
-        <w:color w:val="5C6A7C"/>
-        <w:sz w:val="16"/>
-      </w:rPr>
-      <w:t xml:space="preserve"> — Final Report</w:t>
+      <w:t>YallaMarket — Final Report</w:t>
     </w:r>
   </w:p>
 </w:hdr>
@@ -16356,21 +14797,12 @@
       <w:pStyle w:val="Header"/>
       <w:jc w:val="right"/>
     </w:pPr>
-    <w:proofErr w:type="spellStart"/>
     <w:r>
       <w:rPr>
         <w:color w:val="5C6A7C"/>
         <w:sz w:val="16"/>
       </w:rPr>
-      <w:t>YallaMarket</w:t>
-    </w:r>
-    <w:proofErr w:type="spellEnd"/>
-    <w:r>
-      <w:rPr>
-        <w:color w:val="5C6A7C"/>
-        <w:sz w:val="16"/>
-      </w:rPr>
-      <w:t xml:space="preserve"> — Final Report</w:t>
+      <w:t>YallaMarket — Final Report</w:t>
     </w:r>
   </w:p>
 </w:hdr>
@@ -16383,21 +14815,12 @@
       <w:pStyle w:val="Header"/>
       <w:jc w:val="right"/>
     </w:pPr>
-    <w:proofErr w:type="spellStart"/>
     <w:r>
       <w:rPr>
         <w:color w:val="5C6A7C"/>
         <w:sz w:val="16"/>
       </w:rPr>
-      <w:t>YallaMarket</w:t>
-    </w:r>
-    <w:proofErr w:type="spellEnd"/>
-    <w:r>
-      <w:rPr>
-        <w:color w:val="5C6A7C"/>
-        <w:sz w:val="16"/>
-      </w:rPr>
-      <w:t xml:space="preserve"> — Final Report</w:t>
+      <w:t>YallaMarket — Final Report</w:t>
     </w:r>
   </w:p>
 </w:hdr>
@@ -16410,21 +14833,12 @@
       <w:pStyle w:val="Header"/>
       <w:jc w:val="right"/>
     </w:pPr>
-    <w:proofErr w:type="spellStart"/>
     <w:r>
       <w:rPr>
         <w:color w:val="5C6A7C"/>
         <w:sz w:val="16"/>
       </w:rPr>
-      <w:t>YallaMarket</w:t>
-    </w:r>
-    <w:proofErr w:type="spellEnd"/>
-    <w:r>
-      <w:rPr>
-        <w:color w:val="5C6A7C"/>
-        <w:sz w:val="16"/>
-      </w:rPr>
-      <w:t xml:space="preserve"> — Final Report</w:t>
+      <w:t>YallaMarket — Final Report</w:t>
     </w:r>
   </w:p>
 </w:hdr>
@@ -16437,21 +14851,12 @@
       <w:pStyle w:val="Header"/>
       <w:jc w:val="right"/>
     </w:pPr>
-    <w:proofErr w:type="spellStart"/>
     <w:r>
       <w:rPr>
         <w:color w:val="5C6A7C"/>
         <w:sz w:val="16"/>
       </w:rPr>
-      <w:t>YallaMarket</w:t>
-    </w:r>
-    <w:proofErr w:type="spellEnd"/>
-    <w:r>
-      <w:rPr>
-        <w:color w:val="5C6A7C"/>
-        <w:sz w:val="16"/>
-      </w:rPr>
-      <w:t xml:space="preserve"> — Final Report</w:t>
+      <w:t>YallaMarket — Final Report</w:t>
     </w:r>
   </w:p>
 </w:hdr>
@@ -16464,21 +14869,12 @@
       <w:pStyle w:val="Header"/>
       <w:jc w:val="right"/>
     </w:pPr>
-    <w:proofErr w:type="spellStart"/>
     <w:r>
       <w:rPr>
         <w:color w:val="5C6A7C"/>
         <w:sz w:val="16"/>
       </w:rPr>
-      <w:t>YallaMarket</w:t>
-    </w:r>
-    <w:proofErr w:type="spellEnd"/>
-    <w:r>
-      <w:rPr>
-        <w:color w:val="5C6A7C"/>
-        <w:sz w:val="16"/>
-      </w:rPr>
-      <w:t xml:space="preserve"> — Final Report</w:t>
+      <w:t>YallaMarket — Final Report</w:t>
     </w:r>
   </w:p>
 </w:hdr>
@@ -16491,21 +14887,12 @@
       <w:pStyle w:val="Header"/>
       <w:jc w:val="right"/>
     </w:pPr>
-    <w:proofErr w:type="spellStart"/>
     <w:r>
       <w:rPr>
         <w:color w:val="5C6A7C"/>
         <w:sz w:val="16"/>
       </w:rPr>
-      <w:t>YallaMarket</w:t>
-    </w:r>
-    <w:proofErr w:type="spellEnd"/>
-    <w:r>
-      <w:rPr>
-        <w:color w:val="5C6A7C"/>
-        <w:sz w:val="16"/>
-      </w:rPr>
-      <w:t xml:space="preserve"> — Final Report</w:t>
+      <w:t>YallaMarket — Final Report</w:t>
     </w:r>
   </w:p>
 </w:hdr>
@@ -17321,7 +15708,6 @@
   <w:style w:type="character" w:default="1" w:styleId="DefaultParagraphFont">
     <w:name w:val="Default Paragraph Font"/>
     <w:uiPriority w:val="1"/>
-    <w:semiHidden/>
     <w:unhideWhenUsed/>
   </w:style>
   <w:style w:type="table" w:default="1" w:styleId="TableNormal">
